--- a/chapters/01-introduction.docx
+++ b/chapters/01-introduction.docx
@@ -7,7 +7,7 @@
         <w:pStyle w:val="Title"/>
       </w:pPr>
       <w:r>
-        <w:t xml:space="preserve">Chapter 1: Introduction</w:t>
+        <w:t xml:space="preserve">Chapter 1: A Definition of Causal Effect</w:t>
       </w:r>
     </w:p>
     <w:sdt>
@@ -36,23 +36,46 @@
         </w:p>
       </w:sdtContent>
     </w:sdt>
-    <w:bookmarkStart w:id="20" w:name="overview"/>
+    <w:p>
+      <w:pPr>
+        <w:pStyle w:val="FirstParagraph"/>
+      </w:pPr>
+      <w:r>
+        <w:t xml:space="preserve">As a human being, you are already familiar with causal inference’s fundamental concepts. Through sheer existence, you know what a causal effect is, understand the difference between association and causation, and you have used this knowledge consistently throughout your life. Had you not, you’d be dead. Without basic causal concepts, you would not have survived long enough to read this chapter, let alone learn to read. As a toddler, you would have jumped right into the swimming pool after seeing those who did were later able to reach the jam jar. As a teenager, you would have skied down the most dangerous slopes after seeing those who did won the next ski race. As a parent, you would have refused to give antibiotics to your sick child after observing that those children who took their medicines were not at the park the next day.</w:t>
+      </w:r>
+    </w:p>
+    <w:p>
+      <w:pPr>
+        <w:pStyle w:val="BodyText"/>
+      </w:pPr>
+      <w:r>
+        <w:t xml:space="preserve">Since you already understand the definition of causal effect and the difference between association and causation, do not expect to gain deep conceptual insights from this chapter. Rather, the purpose of this chapter is to introduce mathematical notation that formalizes the causal intuition that you already possess. Make sure that you can match your causal intuition with the mathematical notation introduced here. This notation is necessary to precisely define causal concepts, and will be used throughout the book.</w:t>
+      </w:r>
+    </w:p>
+    <w:p>
+      <w:pPr>
+        <w:pStyle w:val="BodyText"/>
+      </w:pPr>
+      <w:r>
+        <w:t xml:space="preserve">This content is based on</w:t>
+      </w:r>
+      <w:r>
+        <w:t xml:space="preserve"> </w:t>
+      </w:r>
+      <w:r>
+        <w:t xml:space="preserve">Hernán and Robins (2020, chap. 1, pp. 3-12)</w:t>
+      </w:r>
+      <w:r>
+        <w:t xml:space="preserve">.</w:t>
+      </w:r>
+    </w:p>
+    <w:bookmarkStart w:id="21" w:name="individual-causal-effects-pp.-3-4"/>
     <w:p>
       <w:pPr>
         <w:pStyle w:val="Heading2"/>
       </w:pPr>
       <w:r>
-        <w:t xml:space="preserve">1 Overview</w:t>
-      </w:r>
-    </w:p>
-    <w:bookmarkEnd w:id="20"/>
-    <w:bookmarkStart w:id="21" w:name="what-is-causal-inference"/>
-    <w:p>
-      <w:pPr>
-        <w:pStyle w:val="Heading2"/>
-      </w:pPr>
-      <w:r>
-        <w:t xml:space="preserve">2 What is Causal Inference?</w:t>
+        <w:t xml:space="preserve">1 1.1 Individual Causal Effects (pp. 3-4)</w:t>
       </w:r>
     </w:p>
     <w:p>
@@ -60,35 +83,37 @@
         <w:pStyle w:val="FirstParagraph"/>
       </w:pPr>
       <w:r>
-        <w:t xml:space="preserve">Causal inference is the process of drawing conclusions about causal connections based on the conditions of the occurrence of an effect.</w:t>
-      </w:r>
-    </w:p>
-    <w:bookmarkEnd w:id="21"/>
-    <w:bookmarkStart w:id="22" w:name="fundamental-problem"/>
-    <w:p>
-      <w:pPr>
-        <w:pStyle w:val="Heading2"/>
-      </w:pPr>
-      <w:r>
-        <w:t xml:space="preserve">3 Fundamental Problem</w:t>
-      </w:r>
-    </w:p>
-    <w:bookmarkEnd w:id="22"/>
-    <w:bookmarkStart w:id="23" w:name="notation-and-framework"/>
-    <w:p>
-      <w:pPr>
-        <w:pStyle w:val="Heading2"/>
-      </w:pPr>
-      <w:r>
-        <w:t xml:space="preserve">4 Notation and Framework</w:t>
-      </w:r>
-    </w:p>
-    <w:p>
-      <w:pPr>
-        <w:pStyle w:val="FirstParagraph"/>
-      </w:pPr>
-      <w:r>
-        <w:t xml:space="preserve">Let’s define our notation:</w:t>
+        <w:t xml:space="preserve">We use a hypothetical example to introduce causal effects. Consider Zeus’s extended family as our population of interest. Suppose all 20 family members have a life-threatening disease and we want to study the causal effect of heart transplant (treatment</w:t>
+      </w:r>
+      <w:r>
+        <w:t xml:space="preserve"> </w:t>
+      </w:r>
+      <m:oMath>
+        <m:r>
+          <m:t>A</m:t>
+        </m:r>
+      </m:oMath>
+      <w:r>
+        <w:t xml:space="preserve">) on death (outcome</w:t>
+      </w:r>
+      <w:r>
+        <w:t xml:space="preserve"> </w:t>
+      </w:r>
+      <m:oMath>
+        <m:r>
+          <m:t>Y</m:t>
+        </m:r>
+      </m:oMath>
+      <w:r>
+        <w:t xml:space="preserve">) within 5 years.</w:t>
+      </w:r>
+    </w:p>
+    <w:p>
+      <w:pPr>
+        <w:pStyle w:val="BodyText"/>
+      </w:pPr>
+      <w:r>
+        <w:t xml:space="preserve">We represent treatment and outcome as binary variables:</w:t>
       </w:r>
     </w:p>
     <w:p>
@@ -99,13 +124,54 @@
           <w:numId w:val="1001"/>
         </w:numPr>
       </w:pPr>
+      <w:r>
+        <w:t xml:space="preserve">Let</w:t>
+      </w:r>
+      <w:r>
+        <w:t xml:space="preserve"> </w:t>
+      </w:r>
       <m:oMath>
         <m:r>
-          <m:t>Y</m:t>
+          <m:t>A</m:t>
+        </m:r>
+        <m:r>
+          <m:rPr>
+            <m:sty m:val="p"/>
+          </m:rPr>
+          <m:t>=</m:t>
+        </m:r>
+        <m:r>
+          <m:t>1</m:t>
         </m:r>
       </m:oMath>
       <w:r>
-        <w:t xml:space="preserve">: outcome variable</w:t>
+        <w:t xml:space="preserve"> </w:t>
+      </w:r>
+      <w:r>
+        <w:t xml:space="preserve">if the individual receives a heart transplant,</w:t>
+      </w:r>
+      <w:r>
+        <w:t xml:space="preserve"> </w:t>
+      </w:r>
+      <m:oMath>
+        <m:r>
+          <m:t>A</m:t>
+        </m:r>
+        <m:r>
+          <m:rPr>
+            <m:sty m:val="p"/>
+          </m:rPr>
+          <m:t>=</m:t>
+        </m:r>
+        <m:r>
+          <m:t>0</m:t>
+        </m:r>
+      </m:oMath>
+      <w:r>
+        <w:t xml:space="preserve"> </w:t>
+      </w:r>
+      <w:r>
+        <w:t xml:space="preserve">if not</w:t>
       </w:r>
     </w:p>
     <w:p>
@@ -116,16 +182,91 @@
           <w:numId w:val="1001"/>
         </w:numPr>
       </w:pPr>
+      <w:r>
+        <w:t xml:space="preserve">Let</w:t>
+      </w:r>
+      <w:r>
+        <w:t xml:space="preserve"> </w:t>
+      </w:r>
       <m:oMath>
         <m:r>
-          <m:t>A</m:t>
+          <m:t>Y</m:t>
+        </m:r>
+        <m:r>
+          <m:rPr>
+            <m:sty m:val="p"/>
+          </m:rPr>
+          <m:t>=</m:t>
+        </m:r>
+        <m:r>
+          <m:t>1</m:t>
         </m:r>
       </m:oMath>
       <w:r>
-        <w:t xml:space="preserve">: treatment variable</w:t>
-      </w:r>
-      <w:r>
-        <w:br/>
+        <w:t xml:space="preserve"> </w:t>
+      </w:r>
+      <w:r>
+        <w:t xml:space="preserve">if the individual dies within 5 years,</w:t>
+      </w:r>
+      <w:r>
+        <w:t xml:space="preserve"> </w:t>
+      </w:r>
+      <m:oMath>
+        <m:r>
+          <m:t>Y</m:t>
+        </m:r>
+        <m:r>
+          <m:rPr>
+            <m:sty m:val="p"/>
+          </m:rPr>
+          <m:t>=</m:t>
+        </m:r>
+        <m:r>
+          <m:t>0</m:t>
+        </m:r>
+      </m:oMath>
+      <w:r>
+        <w:t xml:space="preserve"> </w:t>
+      </w:r>
+      <w:r>
+        <w:t xml:space="preserve">if survives</w:t>
+      </w:r>
+    </w:p>
+    <w:p>
+      <w:pPr>
+        <w:pStyle w:val="FirstParagraph"/>
+      </w:pPr>
+      <w:r>
+        <w:t xml:space="preserve">To define a causal effect, we need to compare two</w:t>
+      </w:r>
+      <w:r>
+        <w:t xml:space="preserve"> </w:t>
+      </w:r>
+      <w:r>
+        <w:rPr>
+          <w:b/>
+          <w:bCs/>
+        </w:rPr>
+        <w:t xml:space="preserve">counterfactual outcomes</w:t>
+      </w:r>
+      <w:r>
+        <w:t xml:space="preserve"> </w:t>
+      </w:r>
+      <w:r>
+        <w:t xml:space="preserve">(also called</w:t>
+      </w:r>
+      <w:r>
+        <w:t xml:space="preserve"> </w:t>
+      </w:r>
+      <w:r>
+        <w:rPr>
+          <w:b/>
+          <w:bCs/>
+        </w:rPr>
+        <w:t xml:space="preserve">potential outcomes</w:t>
+      </w:r>
+      <w:r>
+        <w:t xml:space="preserve">) for each individual:</w:t>
       </w:r>
     </w:p>
     <w:p>
@@ -133,7 +274,7 @@
         <w:pStyle w:val="Compact"/>
         <w:numPr>
           <w:ilvl w:val="0"/>
-          <w:numId w:val="1001"/>
+          <w:numId w:val="1002"/>
         </w:numPr>
       </w:pPr>
       <m:oMath>
@@ -147,42 +288,4805 @@
             <m:r>
               <m:t>a</m:t>
             </m:r>
+            <m:r>
+              <m:rPr>
+                <m:sty m:val="p"/>
+              </m:rPr>
+              <m:t>=</m:t>
+            </m:r>
+            <m:r>
+              <m:t>1</m:t>
+            </m:r>
           </m:sup>
         </m:sSup>
       </m:oMath>
       <w:r>
-        <w:t xml:space="preserve">: potential outcome under treatment</w:t>
-      </w:r>
-      <w:r>
-        <w:t xml:space="preserve"> </w:t>
+        <w:t xml:space="preserve">: The outcome if the individual receives treatment (</w:t>
       </w:r>
       <m:oMath>
         <m:r>
           <m:t>a</m:t>
         </m:r>
+        <m:r>
+          <m:rPr>
+            <m:sty m:val="p"/>
+          </m:rPr>
+          <m:t>=</m:t>
+        </m:r>
+        <m:r>
+          <m:t>1</m:t>
+        </m:r>
       </m:oMath>
-    </w:p>
+      <w:r>
+        <w:t xml:space="preserve">)</w:t>
+      </w:r>
+    </w:p>
+    <w:p>
+      <w:pPr>
+        <w:pStyle w:val="Compact"/>
+        <w:numPr>
+          <w:ilvl w:val="0"/>
+          <w:numId w:val="1002"/>
+        </w:numPr>
+      </w:pPr>
+      <m:oMath>
+        <m:sSup>
+          <m:e>
+            <m:r>
+              <m:t>Y</m:t>
+            </m:r>
+          </m:e>
+          <m:sup>
+            <m:r>
+              <m:t>a</m:t>
+            </m:r>
+            <m:r>
+              <m:rPr>
+                <m:sty m:val="p"/>
+              </m:rPr>
+              <m:t>=</m:t>
+            </m:r>
+            <m:r>
+              <m:t>0</m:t>
+            </m:r>
+          </m:sup>
+        </m:sSup>
+      </m:oMath>
+      <w:r>
+        <w:t xml:space="preserve">: The outcome if the individual does not receive treatment (</w:t>
+      </w:r>
+      <m:oMath>
+        <m:r>
+          <m:t>a</m:t>
+        </m:r>
+        <m:r>
+          <m:rPr>
+            <m:sty m:val="p"/>
+          </m:rPr>
+          <m:t>=</m:t>
+        </m:r>
+        <m:r>
+          <m:t>0</m:t>
+        </m:r>
+      </m:oMath>
+      <w:r>
+        <w:t xml:space="preserve">)</w:t>
+      </w:r>
+    </w:p>
+    <w:p>
+      <w:pPr>
+        <w:pStyle w:val="FirstParagraph"/>
+      </w:pPr>
+      <w:r>
+        <w:t xml:space="preserve">An</w:t>
+      </w:r>
+      <w:r>
+        <w:t xml:space="preserve"> </w:t>
+      </w:r>
+      <w:r>
+        <w:rPr>
+          <w:b/>
+          <w:bCs/>
+        </w:rPr>
+        <w:t xml:space="preserve">individual causal effect</w:t>
+      </w:r>
+      <w:r>
+        <w:t xml:space="preserve"> </w:t>
+      </w:r>
+      <w:r>
+        <w:t xml:space="preserve">exists when</w:t>
+      </w:r>
+      <w:r>
+        <w:t xml:space="preserve"> </w:t>
+      </w:r>
+      <m:oMath>
+        <m:sSup>
+          <m:e>
+            <m:r>
+              <m:t>Y</m:t>
+            </m:r>
+          </m:e>
+          <m:sup>
+            <m:r>
+              <m:t>a</m:t>
+            </m:r>
+            <m:r>
+              <m:rPr>
+                <m:sty m:val="p"/>
+              </m:rPr>
+              <m:t>=</m:t>
+            </m:r>
+            <m:r>
+              <m:t>1</m:t>
+            </m:r>
+          </m:sup>
+        </m:sSup>
+        <m:r>
+          <m:rPr>
+            <m:sty m:val="p"/>
+          </m:rPr>
+          <m:t>≠</m:t>
+        </m:r>
+        <m:sSup>
+          <m:e>
+            <m:r>
+              <m:t>Y</m:t>
+            </m:r>
+          </m:e>
+          <m:sup>
+            <m:r>
+              <m:t>a</m:t>
+            </m:r>
+            <m:r>
+              <m:rPr>
+                <m:sty m:val="p"/>
+              </m:rPr>
+              <m:t>=</m:t>
+            </m:r>
+            <m:r>
+              <m:t>0</m:t>
+            </m:r>
+          </m:sup>
+        </m:sSup>
+      </m:oMath>
+      <w:r>
+        <w:t xml:space="preserve"> </w:t>
+      </w:r>
+      <w:r>
+        <w:t xml:space="preserve">for an individual. For example, if Zeus would die if transplanted (</w:t>
+      </w:r>
+      <m:oMath>
+        <m:sSup>
+          <m:e>
+            <m:r>
+              <m:t>Y</m:t>
+            </m:r>
+          </m:e>
+          <m:sup>
+            <m:r>
+              <m:t>a</m:t>
+            </m:r>
+            <m:r>
+              <m:rPr>
+                <m:sty m:val="p"/>
+              </m:rPr>
+              <m:t>=</m:t>
+            </m:r>
+            <m:r>
+              <m:t>1</m:t>
+            </m:r>
+          </m:sup>
+        </m:sSup>
+        <m:r>
+          <m:rPr>
+            <m:sty m:val="p"/>
+          </m:rPr>
+          <m:t>=</m:t>
+        </m:r>
+        <m:r>
+          <m:t>1</m:t>
+        </m:r>
+      </m:oMath>
+      <w:r>
+        <w:t xml:space="preserve">) but survive if not transplanted (</w:t>
+      </w:r>
+      <m:oMath>
+        <m:sSup>
+          <m:e>
+            <m:r>
+              <m:t>Y</m:t>
+            </m:r>
+          </m:e>
+          <m:sup>
+            <m:r>
+              <m:t>a</m:t>
+            </m:r>
+            <m:r>
+              <m:rPr>
+                <m:sty m:val="p"/>
+              </m:rPr>
+              <m:t>=</m:t>
+            </m:r>
+            <m:r>
+              <m:t>0</m:t>
+            </m:r>
+          </m:sup>
+        </m:sSup>
+        <m:r>
+          <m:rPr>
+            <m:sty m:val="p"/>
+          </m:rPr>
+          <m:t>=</m:t>
+        </m:r>
+        <m:r>
+          <m:t>0</m:t>
+        </m:r>
+      </m:oMath>
+      <w:r>
+        <w:t xml:space="preserve">), then heart transplant has a causal effect on Zeus’s outcome.</w:t>
+      </w:r>
+    </w:p>
+    <w:p>
+      <w:pPr>
+        <w:pStyle w:val="BodyText"/>
+      </w:pPr>
+      <w:r>
+        <w:t xml:space="preserve">These counterfactual outcomes represent what</w:t>
+      </w:r>
+      <w:r>
+        <w:t xml:space="preserve"> </w:t>
+      </w:r>
+      <w:r>
+        <w:rPr>
+          <w:i/>
+          <w:iCs/>
+        </w:rPr>
+        <w:t xml:space="preserve">would</w:t>
+      </w:r>
+      <w:r>
+        <w:t xml:space="preserve"> </w:t>
+      </w:r>
+      <w:r>
+        <w:t xml:space="preserve">happen under each treatment condition. The notation</w:t>
+      </w:r>
+      <w:r>
+        <w:t xml:space="preserve"> </w:t>
+      </w:r>
+      <m:oMath>
+        <m:sSup>
+          <m:e>
+            <m:r>
+              <m:t>Y</m:t>
+            </m:r>
+          </m:e>
+          <m:sup>
+            <m:r>
+              <m:t>a</m:t>
+            </m:r>
+          </m:sup>
+        </m:sSup>
+      </m:oMath>
+      <w:r>
+        <w:t xml:space="preserve"> </w:t>
+      </w:r>
+      <w:r>
+        <w:t xml:space="preserve">denotes the counterfactual outcome under treatment level</w:t>
+      </w:r>
+      <w:r>
+        <w:t xml:space="preserve"> </w:t>
+      </w:r>
+      <m:oMath>
+        <m:r>
+          <m:t>a</m:t>
+        </m:r>
+      </m:oMath>
+      <w:r>
+        <w:t xml:space="preserve">. This framework was formally developed in the statistical literature and is fundamental to causal inference.</w:t>
+      </w:r>
+    </w:p>
+    <w:bookmarkStart w:id="20" w:name="the-fundamental-problem"/>
+    <w:p>
+      <w:pPr>
+        <w:pStyle w:val="Heading3"/>
+      </w:pPr>
+      <w:r>
+        <w:t xml:space="preserve">1.1 The Fundamental Problem</w:t>
+      </w:r>
+    </w:p>
+    <w:p>
+      <w:pPr>
+        <w:pStyle w:val="FirstParagraph"/>
+      </w:pPr>
+      <w:r>
+        <w:t xml:space="preserve">The fundamental problem of causal inference is that we can only observe one of the two counterfactual outcomes for each individual. If Zeus receives a heart transplant, we observe</w:t>
+      </w:r>
+      <w:r>
+        <w:t xml:space="preserve"> </w:t>
+      </w:r>
+      <m:oMath>
+        <m:sSup>
+          <m:e>
+            <m:r>
+              <m:t>Y</m:t>
+            </m:r>
+          </m:e>
+          <m:sup>
+            <m:r>
+              <m:t>a</m:t>
+            </m:r>
+            <m:r>
+              <m:rPr>
+                <m:sty m:val="p"/>
+              </m:rPr>
+              <m:t>=</m:t>
+            </m:r>
+            <m:r>
+              <m:t>1</m:t>
+            </m:r>
+          </m:sup>
+        </m:sSup>
+      </m:oMath>
+      <w:r>
+        <w:t xml:space="preserve"> </w:t>
+      </w:r>
+      <w:r>
+        <w:t xml:space="preserve">but not</w:t>
+      </w:r>
+      <w:r>
+        <w:t xml:space="preserve"> </w:t>
+      </w:r>
+      <m:oMath>
+        <m:sSup>
+          <m:e>
+            <m:r>
+              <m:t>Y</m:t>
+            </m:r>
+          </m:e>
+          <m:sup>
+            <m:r>
+              <m:t>a</m:t>
+            </m:r>
+            <m:r>
+              <m:rPr>
+                <m:sty m:val="p"/>
+              </m:rPr>
+              <m:t>=</m:t>
+            </m:r>
+            <m:r>
+              <m:t>0</m:t>
+            </m:r>
+          </m:sup>
+        </m:sSup>
+      </m:oMath>
+      <w:r>
+        <w:t xml:space="preserve">. The unobserved counterfactual outcome remains unknown.</w:t>
+      </w:r>
+    </w:p>
+    <w:p>
+      <w:pPr>
+        <w:pStyle w:val="BodyText"/>
+      </w:pPr>
+      <w:r>
+        <w:t xml:space="preserve">Formally, for each individual, the observed outcome</w:t>
+      </w:r>
+      <w:r>
+        <w:t xml:space="preserve"> </w:t>
+      </w:r>
+      <m:oMath>
+        <m:r>
+          <m:t>Y</m:t>
+        </m:r>
+      </m:oMath>
+      <w:r>
+        <w:t xml:space="preserve"> </w:t>
+      </w:r>
+      <w:r>
+        <w:t xml:space="preserve">equals the counterfactual outcome</w:t>
+      </w:r>
+      <w:r>
+        <w:t xml:space="preserve"> </w:t>
+      </w:r>
+      <m:oMath>
+        <m:sSup>
+          <m:e>
+            <m:r>
+              <m:t>Y</m:t>
+            </m:r>
+          </m:e>
+          <m:sup>
+            <m:r>
+              <m:t>a</m:t>
+            </m:r>
+          </m:sup>
+        </m:sSup>
+      </m:oMath>
+      <w:r>
+        <w:t xml:space="preserve"> </w:t>
+      </w:r>
+      <w:r>
+        <w:t xml:space="preserve">corresponding to the treatment actually received:</w:t>
+      </w:r>
+      <w:r>
+        <w:t xml:space="preserve"> </w:t>
+      </w:r>
+      <m:oMath>
+        <m:r>
+          <m:t>Y</m:t>
+        </m:r>
+        <m:r>
+          <m:rPr>
+            <m:sty m:val="p"/>
+          </m:rPr>
+          <m:t>=</m:t>
+        </m:r>
+        <m:sSup>
+          <m:e>
+            <m:r>
+              <m:t>Y</m:t>
+            </m:r>
+          </m:e>
+          <m:sup>
+            <m:r>
+              <m:t>A</m:t>
+            </m:r>
+          </m:sup>
+        </m:sSup>
+      </m:oMath>
+      <w:r>
+        <w:t xml:space="preserve">. This equality is called</w:t>
+      </w:r>
+      <w:r>
+        <w:t xml:space="preserve"> </w:t>
+      </w:r>
+      <w:r>
+        <w:rPr>
+          <w:b/>
+          <w:bCs/>
+        </w:rPr>
+        <w:t xml:space="preserve">consistency</w:t>
+      </w:r>
+      <w:r>
+        <w:t xml:space="preserve">.</w:t>
+      </w:r>
+    </w:p>
+    <w:p>
+      <w:pPr>
+        <w:pStyle w:val="BodyText"/>
+      </w:pPr>
+      <w:r>
+        <w:t xml:space="preserve">Because of this missing data problem, individual causal effects cannot generally be identified (i.e., computed from observed data). We can never simultaneously observe both</w:t>
+      </w:r>
+      <w:r>
+        <w:t xml:space="preserve"> </w:t>
+      </w:r>
+      <m:oMath>
+        <m:sSup>
+          <m:e>
+            <m:r>
+              <m:t>Y</m:t>
+            </m:r>
+          </m:e>
+          <m:sup>
+            <m:r>
+              <m:t>a</m:t>
+            </m:r>
+            <m:r>
+              <m:rPr>
+                <m:sty m:val="p"/>
+              </m:rPr>
+              <m:t>=</m:t>
+            </m:r>
+            <m:r>
+              <m:t>1</m:t>
+            </m:r>
+          </m:sup>
+        </m:sSup>
+      </m:oMath>
+      <w:r>
+        <w:t xml:space="preserve"> </w:t>
+      </w:r>
+      <w:r>
+        <w:t xml:space="preserve">and</w:t>
+      </w:r>
+      <w:r>
+        <w:t xml:space="preserve"> </w:t>
+      </w:r>
+      <m:oMath>
+        <m:sSup>
+          <m:e>
+            <m:r>
+              <m:t>Y</m:t>
+            </m:r>
+          </m:e>
+          <m:sup>
+            <m:r>
+              <m:t>a</m:t>
+            </m:r>
+            <m:r>
+              <m:rPr>
+                <m:sty m:val="p"/>
+              </m:rPr>
+              <m:t>=</m:t>
+            </m:r>
+            <m:r>
+              <m:t>0</m:t>
+            </m:r>
+          </m:sup>
+        </m:sSup>
+      </m:oMath>
+      <w:r>
+        <w:t xml:space="preserve"> </w:t>
+      </w:r>
+      <w:r>
+        <w:t xml:space="preserve">for the same individual. This is why causal inference is fundamentally a missing data problem.</w:t>
+      </w:r>
+    </w:p>
+    <w:p>
+      <w:pPr>
+        <w:pStyle w:val="BodyText"/>
+      </w:pPr>
+      <w:r>
+        <w:t xml:space="preserve">However, we can define and sometimes estimate</w:t>
+      </w:r>
+      <w:r>
+        <w:t xml:space="preserve"> </w:t>
+      </w:r>
+      <w:r>
+        <w:rPr>
+          <w:b/>
+          <w:bCs/>
+        </w:rPr>
+        <w:t xml:space="preserve">average causal effects</w:t>
+      </w:r>
+      <w:r>
+        <w:t xml:space="preserve"> </w:t>
+      </w:r>
+      <w:r>
+        <w:t xml:space="preserve">in populations, which is the focus of the next section.</w:t>
+      </w:r>
+    </w:p>
+    <w:bookmarkEnd w:id="20"/>
+    <w:bookmarkEnd w:id="21"/>
+    <w:bookmarkStart w:id="23" w:name="average-causal-effects-pp.-4-7"/>
+    <w:p>
+      <w:pPr>
+        <w:pStyle w:val="Heading2"/>
+      </w:pPr>
+      <w:r>
+        <w:t xml:space="preserve">2 1.2 Average Causal Effects (pp. 4-7)</w:t>
+      </w:r>
+    </w:p>
+    <w:p>
+      <w:pPr>
+        <w:pStyle w:val="FirstParagraph"/>
+      </w:pPr>
+      <w:r>
+        <w:t xml:space="preserve">Since individual causal effects cannot be identified, we focus on</w:t>
+      </w:r>
+      <w:r>
+        <w:t xml:space="preserve"> </w:t>
+      </w:r>
+      <w:r>
+        <w:rPr>
+          <w:b/>
+          <w:bCs/>
+        </w:rPr>
+        <w:t xml:space="preserve">average causal effects</w:t>
+      </w:r>
+      <w:r>
+        <w:t xml:space="preserve"> </w:t>
+      </w:r>
+      <w:r>
+        <w:t xml:space="preserve">in a population. Table 1.1 shows the counterfactual outcomes for all 20 members of Zeus’s family.</w:t>
+      </w:r>
+    </w:p>
+    <w:p>
+      <w:pPr>
+        <w:pStyle w:val="BodyText"/>
+      </w:pPr>
+      <w:r>
+        <w:t xml:space="preserve">From Table 1.1, we can compute:</w:t>
+      </w:r>
+    </w:p>
+    <w:p>
+      <w:pPr>
+        <w:pStyle w:val="Compact"/>
+        <w:numPr>
+          <w:ilvl w:val="0"/>
+          <w:numId w:val="1003"/>
+        </w:numPr>
+      </w:pPr>
+      <w:r>
+        <w:t xml:space="preserve">Risk if all treated:</w:t>
+      </w:r>
+      <w:r>
+        <w:t xml:space="preserve"> </w:t>
+      </w:r>
+      <m:oMath>
+        <m:r>
+          <m:t>P</m:t>
+        </m:r>
+        <m:r>
+          <m:t>r</m:t>
+        </m:r>
+        <m:d>
+          <m:dPr>
+            <m:begChr m:val="["/>
+            <m:sepChr m:val=""/>
+            <m:endChr m:val="]"/>
+            <m:grow/>
+          </m:dPr>
+          <m:e>
+            <m:sSup>
+              <m:e>
+                <m:r>
+                  <m:t>Y</m:t>
+                </m:r>
+              </m:e>
+              <m:sup>
+                <m:r>
+                  <m:t>a</m:t>
+                </m:r>
+                <m:r>
+                  <m:rPr>
+                    <m:sty m:val="p"/>
+                  </m:rPr>
+                  <m:t>=</m:t>
+                </m:r>
+                <m:r>
+                  <m:t>1</m:t>
+                </m:r>
+              </m:sup>
+            </m:sSup>
+            <m:r>
+              <m:rPr>
+                <m:sty m:val="p"/>
+              </m:rPr>
+              <m:t>=</m:t>
+            </m:r>
+            <m:r>
+              <m:t>1</m:t>
+            </m:r>
+          </m:e>
+        </m:d>
+        <m:r>
+          <m:rPr>
+            <m:sty m:val="p"/>
+          </m:rPr>
+          <m:t>=</m:t>
+        </m:r>
+        <m:r>
+          <m:t>10</m:t>
+        </m:r>
+        <m:r>
+          <m:rPr>
+            <m:sty m:val="p"/>
+          </m:rPr>
+          <m:t>/</m:t>
+        </m:r>
+        <m:r>
+          <m:t>20</m:t>
+        </m:r>
+        <m:r>
+          <m:rPr>
+            <m:sty m:val="p"/>
+          </m:rPr>
+          <m:t>=</m:t>
+        </m:r>
+        <m:r>
+          <m:t>0.5</m:t>
+        </m:r>
+      </m:oMath>
+    </w:p>
+    <w:p>
+      <w:pPr>
+        <w:pStyle w:val="Compact"/>
+        <w:numPr>
+          <w:ilvl w:val="0"/>
+          <w:numId w:val="1003"/>
+        </w:numPr>
+      </w:pPr>
+      <w:r>
+        <w:t xml:space="preserve">Risk if all untreated:</w:t>
+      </w:r>
+      <w:r>
+        <w:t xml:space="preserve"> </w:t>
+      </w:r>
+      <m:oMath>
+        <m:r>
+          <m:t>P</m:t>
+        </m:r>
+        <m:r>
+          <m:t>r</m:t>
+        </m:r>
+        <m:d>
+          <m:dPr>
+            <m:begChr m:val="["/>
+            <m:sepChr m:val=""/>
+            <m:endChr m:val="]"/>
+            <m:grow/>
+          </m:dPr>
+          <m:e>
+            <m:sSup>
+              <m:e>
+                <m:r>
+                  <m:t>Y</m:t>
+                </m:r>
+              </m:e>
+              <m:sup>
+                <m:r>
+                  <m:t>a</m:t>
+                </m:r>
+                <m:r>
+                  <m:rPr>
+                    <m:sty m:val="p"/>
+                  </m:rPr>
+                  <m:t>=</m:t>
+                </m:r>
+                <m:r>
+                  <m:t>0</m:t>
+                </m:r>
+              </m:sup>
+            </m:sSup>
+            <m:r>
+              <m:rPr>
+                <m:sty m:val="p"/>
+              </m:rPr>
+              <m:t>=</m:t>
+            </m:r>
+            <m:r>
+              <m:t>1</m:t>
+            </m:r>
+          </m:e>
+        </m:d>
+        <m:r>
+          <m:rPr>
+            <m:sty m:val="p"/>
+          </m:rPr>
+          <m:t>=</m:t>
+        </m:r>
+        <m:r>
+          <m:t>10</m:t>
+        </m:r>
+        <m:r>
+          <m:rPr>
+            <m:sty m:val="p"/>
+          </m:rPr>
+          <m:t>/</m:t>
+        </m:r>
+        <m:r>
+          <m:t>20</m:t>
+        </m:r>
+        <m:r>
+          <m:rPr>
+            <m:sty m:val="p"/>
+          </m:rPr>
+          <m:t>=</m:t>
+        </m:r>
+        <m:r>
+          <m:t>0.5</m:t>
+        </m:r>
+      </m:oMath>
+    </w:p>
+    <w:bookmarkStart w:id="22" w:name="definition-of-average-causal-effect"/>
+    <w:p>
+      <w:pPr>
+        <w:pStyle w:val="Heading3"/>
+      </w:pPr>
+      <w:r>
+        <w:t xml:space="preserve">2.1 Definition of Average Causal Effect</w:t>
+      </w:r>
+    </w:p>
+    <w:p>
+      <w:pPr>
+        <w:pStyle w:val="FirstParagraph"/>
+      </w:pPr>
+      <w:r>
+        <w:t xml:space="preserve">An</w:t>
+      </w:r>
+      <w:r>
+        <w:t xml:space="preserve"> </w:t>
+      </w:r>
+      <w:r>
+        <w:rPr>
+          <w:b/>
+          <w:bCs/>
+        </w:rPr>
+        <w:t xml:space="preserve">average causal effect</w:t>
+      </w:r>
+      <w:r>
+        <w:t xml:space="preserve"> </w:t>
+      </w:r>
+      <w:r>
+        <w:t xml:space="preserve">of treatment</w:t>
+      </w:r>
+      <w:r>
+        <w:t xml:space="preserve"> </w:t>
+      </w:r>
+      <m:oMath>
+        <m:r>
+          <m:t>A</m:t>
+        </m:r>
+      </m:oMath>
+      <w:r>
+        <w:t xml:space="preserve"> </w:t>
+      </w:r>
+      <w:r>
+        <w:t xml:space="preserve">on outcome</w:t>
+      </w:r>
+      <w:r>
+        <w:t xml:space="preserve"> </w:t>
+      </w:r>
+      <m:oMath>
+        <m:r>
+          <m:t>Y</m:t>
+        </m:r>
+      </m:oMath>
+      <w:r>
+        <w:t xml:space="preserve"> </w:t>
+      </w:r>
+      <w:r>
+        <w:t xml:space="preserve">is present if:</w:t>
+      </w:r>
+    </w:p>
+    <w:p>
+      <w:pPr>
+        <w:pStyle w:val="BodyText"/>
+      </w:pPr>
+      <m:oMathPara>
+        <m:oMathParaPr>
+          <m:jc m:val="center"/>
+        </m:oMathParaPr>
+        <m:oMath>
+          <m:r>
+            <m:t>P</m:t>
+          </m:r>
+          <m:r>
+            <m:t>r</m:t>
+          </m:r>
+          <m:d>
+            <m:dPr>
+              <m:begChr m:val="["/>
+              <m:sepChr m:val=""/>
+              <m:endChr m:val="]"/>
+              <m:grow/>
+            </m:dPr>
+            <m:e>
+              <m:sSup>
+                <m:e>
+                  <m:r>
+                    <m:t>Y</m:t>
+                  </m:r>
+                </m:e>
+                <m:sup>
+                  <m:r>
+                    <m:t>a</m:t>
+                  </m:r>
+                  <m:r>
+                    <m:rPr>
+                      <m:sty m:val="p"/>
+                    </m:rPr>
+                    <m:t>=</m:t>
+                  </m:r>
+                  <m:r>
+                    <m:t>1</m:t>
+                  </m:r>
+                </m:sup>
+              </m:sSup>
+              <m:r>
+                <m:rPr>
+                  <m:sty m:val="p"/>
+                </m:rPr>
+                <m:t>=</m:t>
+              </m:r>
+              <m:r>
+                <m:t>1</m:t>
+              </m:r>
+            </m:e>
+          </m:d>
+          <m:r>
+            <m:rPr>
+              <m:sty m:val="p"/>
+            </m:rPr>
+            <m:t>≠</m:t>
+          </m:r>
+          <m:r>
+            <m:t>P</m:t>
+          </m:r>
+          <m:r>
+            <m:t>r</m:t>
+          </m:r>
+          <m:d>
+            <m:dPr>
+              <m:begChr m:val="["/>
+              <m:sepChr m:val=""/>
+              <m:endChr m:val="]"/>
+              <m:grow/>
+            </m:dPr>
+            <m:e>
+              <m:sSup>
+                <m:e>
+                  <m:r>
+                    <m:t>Y</m:t>
+                  </m:r>
+                </m:e>
+                <m:sup>
+                  <m:r>
+                    <m:t>a</m:t>
+                  </m:r>
+                  <m:r>
+                    <m:rPr>
+                      <m:sty m:val="p"/>
+                    </m:rPr>
+                    <m:t>=</m:t>
+                  </m:r>
+                  <m:r>
+                    <m:t>0</m:t>
+                  </m:r>
+                </m:sup>
+              </m:sSup>
+              <m:r>
+                <m:rPr>
+                  <m:sty m:val="p"/>
+                </m:rPr>
+                <m:t>=</m:t>
+              </m:r>
+              <m:r>
+                <m:t>1</m:t>
+              </m:r>
+            </m:e>
+          </m:d>
+        </m:oMath>
+      </m:oMathPara>
+    </w:p>
+    <w:p>
+      <w:pPr>
+        <w:pStyle w:val="FirstParagraph"/>
+      </w:pPr>
+      <w:r>
+        <w:t xml:space="preserve">or equivalently (using expected values):</w:t>
+      </w:r>
+    </w:p>
+    <w:p>
+      <w:pPr>
+        <w:pStyle w:val="BodyText"/>
+      </w:pPr>
+      <m:oMathPara>
+        <m:oMathParaPr>
+          <m:jc m:val="center"/>
+        </m:oMathParaPr>
+        <m:oMath>
+          <m:r>
+            <m:t>E</m:t>
+          </m:r>
+          <m:d>
+            <m:dPr>
+              <m:begChr m:val="["/>
+              <m:sepChr m:val=""/>
+              <m:endChr m:val="]"/>
+              <m:grow/>
+            </m:dPr>
+            <m:e>
+              <m:sSup>
+                <m:e>
+                  <m:r>
+                    <m:t>Y</m:t>
+                  </m:r>
+                </m:e>
+                <m:sup>
+                  <m:r>
+                    <m:t>a</m:t>
+                  </m:r>
+                  <m:r>
+                    <m:rPr>
+                      <m:sty m:val="p"/>
+                    </m:rPr>
+                    <m:t>=</m:t>
+                  </m:r>
+                  <m:r>
+                    <m:t>1</m:t>
+                  </m:r>
+                </m:sup>
+              </m:sSup>
+            </m:e>
+          </m:d>
+          <m:r>
+            <m:rPr>
+              <m:sty m:val="p"/>
+            </m:rPr>
+            <m:t>≠</m:t>
+          </m:r>
+          <m:r>
+            <m:t>E</m:t>
+          </m:r>
+          <m:d>
+            <m:dPr>
+              <m:begChr m:val="["/>
+              <m:sepChr m:val=""/>
+              <m:endChr m:val="]"/>
+              <m:grow/>
+            </m:dPr>
+            <m:e>
+              <m:sSup>
+                <m:e>
+                  <m:r>
+                    <m:t>Y</m:t>
+                  </m:r>
+                </m:e>
+                <m:sup>
+                  <m:r>
+                    <m:t>a</m:t>
+                  </m:r>
+                  <m:r>
+                    <m:rPr>
+                      <m:sty m:val="p"/>
+                    </m:rPr>
+                    <m:t>=</m:t>
+                  </m:r>
+                  <m:r>
+                    <m:t>0</m:t>
+                  </m:r>
+                </m:sup>
+              </m:sSup>
+            </m:e>
+          </m:d>
+        </m:oMath>
+      </m:oMathPara>
+    </w:p>
+    <w:p>
+      <w:pPr>
+        <w:pStyle w:val="FirstParagraph"/>
+      </w:pPr>
+      <w:r>
+        <w:t xml:space="preserve">In our population, treatment does</w:t>
+      </w:r>
+      <w:r>
+        <w:t xml:space="preserve"> </w:t>
+      </w:r>
+      <w:r>
+        <w:rPr>
+          <w:i/>
+          <w:iCs/>
+        </w:rPr>
+        <w:t xml:space="preserve">not</w:t>
+      </w:r>
+      <w:r>
+        <w:t xml:space="preserve"> </w:t>
+      </w:r>
+      <w:r>
+        <w:t xml:space="preserve">have an average causal effect because both risks equal 0.5. The</w:t>
+      </w:r>
+      <w:r>
+        <w:t xml:space="preserve"> </w:t>
+      </w:r>
+      <w:r>
+        <w:rPr>
+          <w:b/>
+          <w:bCs/>
+        </w:rPr>
+        <w:t xml:space="preserve">null hypothesis of no average causal effect</w:t>
+      </w:r>
+      <w:r>
+        <w:t xml:space="preserve"> </w:t>
+      </w:r>
+      <w:r>
+        <w:t xml:space="preserve">holds. However, this does not mean there are no individual effects.</w:t>
+      </w:r>
+    </w:p>
+    <w:p>
+      <w:pPr>
+        <w:pStyle w:val="BodyText"/>
+      </w:pPr>
+      <w:r>
+        <w:t xml:space="preserve">Even though the average causal effect is null, 12 individuals in Table 1.1 have individual causal effects. Six were harmed by treatment (</w:t>
+      </w:r>
+      <m:oMath>
+        <m:sSup>
+          <m:e>
+            <m:r>
+              <m:t>Y</m:t>
+            </m:r>
+          </m:e>
+          <m:sup>
+            <m:r>
+              <m:t>a</m:t>
+            </m:r>
+            <m:r>
+              <m:rPr>
+                <m:sty m:val="p"/>
+              </m:rPr>
+              <m:t>=</m:t>
+            </m:r>
+            <m:r>
+              <m:t>1</m:t>
+            </m:r>
+          </m:sup>
+        </m:sSup>
+        <m:r>
+          <m:rPr>
+            <m:sty m:val="p"/>
+          </m:rPr>
+          <m:t>−</m:t>
+        </m:r>
+        <m:sSup>
+          <m:e>
+            <m:r>
+              <m:t>Y</m:t>
+            </m:r>
+          </m:e>
+          <m:sup>
+            <m:r>
+              <m:t>a</m:t>
+            </m:r>
+            <m:r>
+              <m:rPr>
+                <m:sty m:val="p"/>
+              </m:rPr>
+              <m:t>=</m:t>
+            </m:r>
+            <m:r>
+              <m:t>0</m:t>
+            </m:r>
+          </m:sup>
+        </m:sSup>
+        <m:r>
+          <m:rPr>
+            <m:sty m:val="p"/>
+          </m:rPr>
+          <m:t>=</m:t>
+        </m:r>
+        <m:r>
+          <m:t>1</m:t>
+        </m:r>
+      </m:oMath>
+      <w:r>
+        <w:t xml:space="preserve">), including Zeus, and six were helped (</w:t>
+      </w:r>
+      <m:oMath>
+        <m:sSup>
+          <m:e>
+            <m:r>
+              <m:t>Y</m:t>
+            </m:r>
+          </m:e>
+          <m:sup>
+            <m:r>
+              <m:t>a</m:t>
+            </m:r>
+            <m:r>
+              <m:rPr>
+                <m:sty m:val="p"/>
+              </m:rPr>
+              <m:t>=</m:t>
+            </m:r>
+            <m:r>
+              <m:t>1</m:t>
+            </m:r>
+          </m:sup>
+        </m:sSup>
+        <m:r>
+          <m:rPr>
+            <m:sty m:val="p"/>
+          </m:rPr>
+          <m:t>−</m:t>
+        </m:r>
+        <m:sSup>
+          <m:e>
+            <m:r>
+              <m:t>Y</m:t>
+            </m:r>
+          </m:e>
+          <m:sup>
+            <m:r>
+              <m:t>a</m:t>
+            </m:r>
+            <m:r>
+              <m:rPr>
+                <m:sty m:val="p"/>
+              </m:rPr>
+              <m:t>=</m:t>
+            </m:r>
+            <m:r>
+              <m:t>0</m:t>
+            </m:r>
+          </m:sup>
+        </m:sSup>
+        <m:r>
+          <m:rPr>
+            <m:sty m:val="p"/>
+          </m:rPr>
+          <m:t>=</m:t>
+        </m:r>
+        <m:r>
+          <m:rPr>
+            <m:sty m:val="p"/>
+          </m:rPr>
+          <m:t>−</m:t>
+        </m:r>
+        <m:r>
+          <m:t>1</m:t>
+        </m:r>
+      </m:oMath>
+      <w:r>
+        <w:t xml:space="preserve">). The harmful and beneficial effects cancel out in the average.</w:t>
+      </w:r>
+    </w:p>
+    <w:p>
+      <w:pPr>
+        <w:pStyle w:val="BodyText"/>
+      </w:pPr>
+      <w:r>
+        <w:t xml:space="preserve">The average causal effect</w:t>
+      </w:r>
+      <w:r>
+        <w:t xml:space="preserve"> </w:t>
+      </w:r>
+      <m:oMath>
+        <m:r>
+          <m:t>E</m:t>
+        </m:r>
+        <m:d>
+          <m:dPr>
+            <m:begChr m:val="["/>
+            <m:sepChr m:val=""/>
+            <m:endChr m:val="]"/>
+            <m:grow/>
+          </m:dPr>
+          <m:e>
+            <m:sSup>
+              <m:e>
+                <m:r>
+                  <m:t>Y</m:t>
+                </m:r>
+              </m:e>
+              <m:sup>
+                <m:r>
+                  <m:t>a</m:t>
+                </m:r>
+                <m:r>
+                  <m:rPr>
+                    <m:sty m:val="p"/>
+                  </m:rPr>
+                  <m:t>=</m:t>
+                </m:r>
+                <m:r>
+                  <m:t>1</m:t>
+                </m:r>
+              </m:sup>
+            </m:sSup>
+          </m:e>
+        </m:d>
+        <m:r>
+          <m:rPr>
+            <m:sty m:val="p"/>
+          </m:rPr>
+          <m:t>−</m:t>
+        </m:r>
+        <m:r>
+          <m:t>E</m:t>
+        </m:r>
+        <m:d>
+          <m:dPr>
+            <m:begChr m:val="["/>
+            <m:sepChr m:val=""/>
+            <m:endChr m:val="]"/>
+            <m:grow/>
+          </m:dPr>
+          <m:e>
+            <m:sSup>
+              <m:e>
+                <m:r>
+                  <m:t>Y</m:t>
+                </m:r>
+              </m:e>
+              <m:sup>
+                <m:r>
+                  <m:t>a</m:t>
+                </m:r>
+                <m:r>
+                  <m:rPr>
+                    <m:sty m:val="p"/>
+                  </m:rPr>
+                  <m:t>=</m:t>
+                </m:r>
+                <m:r>
+                  <m:t>0</m:t>
+                </m:r>
+              </m:sup>
+            </m:sSup>
+          </m:e>
+        </m:d>
+      </m:oMath>
+      <w:r>
+        <w:t xml:space="preserve"> </w:t>
+      </w:r>
+      <w:r>
+        <w:t xml:space="preserve">always equals the average of individual causal effects</w:t>
+      </w:r>
+      <w:r>
+        <w:t xml:space="preserve"> </w:t>
+      </w:r>
+      <m:oMath>
+        <m:r>
+          <m:t>E</m:t>
+        </m:r>
+        <m:d>
+          <m:dPr>
+            <m:begChr m:val="["/>
+            <m:sepChr m:val=""/>
+            <m:endChr m:val="]"/>
+            <m:grow/>
+          </m:dPr>
+          <m:e>
+            <m:sSup>
+              <m:e>
+                <m:r>
+                  <m:t>Y</m:t>
+                </m:r>
+              </m:e>
+              <m:sup>
+                <m:r>
+                  <m:t>a</m:t>
+                </m:r>
+                <m:r>
+                  <m:rPr>
+                    <m:sty m:val="p"/>
+                  </m:rPr>
+                  <m:t>=</m:t>
+                </m:r>
+                <m:r>
+                  <m:t>1</m:t>
+                </m:r>
+              </m:sup>
+            </m:sSup>
+            <m:r>
+              <m:rPr>
+                <m:sty m:val="p"/>
+              </m:rPr>
+              <m:t>−</m:t>
+            </m:r>
+            <m:sSup>
+              <m:e>
+                <m:r>
+                  <m:t>Y</m:t>
+                </m:r>
+              </m:e>
+              <m:sup>
+                <m:r>
+                  <m:t>a</m:t>
+                </m:r>
+                <m:r>
+                  <m:rPr>
+                    <m:sty m:val="p"/>
+                  </m:rPr>
+                  <m:t>=</m:t>
+                </m:r>
+                <m:r>
+                  <m:t>0</m:t>
+                </m:r>
+              </m:sup>
+            </m:sSup>
+          </m:e>
+        </m:d>
+      </m:oMath>
+      <w:r>
+        <w:t xml:space="preserve">, because a difference of averages equals the average of the differences.</w:t>
+      </w:r>
+    </w:p>
+    <w:p>
+      <w:pPr>
+        <w:pStyle w:val="BodyText"/>
+      </w:pPr>
+      <w:r>
+        <w:t xml:space="preserve">When there is no causal effect for</w:t>
+      </w:r>
+      <w:r>
+        <w:t xml:space="preserve"> </w:t>
+      </w:r>
+      <w:r>
+        <w:rPr>
+          <w:i/>
+          <w:iCs/>
+        </w:rPr>
+        <w:t xml:space="preserve">any</w:t>
+      </w:r>
+      <w:r>
+        <w:t xml:space="preserve"> </w:t>
+      </w:r>
+      <w:r>
+        <w:t xml:space="preserve">individual (i.e.,</w:t>
+      </w:r>
+      <w:r>
+        <w:t xml:space="preserve"> </w:t>
+      </w:r>
+      <m:oMath>
+        <m:sSup>
+          <m:e>
+            <m:r>
+              <m:t>Y</m:t>
+            </m:r>
+          </m:e>
+          <m:sup>
+            <m:r>
+              <m:t>a</m:t>
+            </m:r>
+            <m:r>
+              <m:rPr>
+                <m:sty m:val="p"/>
+              </m:rPr>
+              <m:t>=</m:t>
+            </m:r>
+            <m:r>
+              <m:t>1</m:t>
+            </m:r>
+          </m:sup>
+        </m:sSup>
+        <m:r>
+          <m:rPr>
+            <m:sty m:val="p"/>
+          </m:rPr>
+          <m:t>=</m:t>
+        </m:r>
+        <m:sSup>
+          <m:e>
+            <m:r>
+              <m:t>Y</m:t>
+            </m:r>
+          </m:e>
+          <m:sup>
+            <m:r>
+              <m:t>a</m:t>
+            </m:r>
+            <m:r>
+              <m:rPr>
+                <m:sty m:val="p"/>
+              </m:rPr>
+              <m:t>=</m:t>
+            </m:r>
+            <m:r>
+              <m:t>0</m:t>
+            </m:r>
+          </m:sup>
+        </m:sSup>
+      </m:oMath>
+      <w:r>
+        <w:t xml:space="preserve"> </w:t>
+      </w:r>
+      <w:r>
+        <w:t xml:space="preserve">for all individuals), we say the</w:t>
+      </w:r>
+      <w:r>
+        <w:t xml:space="preserve"> </w:t>
+      </w:r>
+      <w:r>
+        <w:rPr>
+          <w:b/>
+          <w:bCs/>
+        </w:rPr>
+        <w:t xml:space="preserve">sharp causal null hypothesis</w:t>
+      </w:r>
+      <w:r>
+        <w:t xml:space="preserve"> </w:t>
+      </w:r>
+      <w:r>
+        <w:t xml:space="preserve">is true. The sharp null implies the null hypothesis of no average effect.</w:t>
+      </w:r>
+    </w:p>
+    <w:bookmarkEnd w:id="22"/>
     <w:bookmarkEnd w:id="23"/>
-    <w:bookmarkStart w:id="24" w:name="assumptions"/>
+    <w:bookmarkStart w:id="27" w:name="measures-of-causal-effect-pp.-7"/>
     <w:p>
       <w:pPr>
         <w:pStyle w:val="Heading2"/>
       </w:pPr>
       <w:r>
-        <w:t xml:space="preserve">5 Assumptions</w:t>
+        <w:t xml:space="preserve">3 1.3 Measures of Causal Effect (pp. 7)</w:t>
+      </w:r>
+    </w:p>
+    <w:p>
+      <w:pPr>
+        <w:pStyle w:val="FirstParagraph"/>
+      </w:pPr>
+      <w:r>
+        <w:t xml:space="preserve">When a causal effect exists, we can quantify its magnitude using different</w:t>
+      </w:r>
+      <w:r>
+        <w:t xml:space="preserve"> </w:t>
+      </w:r>
+      <w:r>
+        <w:rPr>
+          <w:b/>
+          <w:bCs/>
+        </w:rPr>
+        <w:t xml:space="preserve">effect measures</w:t>
+      </w:r>
+      <w:r>
+        <w:t xml:space="preserve">. The three most common for binary outcomes are:</w:t>
+      </w:r>
+    </w:p>
+    <w:bookmarkStart w:id="24" w:name="causal-risk-difference"/>
+    <w:p>
+      <w:pPr>
+        <w:pStyle w:val="Heading3"/>
+      </w:pPr>
+      <w:r>
+        <w:t xml:space="preserve">3.1 Causal Risk Difference</w:t>
+      </w:r>
+    </w:p>
+    <w:p>
+      <w:pPr>
+        <w:pStyle w:val="FirstParagraph"/>
+      </w:pPr>
+      <m:oMathPara>
+        <m:oMathParaPr>
+          <m:jc m:val="center"/>
+        </m:oMathParaPr>
+        <m:oMath>
+          <m:r>
+            <m:t>P</m:t>
+          </m:r>
+          <m:r>
+            <m:t>r</m:t>
+          </m:r>
+          <m:d>
+            <m:dPr>
+              <m:begChr m:val="["/>
+              <m:sepChr m:val=""/>
+              <m:endChr m:val="]"/>
+              <m:grow/>
+            </m:dPr>
+            <m:e>
+              <m:sSup>
+                <m:e>
+                  <m:r>
+                    <m:t>Y</m:t>
+                  </m:r>
+                </m:e>
+                <m:sup>
+                  <m:r>
+                    <m:t>a</m:t>
+                  </m:r>
+                  <m:r>
+                    <m:rPr>
+                      <m:sty m:val="p"/>
+                    </m:rPr>
+                    <m:t>=</m:t>
+                  </m:r>
+                  <m:r>
+                    <m:t>1</m:t>
+                  </m:r>
+                </m:sup>
+              </m:sSup>
+              <m:r>
+                <m:rPr>
+                  <m:sty m:val="p"/>
+                </m:rPr>
+                <m:t>=</m:t>
+              </m:r>
+              <m:r>
+                <m:t>1</m:t>
+              </m:r>
+            </m:e>
+          </m:d>
+          <m:r>
+            <m:rPr>
+              <m:sty m:val="p"/>
+            </m:rPr>
+            <m:t>−</m:t>
+          </m:r>
+          <m:r>
+            <m:t>P</m:t>
+          </m:r>
+          <m:r>
+            <m:t>r</m:t>
+          </m:r>
+          <m:d>
+            <m:dPr>
+              <m:begChr m:val="["/>
+              <m:sepChr m:val=""/>
+              <m:endChr m:val="]"/>
+              <m:grow/>
+            </m:dPr>
+            <m:e>
+              <m:sSup>
+                <m:e>
+                  <m:r>
+                    <m:t>Y</m:t>
+                  </m:r>
+                </m:e>
+                <m:sup>
+                  <m:r>
+                    <m:t>a</m:t>
+                  </m:r>
+                  <m:r>
+                    <m:rPr>
+                      <m:sty m:val="p"/>
+                    </m:rPr>
+                    <m:t>=</m:t>
+                  </m:r>
+                  <m:r>
+                    <m:t>0</m:t>
+                  </m:r>
+                </m:sup>
+              </m:sSup>
+              <m:r>
+                <m:rPr>
+                  <m:sty m:val="p"/>
+                </m:rPr>
+                <m:t>=</m:t>
+              </m:r>
+              <m:r>
+                <m:t>1</m:t>
+              </m:r>
+            </m:e>
+          </m:d>
+        </m:oMath>
+      </m:oMathPara>
+    </w:p>
+    <w:p>
+      <w:pPr>
+        <w:pStyle w:val="FirstParagraph"/>
+      </w:pPr>
+      <w:r>
+        <w:t xml:space="preserve">This additive measure equals zero under the null hypothesis. It measures the absolute difference in risk.</w:t>
       </w:r>
     </w:p>
     <w:bookmarkEnd w:id="24"/>
-    <w:bookmarkStart w:id="25" w:name="summary"/>
+    <w:bookmarkStart w:id="25" w:name="causal-risk-ratio"/>
+    <w:p>
+      <w:pPr>
+        <w:pStyle w:val="Heading3"/>
+      </w:pPr>
+      <w:r>
+        <w:t xml:space="preserve">3.2 Causal Risk Ratio</w:t>
+      </w:r>
+    </w:p>
+    <w:p>
+      <w:pPr>
+        <w:pStyle w:val="FirstParagraph"/>
+      </w:pPr>
+      <m:oMathPara>
+        <m:oMathParaPr>
+          <m:jc m:val="center"/>
+        </m:oMathParaPr>
+        <m:oMath>
+          <m:f>
+            <m:fPr>
+              <m:type m:val="bar"/>
+            </m:fPr>
+            <m:num>
+              <m:r>
+                <m:t>P</m:t>
+              </m:r>
+              <m:r>
+                <m:t>r</m:t>
+              </m:r>
+              <m:d>
+                <m:dPr>
+                  <m:begChr m:val="["/>
+                  <m:sepChr m:val=""/>
+                  <m:endChr m:val="]"/>
+                  <m:grow/>
+                </m:dPr>
+                <m:e>
+                  <m:sSup>
+                    <m:e>
+                      <m:r>
+                        <m:t>Y</m:t>
+                      </m:r>
+                    </m:e>
+                    <m:sup>
+                      <m:r>
+                        <m:t>a</m:t>
+                      </m:r>
+                      <m:r>
+                        <m:rPr>
+                          <m:sty m:val="p"/>
+                        </m:rPr>
+                        <m:t>=</m:t>
+                      </m:r>
+                      <m:r>
+                        <m:t>1</m:t>
+                      </m:r>
+                    </m:sup>
+                  </m:sSup>
+                  <m:r>
+                    <m:rPr>
+                      <m:sty m:val="p"/>
+                    </m:rPr>
+                    <m:t>=</m:t>
+                  </m:r>
+                  <m:r>
+                    <m:t>1</m:t>
+                  </m:r>
+                </m:e>
+              </m:d>
+            </m:num>
+            <m:den>
+              <m:r>
+                <m:t>P</m:t>
+              </m:r>
+              <m:r>
+                <m:t>r</m:t>
+              </m:r>
+              <m:d>
+                <m:dPr>
+                  <m:begChr m:val="["/>
+                  <m:sepChr m:val=""/>
+                  <m:endChr m:val="]"/>
+                  <m:grow/>
+                </m:dPr>
+                <m:e>
+                  <m:sSup>
+                    <m:e>
+                      <m:r>
+                        <m:t>Y</m:t>
+                      </m:r>
+                    </m:e>
+                    <m:sup>
+                      <m:r>
+                        <m:t>a</m:t>
+                      </m:r>
+                      <m:r>
+                        <m:rPr>
+                          <m:sty m:val="p"/>
+                        </m:rPr>
+                        <m:t>=</m:t>
+                      </m:r>
+                      <m:r>
+                        <m:t>0</m:t>
+                      </m:r>
+                    </m:sup>
+                  </m:sSup>
+                  <m:r>
+                    <m:rPr>
+                      <m:sty m:val="p"/>
+                    </m:rPr>
+                    <m:t>=</m:t>
+                  </m:r>
+                  <m:r>
+                    <m:t>1</m:t>
+                  </m:r>
+                </m:e>
+              </m:d>
+            </m:den>
+          </m:f>
+        </m:oMath>
+      </m:oMathPara>
+    </w:p>
+    <w:p>
+      <w:pPr>
+        <w:pStyle w:val="FirstParagraph"/>
+      </w:pPr>
+      <w:r>
+        <w:t xml:space="preserve">This multiplicative measure equals one under the null hypothesis. It measures how many times treatment increases (or decreases) the risk.</w:t>
+      </w:r>
+    </w:p>
+    <w:bookmarkEnd w:id="25"/>
+    <w:bookmarkStart w:id="26" w:name="causal-odds-ratio"/>
+    <w:p>
+      <w:pPr>
+        <w:pStyle w:val="Heading3"/>
+      </w:pPr>
+      <w:r>
+        <w:t xml:space="preserve">3.3 Causal Odds Ratio</w:t>
+      </w:r>
+    </w:p>
+    <w:p>
+      <w:pPr>
+        <w:pStyle w:val="FirstParagraph"/>
+      </w:pPr>
+      <m:oMathPara>
+        <m:oMathParaPr>
+          <m:jc m:val="center"/>
+        </m:oMathParaPr>
+        <m:oMath>
+          <m:f>
+            <m:fPr>
+              <m:type m:val="bar"/>
+            </m:fPr>
+            <m:num>
+              <m:r>
+                <m:t>P</m:t>
+              </m:r>
+              <m:r>
+                <m:t>r</m:t>
+              </m:r>
+              <m:d>
+                <m:dPr>
+                  <m:begChr m:val="["/>
+                  <m:sepChr m:val=""/>
+                  <m:endChr m:val="]"/>
+                  <m:grow/>
+                </m:dPr>
+                <m:e>
+                  <m:sSup>
+                    <m:e>
+                      <m:r>
+                        <m:t>Y</m:t>
+                      </m:r>
+                    </m:e>
+                    <m:sup>
+                      <m:r>
+                        <m:t>a</m:t>
+                      </m:r>
+                      <m:r>
+                        <m:rPr>
+                          <m:sty m:val="p"/>
+                        </m:rPr>
+                        <m:t>=</m:t>
+                      </m:r>
+                      <m:r>
+                        <m:t>1</m:t>
+                      </m:r>
+                    </m:sup>
+                  </m:sSup>
+                  <m:r>
+                    <m:rPr>
+                      <m:sty m:val="p"/>
+                    </m:rPr>
+                    <m:t>=</m:t>
+                  </m:r>
+                  <m:r>
+                    <m:t>1</m:t>
+                  </m:r>
+                </m:e>
+              </m:d>
+              <m:r>
+                <m:rPr>
+                  <m:sty m:val="p"/>
+                </m:rPr>
+                <m:t>/</m:t>
+              </m:r>
+              <m:r>
+                <m:t>P</m:t>
+              </m:r>
+              <m:r>
+                <m:t>r</m:t>
+              </m:r>
+              <m:d>
+                <m:dPr>
+                  <m:begChr m:val="["/>
+                  <m:sepChr m:val=""/>
+                  <m:endChr m:val="]"/>
+                  <m:grow/>
+                </m:dPr>
+                <m:e>
+                  <m:sSup>
+                    <m:e>
+                      <m:r>
+                        <m:t>Y</m:t>
+                      </m:r>
+                    </m:e>
+                    <m:sup>
+                      <m:r>
+                        <m:t>a</m:t>
+                      </m:r>
+                      <m:r>
+                        <m:rPr>
+                          <m:sty m:val="p"/>
+                        </m:rPr>
+                        <m:t>=</m:t>
+                      </m:r>
+                      <m:r>
+                        <m:t>1</m:t>
+                      </m:r>
+                    </m:sup>
+                  </m:sSup>
+                  <m:r>
+                    <m:rPr>
+                      <m:sty m:val="p"/>
+                    </m:rPr>
+                    <m:t>=</m:t>
+                  </m:r>
+                  <m:r>
+                    <m:t>0</m:t>
+                  </m:r>
+                </m:e>
+              </m:d>
+            </m:num>
+            <m:den>
+              <m:r>
+                <m:t>P</m:t>
+              </m:r>
+              <m:r>
+                <m:t>r</m:t>
+              </m:r>
+              <m:d>
+                <m:dPr>
+                  <m:begChr m:val="["/>
+                  <m:sepChr m:val=""/>
+                  <m:endChr m:val="]"/>
+                  <m:grow/>
+                </m:dPr>
+                <m:e>
+                  <m:sSup>
+                    <m:e>
+                      <m:r>
+                        <m:t>Y</m:t>
+                      </m:r>
+                    </m:e>
+                    <m:sup>
+                      <m:r>
+                        <m:t>a</m:t>
+                      </m:r>
+                      <m:r>
+                        <m:rPr>
+                          <m:sty m:val="p"/>
+                        </m:rPr>
+                        <m:t>=</m:t>
+                      </m:r>
+                      <m:r>
+                        <m:t>0</m:t>
+                      </m:r>
+                    </m:sup>
+                  </m:sSup>
+                  <m:r>
+                    <m:rPr>
+                      <m:sty m:val="p"/>
+                    </m:rPr>
+                    <m:t>=</m:t>
+                  </m:r>
+                  <m:r>
+                    <m:t>1</m:t>
+                  </m:r>
+                </m:e>
+              </m:d>
+              <m:r>
+                <m:rPr>
+                  <m:sty m:val="p"/>
+                </m:rPr>
+                <m:t>/</m:t>
+              </m:r>
+              <m:r>
+                <m:t>P</m:t>
+              </m:r>
+              <m:r>
+                <m:t>r</m:t>
+              </m:r>
+              <m:d>
+                <m:dPr>
+                  <m:begChr m:val="["/>
+                  <m:sepChr m:val=""/>
+                  <m:endChr m:val="]"/>
+                  <m:grow/>
+                </m:dPr>
+                <m:e>
+                  <m:sSup>
+                    <m:e>
+                      <m:r>
+                        <m:t>Y</m:t>
+                      </m:r>
+                    </m:e>
+                    <m:sup>
+                      <m:r>
+                        <m:t>a</m:t>
+                      </m:r>
+                      <m:r>
+                        <m:rPr>
+                          <m:sty m:val="p"/>
+                        </m:rPr>
+                        <m:t>=</m:t>
+                      </m:r>
+                      <m:r>
+                        <m:t>0</m:t>
+                      </m:r>
+                    </m:sup>
+                  </m:sSup>
+                  <m:r>
+                    <m:rPr>
+                      <m:sty m:val="p"/>
+                    </m:rPr>
+                    <m:t>=</m:t>
+                  </m:r>
+                  <m:r>
+                    <m:t>0</m:t>
+                  </m:r>
+                </m:e>
+              </m:d>
+            </m:den>
+          </m:f>
+        </m:oMath>
+      </m:oMathPara>
+    </w:p>
+    <w:p>
+      <w:pPr>
+        <w:pStyle w:val="FirstParagraph"/>
+      </w:pPr>
+      <w:r>
+        <w:t xml:space="preserve">This also equals one under the null hypothesis.</w:t>
+      </w:r>
+    </w:p>
+    <w:p>
+      <w:pPr>
+        <w:pStyle w:val="BodyText"/>
+      </w:pPr>
+      <w:r>
+        <w:t xml:space="preserve">Different effect measures serve different purposes. For example, suppose 3 in a million would develop the outcome if treated, and 1 in a million if untreated:</w:t>
+      </w:r>
+    </w:p>
+    <w:p>
+      <w:pPr>
+        <w:pStyle w:val="Compact"/>
+        <w:numPr>
+          <w:ilvl w:val="0"/>
+          <w:numId w:val="1004"/>
+        </w:numPr>
+      </w:pPr>
+      <w:r>
+        <w:t xml:space="preserve">Causal risk ratio = 3 (treatment triples the risk)</w:t>
+      </w:r>
+    </w:p>
+    <w:p>
+      <w:pPr>
+        <w:pStyle w:val="Compact"/>
+        <w:numPr>
+          <w:ilvl w:val="0"/>
+          <w:numId w:val="1004"/>
+        </w:numPr>
+      </w:pPr>
+      <w:r>
+        <w:t xml:space="preserve">Causal risk difference = 0.000002 (2 additional cases per million treated)</w:t>
+      </w:r>
+    </w:p>
+    <w:p>
+      <w:pPr>
+        <w:pStyle w:val="FirstParagraph"/>
+      </w:pPr>
+      <w:r>
+        <w:t xml:space="preserve">The risk ratio is useful for understanding relative risk, while the risk difference is useful for understanding the absolute number of cases attributable to treatment.</w:t>
+      </w:r>
+    </w:p>
+    <w:p>
+      <w:pPr>
+        <w:pStyle w:val="BodyText"/>
+      </w:pPr>
+      <w:r>
+        <w:t xml:space="preserve">The causal risk difference is the average of individual causal effects</w:t>
+      </w:r>
+      <w:r>
+        <w:t xml:space="preserve"> </w:t>
+      </w:r>
+      <m:oMath>
+        <m:sSup>
+          <m:e>
+            <m:r>
+              <m:t>Y</m:t>
+            </m:r>
+          </m:e>
+          <m:sup>
+            <m:r>
+              <m:t>a</m:t>
+            </m:r>
+            <m:r>
+              <m:rPr>
+                <m:sty m:val="p"/>
+              </m:rPr>
+              <m:t>=</m:t>
+            </m:r>
+            <m:r>
+              <m:t>1</m:t>
+            </m:r>
+          </m:sup>
+        </m:sSup>
+        <m:r>
+          <m:rPr>
+            <m:sty m:val="p"/>
+          </m:rPr>
+          <m:t>−</m:t>
+        </m:r>
+        <m:sSup>
+          <m:e>
+            <m:r>
+              <m:t>Y</m:t>
+            </m:r>
+          </m:e>
+          <m:sup>
+            <m:r>
+              <m:t>a</m:t>
+            </m:r>
+            <m:r>
+              <m:rPr>
+                <m:sty m:val="p"/>
+              </m:rPr>
+              <m:t>=</m:t>
+            </m:r>
+            <m:r>
+              <m:t>0</m:t>
+            </m:r>
+          </m:sup>
+        </m:sSup>
+      </m:oMath>
+      <w:r>
+        <w:t xml:space="preserve"> </w:t>
+      </w:r>
+      <w:r>
+        <w:t xml:space="preserve">on the difference scale. However, the causal risk ratio is</w:t>
+      </w:r>
+      <w:r>
+        <w:t xml:space="preserve"> </w:t>
+      </w:r>
+      <w:r>
+        <w:rPr>
+          <w:i/>
+          <w:iCs/>
+        </w:rPr>
+        <w:t xml:space="preserve">not</w:t>
+      </w:r>
+      <w:r>
+        <w:t xml:space="preserve"> </w:t>
+      </w:r>
+      <w:r>
+        <w:t xml:space="preserve">the average of individual causal effects</w:t>
+      </w:r>
+      <w:r>
+        <w:t xml:space="preserve"> </w:t>
+      </w:r>
+      <m:oMath>
+        <m:sSup>
+          <m:e>
+            <m:r>
+              <m:t>Y</m:t>
+            </m:r>
+          </m:e>
+          <m:sup>
+            <m:r>
+              <m:t>a</m:t>
+            </m:r>
+            <m:r>
+              <m:rPr>
+                <m:sty m:val="p"/>
+              </m:rPr>
+              <m:t>=</m:t>
+            </m:r>
+            <m:r>
+              <m:t>1</m:t>
+            </m:r>
+          </m:sup>
+        </m:sSup>
+        <m:r>
+          <m:rPr>
+            <m:sty m:val="p"/>
+          </m:rPr>
+          <m:t>/</m:t>
+        </m:r>
+        <m:sSup>
+          <m:e>
+            <m:r>
+              <m:t>Y</m:t>
+            </m:r>
+          </m:e>
+          <m:sup>
+            <m:r>
+              <m:t>a</m:t>
+            </m:r>
+            <m:r>
+              <m:rPr>
+                <m:sty m:val="p"/>
+              </m:rPr>
+              <m:t>=</m:t>
+            </m:r>
+            <m:r>
+              <m:t>0</m:t>
+            </m:r>
+          </m:sup>
+        </m:sSup>
+      </m:oMath>
+      <w:r>
+        <w:t xml:space="preserve"> </w:t>
+      </w:r>
+      <w:r>
+        <w:t xml:space="preserve">on the ratio scale—it is a measure of causal effect in the population but not an average of individual effects.</w:t>
+      </w:r>
+    </w:p>
+    <w:bookmarkEnd w:id="26"/>
+    <w:bookmarkEnd w:id="27"/>
+    <w:bookmarkStart w:id="30" w:name="random-variability-pp.-7-9"/>
     <w:p>
       <w:pPr>
         <w:pStyle w:val="Heading2"/>
       </w:pPr>
       <w:r>
+        <w:t xml:space="preserve">4 1.4 Random Variability (pp. 7-9)</w:t>
+      </w:r>
+    </w:p>
+    <w:p>
+      <w:pPr>
+        <w:pStyle w:val="FirstParagraph"/>
+      </w:pPr>
+      <w:r>
+        <w:t xml:space="preserve">In practice, we do not observe the counterfactual outcomes in Table 1.1. We only observe data from a sample of individuals. This introduces</w:t>
+      </w:r>
+      <w:r>
+        <w:t xml:space="preserve"> </w:t>
+      </w:r>
+      <w:r>
+        <w:rPr>
+          <w:b/>
+          <w:bCs/>
+        </w:rPr>
+        <w:t xml:space="preserve">random variability</w:t>
+      </w:r>
+      <w:r>
+        <w:t xml:space="preserve">.</w:t>
+      </w:r>
+    </w:p>
+    <w:bookmarkStart w:id="28" w:name="sample-vs.-superpopulation"/>
+    <w:p>
+      <w:pPr>
+        <w:pStyle w:val="Heading3"/>
+      </w:pPr>
+      <w:r>
+        <w:t xml:space="preserve">4.1 Sample vs. Superpopulation</w:t>
+      </w:r>
+    </w:p>
+    <w:p>
+      <w:pPr>
+        <w:pStyle w:val="FirstParagraph"/>
+      </w:pPr>
+      <w:r>
+        <w:t xml:space="preserve">We can view our study population in two ways:</w:t>
+      </w:r>
+    </w:p>
+    <w:p>
+      <w:pPr>
+        <w:pStyle w:val="Compact"/>
+        <w:numPr>
+          <w:ilvl w:val="0"/>
+          <w:numId w:val="1005"/>
+        </w:numPr>
+      </w:pPr>
+      <w:r>
+        <w:rPr>
+          <w:b/>
+          <w:bCs/>
+        </w:rPr>
+        <w:t xml:space="preserve">Fixed population</w:t>
+      </w:r>
+      <w:r>
+        <w:t xml:space="preserve">: The 20 individuals are the entire population of interest</w:t>
+      </w:r>
+    </w:p>
+    <w:p>
+      <w:pPr>
+        <w:pStyle w:val="Compact"/>
+        <w:numPr>
+          <w:ilvl w:val="0"/>
+          <w:numId w:val="1005"/>
+        </w:numPr>
+      </w:pPr>
+      <w:r>
+        <w:rPr>
+          <w:b/>
+          <w:bCs/>
+        </w:rPr>
+        <w:t xml:space="preserve">Random sample</w:t>
+      </w:r>
+      <w:r>
+        <w:t xml:space="preserve">: The 20 individuals are a random sample from a larger</w:t>
+      </w:r>
+      <w:r>
+        <w:t xml:space="preserve"> </w:t>
+      </w:r>
+      <w:r>
+        <w:t xml:space="preserve">“superpopulation”</w:t>
+      </w:r>
+    </w:p>
+    <w:p>
+      <w:pPr>
+        <w:pStyle w:val="FirstParagraph"/>
+      </w:pPr>
+      <w:r>
+        <w:t xml:space="preserve">Under the superpopulation perspective, even if the true average causal effect is zero, our sample estimate might not be exactly zero due to</w:t>
+      </w:r>
+      <w:r>
+        <w:t xml:space="preserve"> </w:t>
+      </w:r>
+      <w:r>
+        <w:rPr>
+          <w:b/>
+          <w:bCs/>
+        </w:rPr>
+        <w:t xml:space="preserve">sampling variability</w:t>
+      </w:r>
+      <w:r>
+        <w:t xml:space="preserve">.</w:t>
+      </w:r>
+    </w:p>
+    <w:p>
+      <w:pPr>
+        <w:pStyle w:val="BodyText"/>
+      </w:pPr>
+      <w:r>
+        <w:t xml:space="preserve">For example, suppose we randomly sample 20 individuals from a superpopulation where</w:t>
+      </w:r>
+      <w:r>
+        <w:t xml:space="preserve"> </w:t>
+      </w:r>
+      <m:oMath>
+        <m:r>
+          <m:t>E</m:t>
+        </m:r>
+        <m:d>
+          <m:dPr>
+            <m:begChr m:val="["/>
+            <m:sepChr m:val=""/>
+            <m:endChr m:val="]"/>
+            <m:grow/>
+          </m:dPr>
+          <m:e>
+            <m:sSup>
+              <m:e>
+                <m:r>
+                  <m:t>Y</m:t>
+                </m:r>
+              </m:e>
+              <m:sup>
+                <m:r>
+                  <m:t>a</m:t>
+                </m:r>
+                <m:r>
+                  <m:rPr>
+                    <m:sty m:val="p"/>
+                  </m:rPr>
+                  <m:t>=</m:t>
+                </m:r>
+                <m:r>
+                  <m:t>1</m:t>
+                </m:r>
+              </m:sup>
+            </m:sSup>
+          </m:e>
+        </m:d>
+        <m:r>
+          <m:rPr>
+            <m:sty m:val="p"/>
+          </m:rPr>
+          <m:t>=</m:t>
+        </m:r>
+        <m:r>
+          <m:t>E</m:t>
+        </m:r>
+        <m:d>
+          <m:dPr>
+            <m:begChr m:val="["/>
+            <m:sepChr m:val=""/>
+            <m:endChr m:val="]"/>
+            <m:grow/>
+          </m:dPr>
+          <m:e>
+            <m:sSup>
+              <m:e>
+                <m:r>
+                  <m:t>Y</m:t>
+                </m:r>
+              </m:e>
+              <m:sup>
+                <m:r>
+                  <m:t>a</m:t>
+                </m:r>
+                <m:r>
+                  <m:rPr>
+                    <m:sty m:val="p"/>
+                  </m:rPr>
+                  <m:t>=</m:t>
+                </m:r>
+                <m:r>
+                  <m:t>0</m:t>
+                </m:r>
+              </m:sup>
+            </m:sSup>
+          </m:e>
+        </m:d>
+        <m:r>
+          <m:rPr>
+            <m:sty m:val="p"/>
+          </m:rPr>
+          <m:t>=</m:t>
+        </m:r>
+        <m:r>
+          <m:t>0.5</m:t>
+        </m:r>
+      </m:oMath>
+      <w:r>
+        <w:t xml:space="preserve"> </w:t>
+      </w:r>
+      <w:r>
+        <w:t xml:space="preserve">(true null effect). We might observe</w:t>
+      </w:r>
+      <w:r>
+        <w:t xml:space="preserve"> </w:t>
+      </w:r>
+      <m:oMath>
+        <m:acc>
+          <m:accPr>
+            <m:chr m:val="̂"/>
+          </m:accPr>
+          <m:e>
+            <m:r>
+              <m:t>E</m:t>
+            </m:r>
+          </m:e>
+        </m:acc>
+        <m:d>
+          <m:dPr>
+            <m:begChr m:val="["/>
+            <m:sepChr m:val=""/>
+            <m:endChr m:val="]"/>
+            <m:grow/>
+          </m:dPr>
+          <m:e>
+            <m:sSup>
+              <m:e>
+                <m:r>
+                  <m:t>Y</m:t>
+                </m:r>
+              </m:e>
+              <m:sup>
+                <m:r>
+                  <m:t>a</m:t>
+                </m:r>
+                <m:r>
+                  <m:rPr>
+                    <m:sty m:val="p"/>
+                  </m:rPr>
+                  <m:t>=</m:t>
+                </m:r>
+                <m:r>
+                  <m:t>1</m:t>
+                </m:r>
+              </m:sup>
+            </m:sSup>
+          </m:e>
+        </m:d>
+        <m:r>
+          <m:rPr>
+            <m:sty m:val="p"/>
+          </m:rPr>
+          <m:t>=</m:t>
+        </m:r>
+        <m:r>
+          <m:t>0.55</m:t>
+        </m:r>
+      </m:oMath>
+      <w:r>
+        <w:t xml:space="preserve"> </w:t>
+      </w:r>
+      <w:r>
+        <w:t xml:space="preserve">and</w:t>
+      </w:r>
+      <w:r>
+        <w:t xml:space="preserve"> </w:t>
+      </w:r>
+      <m:oMath>
+        <m:acc>
+          <m:accPr>
+            <m:chr m:val="̂"/>
+          </m:accPr>
+          <m:e>
+            <m:r>
+              <m:t>E</m:t>
+            </m:r>
+          </m:e>
+        </m:acc>
+        <m:d>
+          <m:dPr>
+            <m:begChr m:val="["/>
+            <m:sepChr m:val=""/>
+            <m:endChr m:val="]"/>
+            <m:grow/>
+          </m:dPr>
+          <m:e>
+            <m:sSup>
+              <m:e>
+                <m:r>
+                  <m:t>Y</m:t>
+                </m:r>
+              </m:e>
+              <m:sup>
+                <m:r>
+                  <m:t>a</m:t>
+                </m:r>
+                <m:r>
+                  <m:rPr>
+                    <m:sty m:val="p"/>
+                  </m:rPr>
+                  <m:t>=</m:t>
+                </m:r>
+                <m:r>
+                  <m:t>0</m:t>
+                </m:r>
+              </m:sup>
+            </m:sSup>
+          </m:e>
+        </m:d>
+        <m:r>
+          <m:rPr>
+            <m:sty m:val="p"/>
+          </m:rPr>
+          <m:t>=</m:t>
+        </m:r>
+        <m:r>
+          <m:t>0.45</m:t>
+        </m:r>
+      </m:oMath>
+      <w:r>
+        <w:t xml:space="preserve"> </w:t>
+      </w:r>
+      <w:r>
+        <w:t xml:space="preserve">in our sample just by chance.</w:t>
+      </w:r>
+    </w:p>
+    <w:p>
+      <w:pPr>
+        <w:pStyle w:val="BodyText"/>
+      </w:pPr>
+      <w:r>
+        <w:rPr>
+          <w:b/>
+          <w:bCs/>
+        </w:rPr>
+        <w:t xml:space="preserve">Statistical inference</w:t>
+      </w:r>
+      <w:r>
+        <w:t xml:space="preserve"> </w:t>
+      </w:r>
+      <w:r>
+        <w:t xml:space="preserve">helps us determine whether an observed association is due to a true causal effect or random variability. We use:</w:t>
+      </w:r>
+    </w:p>
+    <w:p>
+      <w:pPr>
+        <w:pStyle w:val="Compact"/>
+        <w:numPr>
+          <w:ilvl w:val="0"/>
+          <w:numId w:val="1006"/>
+        </w:numPr>
+      </w:pPr>
+      <w:r>
+        <w:rPr>
+          <w:b/>
+          <w:bCs/>
+        </w:rPr>
+        <w:t xml:space="preserve">Confidence intervals</w:t>
+      </w:r>
+      <w:r>
+        <w:t xml:space="preserve">: Range of plausible values for the causal effect</w:t>
+      </w:r>
+    </w:p>
+    <w:p>
+      <w:pPr>
+        <w:pStyle w:val="Compact"/>
+        <w:numPr>
+          <w:ilvl w:val="0"/>
+          <w:numId w:val="1006"/>
+        </w:numPr>
+      </w:pPr>
+      <w:r>
+        <w:rPr>
+          <w:b/>
+          <w:bCs/>
+        </w:rPr>
+        <w:t xml:space="preserve">Hypothesis tests</w:t>
+      </w:r>
+      <w:r>
+        <w:t xml:space="preserve">: Probability of observing our data if the null is true</w:t>
+      </w:r>
+    </w:p>
+    <w:p>
+      <w:pPr>
+        <w:pStyle w:val="Compact"/>
+        <w:numPr>
+          <w:ilvl w:val="0"/>
+          <w:numId w:val="1006"/>
+        </w:numPr>
+      </w:pPr>
+      <w:r>
+        <w:rPr>
+          <w:b/>
+          <w:bCs/>
+        </w:rPr>
+        <w:t xml:space="preserve">P-values</w:t>
+      </w:r>
+      <w:r>
+        <w:t xml:space="preserve">: Strength of evidence against the null hypothesis</w:t>
+      </w:r>
+    </w:p>
+    <w:p>
+      <w:pPr>
+        <w:pStyle w:val="FirstParagraph"/>
+      </w:pPr>
+      <w:r>
+        <w:t xml:space="preserve">Until Chapter 10, we assume our population is extremely large to avoid statistical complications and focus on causal inference concepts.</w:t>
+      </w:r>
+    </w:p>
+    <w:bookmarkEnd w:id="28"/>
+    <w:bookmarkStart w:id="29" w:name="two-types-of-error"/>
+    <w:p>
+      <w:pPr>
+        <w:pStyle w:val="Heading3"/>
+      </w:pPr>
+      <w:r>
+        <w:t xml:space="preserve">4.2 Two Types of Error</w:t>
+      </w:r>
+    </w:p>
+    <w:p>
+      <w:pPr>
+        <w:pStyle w:val="FirstParagraph"/>
+      </w:pPr>
+      <w:r>
+        <w:t xml:space="preserve">It’s critical to distinguish:</w:t>
+      </w:r>
+    </w:p>
+    <w:p>
+      <w:pPr>
+        <w:pStyle w:val="Compact"/>
+        <w:numPr>
+          <w:ilvl w:val="0"/>
+          <w:numId w:val="1007"/>
+        </w:numPr>
+      </w:pPr>
+      <w:r>
+        <w:rPr>
+          <w:b/>
+          <w:bCs/>
+        </w:rPr>
+        <w:t xml:space="preserve">Random error</w:t>
+      </w:r>
+      <w:r>
+        <w:t xml:space="preserve">: Due to sampling variability; reduced by larger sample sizes</w:t>
+      </w:r>
+    </w:p>
+    <w:p>
+      <w:pPr>
+        <w:pStyle w:val="Compact"/>
+        <w:numPr>
+          <w:ilvl w:val="0"/>
+          <w:numId w:val="1007"/>
+        </w:numPr>
+      </w:pPr>
+      <w:r>
+        <w:rPr>
+          <w:b/>
+          <w:bCs/>
+        </w:rPr>
+        <w:t xml:space="preserve">Systematic error (bias)</w:t>
+      </w:r>
+      <w:r>
+        <w:t xml:space="preserve">: Due to flaws in study design; NOT reduced by larger samples</w:t>
+      </w:r>
+    </w:p>
+    <w:p>
+      <w:pPr>
+        <w:pStyle w:val="FirstParagraph"/>
+      </w:pPr>
+      <w:r>
+        <w:t xml:space="preserve">With a very large sample, random error becomes negligible, and systematic error dominates. This is why proper study design and appropriate methods are essential for causal inference.</w:t>
+      </w:r>
+    </w:p>
+    <w:bookmarkEnd w:id="29"/>
+    <w:bookmarkEnd w:id="30"/>
+    <w:bookmarkStart w:id="35" w:name="causation-versus-association-pp.-9-12"/>
+    <w:p>
+      <w:pPr>
+        <w:pStyle w:val="Heading2"/>
+      </w:pPr>
+      <w:r>
+        <w:t xml:space="preserve">5 1.5 Causation versus Association (pp. 9-12)</w:t>
+      </w:r>
+    </w:p>
+    <w:p>
+      <w:pPr>
+        <w:pStyle w:val="FirstParagraph"/>
+      </w:pPr>
+      <w:r>
+        <w:t xml:space="preserve">A key distinction in causal inference is between</w:t>
+      </w:r>
+      <w:r>
+        <w:t xml:space="preserve"> </w:t>
+      </w:r>
+      <w:r>
+        <w:rPr>
+          <w:b/>
+          <w:bCs/>
+        </w:rPr>
+        <w:t xml:space="preserve">causation</w:t>
+      </w:r>
+      <w:r>
+        <w:t xml:space="preserve"> </w:t>
+      </w:r>
+      <w:r>
+        <w:t xml:space="preserve">and</w:t>
+      </w:r>
+      <w:r>
+        <w:t xml:space="preserve"> </w:t>
+      </w:r>
+      <w:r>
+        <w:rPr>
+          <w:b/>
+          <w:bCs/>
+        </w:rPr>
+        <w:t xml:space="preserve">association</w:t>
+      </w:r>
+      <w:r>
+        <w:t xml:space="preserve">.</w:t>
+      </w:r>
+    </w:p>
+    <w:bookmarkStart w:id="31" w:name="association-measures"/>
+    <w:p>
+      <w:pPr>
+        <w:pStyle w:val="Heading3"/>
+      </w:pPr>
+      <w:r>
+        <w:t xml:space="preserve">5.1 Association Measures</w:t>
+      </w:r>
+    </w:p>
+    <w:p>
+      <w:pPr>
+        <w:pStyle w:val="FirstParagraph"/>
+      </w:pPr>
+      <w:r>
+        <w:t xml:space="preserve">Unlike causal effects (defined by counterfactuals),</w:t>
+      </w:r>
+      <w:r>
+        <w:t xml:space="preserve"> </w:t>
+      </w:r>
+      <w:r>
+        <w:rPr>
+          <w:b/>
+          <w:bCs/>
+        </w:rPr>
+        <w:t xml:space="preserve">associations</w:t>
+      </w:r>
+      <w:r>
+        <w:t xml:space="preserve"> </w:t>
+      </w:r>
+      <w:r>
+        <w:t xml:space="preserve">are defined using observed data. Table 1.2 shows the observed treatment and outcomes for Zeus’s family.</w:t>
+      </w:r>
+    </w:p>
+    <w:p>
+      <w:pPr>
+        <w:pStyle w:val="BodyText"/>
+      </w:pPr>
+      <w:r>
+        <w:t xml:space="preserve">In reality, we observe only one outcome per person—the one corresponding to their actual treatment. In Table 1.2, 13 individuals received transplants (A = 1) and 7 did not (A = 0). Among the 13 treated, 7 died (Y = 1). Among the 7 untreated, 3 died (Y = 1).</w:t>
+      </w:r>
+    </w:p>
+    <w:p>
+      <w:pPr>
+        <w:pStyle w:val="BodyText"/>
+      </w:pPr>
+      <w:r>
+        <w:t xml:space="preserve">The</w:t>
+      </w:r>
+      <w:r>
+        <w:t xml:space="preserve"> </w:t>
+      </w:r>
+      <w:r>
+        <w:rPr>
+          <w:b/>
+          <w:bCs/>
+        </w:rPr>
+        <w:t xml:space="preserve">associational risk</w:t>
+      </w:r>
+      <w:r>
+        <w:t xml:space="preserve"> </w:t>
+      </w:r>
+      <w:r>
+        <w:t xml:space="preserve">in the treated:</w:t>
+      </w:r>
+      <w:r>
+        <w:t xml:space="preserve"> </w:t>
+      </w:r>
+      <m:oMath>
+        <m:r>
+          <m:t>P</m:t>
+        </m:r>
+        <m:r>
+          <m:t>r</m:t>
+        </m:r>
+        <m:d>
+          <m:dPr>
+            <m:begChr m:val="["/>
+            <m:sepChr m:val=""/>
+            <m:endChr m:val="]"/>
+            <m:grow/>
+          </m:dPr>
+          <m:e>
+            <m:r>
+              <m:t>Y</m:t>
+            </m:r>
+            <m:r>
+              <m:rPr>
+                <m:sty m:val="p"/>
+              </m:rPr>
+              <m:t>=</m:t>
+            </m:r>
+            <m:r>
+              <m:t>1</m:t>
+            </m:r>
+            <m:r>
+              <m:rPr>
+                <m:sty m:val="p"/>
+              </m:rPr>
+              <m:t>|</m:t>
+            </m:r>
+            <m:r>
+              <m:t>A</m:t>
+            </m:r>
+            <m:r>
+              <m:rPr>
+                <m:sty m:val="p"/>
+              </m:rPr>
+              <m:t>=</m:t>
+            </m:r>
+            <m:r>
+              <m:t>1</m:t>
+            </m:r>
+          </m:e>
+        </m:d>
+        <m:r>
+          <m:rPr>
+            <m:sty m:val="p"/>
+          </m:rPr>
+          <m:t>=</m:t>
+        </m:r>
+        <m:r>
+          <m:t>7</m:t>
+        </m:r>
+        <m:r>
+          <m:rPr>
+            <m:sty m:val="p"/>
+          </m:rPr>
+          <m:t>/</m:t>
+        </m:r>
+        <m:r>
+          <m:t>13</m:t>
+        </m:r>
+      </m:oMath>
+    </w:p>
+    <w:p>
+      <w:pPr>
+        <w:pStyle w:val="BodyText"/>
+      </w:pPr>
+      <w:r>
+        <w:t xml:space="preserve">The</w:t>
+      </w:r>
+      <w:r>
+        <w:t xml:space="preserve"> </w:t>
+      </w:r>
+      <w:r>
+        <w:rPr>
+          <w:b/>
+          <w:bCs/>
+        </w:rPr>
+        <w:t xml:space="preserve">associational risk</w:t>
+      </w:r>
+      <w:r>
+        <w:t xml:space="preserve"> </w:t>
+      </w:r>
+      <w:r>
+        <w:t xml:space="preserve">in the untreated:</w:t>
+      </w:r>
+      <w:r>
+        <w:t xml:space="preserve"> </w:t>
+      </w:r>
+      <m:oMath>
+        <m:r>
+          <m:t>P</m:t>
+        </m:r>
+        <m:r>
+          <m:t>r</m:t>
+        </m:r>
+        <m:d>
+          <m:dPr>
+            <m:begChr m:val="["/>
+            <m:sepChr m:val=""/>
+            <m:endChr m:val="]"/>
+            <m:grow/>
+          </m:dPr>
+          <m:e>
+            <m:r>
+              <m:t>Y</m:t>
+            </m:r>
+            <m:r>
+              <m:rPr>
+                <m:sty m:val="p"/>
+              </m:rPr>
+              <m:t>=</m:t>
+            </m:r>
+            <m:r>
+              <m:t>1</m:t>
+            </m:r>
+            <m:r>
+              <m:rPr>
+                <m:sty m:val="p"/>
+              </m:rPr>
+              <m:t>|</m:t>
+            </m:r>
+            <m:r>
+              <m:t>A</m:t>
+            </m:r>
+            <m:r>
+              <m:rPr>
+                <m:sty m:val="p"/>
+              </m:rPr>
+              <m:t>=</m:t>
+            </m:r>
+            <m:r>
+              <m:t>0</m:t>
+            </m:r>
+          </m:e>
+        </m:d>
+        <m:r>
+          <m:rPr>
+            <m:sty m:val="p"/>
+          </m:rPr>
+          <m:t>=</m:t>
+        </m:r>
+        <m:r>
+          <m:t>3</m:t>
+        </m:r>
+        <m:r>
+          <m:rPr>
+            <m:sty m:val="p"/>
+          </m:rPr>
+          <m:t>/</m:t>
+        </m:r>
+        <m:r>
+          <m:t>7</m:t>
+        </m:r>
+      </m:oMath>
+    </w:p>
+    <w:bookmarkEnd w:id="31"/>
+    <w:bookmarkStart w:id="32" w:name="definitions-of-association"/>
+    <w:p>
+      <w:pPr>
+        <w:pStyle w:val="Heading3"/>
+      </w:pPr>
+      <w:r>
+        <w:t xml:space="preserve">5.2 Definitions of Association</w:t>
+      </w:r>
+    </w:p>
+    <w:p>
+      <w:pPr>
+        <w:pStyle w:val="FirstParagraph"/>
+      </w:pPr>
+      <w:r>
+        <w:t xml:space="preserve">Treatment</w:t>
+      </w:r>
+      <w:r>
+        <w:t xml:space="preserve"> </w:t>
+      </w:r>
+      <m:oMath>
+        <m:r>
+          <m:t>A</m:t>
+        </m:r>
+      </m:oMath>
+      <w:r>
+        <w:t xml:space="preserve"> </w:t>
+      </w:r>
+      <w:r>
+        <w:t xml:space="preserve">and outcome</w:t>
+      </w:r>
+      <w:r>
+        <w:t xml:space="preserve"> </w:t>
+      </w:r>
+      <m:oMath>
+        <m:r>
+          <m:t>Y</m:t>
+        </m:r>
+      </m:oMath>
+      <w:r>
+        <w:t xml:space="preserve"> </w:t>
+      </w:r>
+      <w:r>
+        <w:t xml:space="preserve">are</w:t>
+      </w:r>
+      <w:r>
+        <w:t xml:space="preserve"> </w:t>
+      </w:r>
+      <w:r>
+        <w:rPr>
+          <w:b/>
+          <w:bCs/>
+        </w:rPr>
+        <w:t xml:space="preserve">independent</w:t>
+      </w:r>
+      <w:r>
+        <w:t xml:space="preserve"> </w:t>
+      </w:r>
+      <w:r>
+        <w:t xml:space="preserve">(not associated) when:</w:t>
+      </w:r>
+    </w:p>
+    <w:p>
+      <w:pPr>
+        <w:pStyle w:val="BodyText"/>
+      </w:pPr>
+      <m:oMathPara>
+        <m:oMathParaPr>
+          <m:jc m:val="center"/>
+        </m:oMathParaPr>
+        <m:oMath>
+          <m:r>
+            <m:t>P</m:t>
+          </m:r>
+          <m:r>
+            <m:t>r</m:t>
+          </m:r>
+          <m:d>
+            <m:dPr>
+              <m:begChr m:val="["/>
+              <m:sepChr m:val=""/>
+              <m:endChr m:val="]"/>
+              <m:grow/>
+            </m:dPr>
+            <m:e>
+              <m:r>
+                <m:t>Y</m:t>
+              </m:r>
+              <m:r>
+                <m:rPr>
+                  <m:sty m:val="p"/>
+                </m:rPr>
+                <m:t>=</m:t>
+              </m:r>
+              <m:r>
+                <m:t>1</m:t>
+              </m:r>
+              <m:r>
+                <m:rPr>
+                  <m:sty m:val="p"/>
+                </m:rPr>
+                <m:t>|</m:t>
+              </m:r>
+              <m:r>
+                <m:t>A</m:t>
+              </m:r>
+              <m:r>
+                <m:rPr>
+                  <m:sty m:val="p"/>
+                </m:rPr>
+                <m:t>=</m:t>
+              </m:r>
+              <m:r>
+                <m:t>1</m:t>
+              </m:r>
+            </m:e>
+          </m:d>
+          <m:r>
+            <m:rPr>
+              <m:sty m:val="p"/>
+            </m:rPr>
+            <m:t>=</m:t>
+          </m:r>
+          <m:r>
+            <m:t>P</m:t>
+          </m:r>
+          <m:r>
+            <m:t>r</m:t>
+          </m:r>
+          <m:d>
+            <m:dPr>
+              <m:begChr m:val="["/>
+              <m:sepChr m:val=""/>
+              <m:endChr m:val="]"/>
+              <m:grow/>
+            </m:dPr>
+            <m:e>
+              <m:r>
+                <m:t>Y</m:t>
+              </m:r>
+              <m:r>
+                <m:rPr>
+                  <m:sty m:val="p"/>
+                </m:rPr>
+                <m:t>=</m:t>
+              </m:r>
+              <m:r>
+                <m:t>1</m:t>
+              </m:r>
+              <m:r>
+                <m:rPr>
+                  <m:sty m:val="p"/>
+                </m:rPr>
+                <m:t>|</m:t>
+              </m:r>
+              <m:r>
+                <m:t>A</m:t>
+              </m:r>
+              <m:r>
+                <m:rPr>
+                  <m:sty m:val="p"/>
+                </m:rPr>
+                <m:t>=</m:t>
+              </m:r>
+              <m:r>
+                <m:t>0</m:t>
+              </m:r>
+            </m:e>
+          </m:d>
+        </m:oMath>
+      </m:oMathPara>
+    </w:p>
+    <w:p>
+      <w:pPr>
+        <w:pStyle w:val="FirstParagraph"/>
+      </w:pPr>
+      <w:r>
+        <w:t xml:space="preserve">or equivalently:</w:t>
+      </w:r>
+      <w:r>
+        <w:t xml:space="preserve"> </w:t>
+      </w:r>
+      <m:oMath>
+        <m:r>
+          <m:t>E</m:t>
+        </m:r>
+        <m:d>
+          <m:dPr>
+            <m:begChr m:val="["/>
+            <m:sepChr m:val=""/>
+            <m:endChr m:val="]"/>
+            <m:grow/>
+          </m:dPr>
+          <m:e>
+            <m:r>
+              <m:t>Y</m:t>
+            </m:r>
+            <m:r>
+              <m:rPr>
+                <m:sty m:val="p"/>
+              </m:rPr>
+              <m:t>|</m:t>
+            </m:r>
+            <m:r>
+              <m:t>A</m:t>
+            </m:r>
+            <m:r>
+              <m:rPr>
+                <m:sty m:val="p"/>
+              </m:rPr>
+              <m:t>=</m:t>
+            </m:r>
+            <m:r>
+              <m:t>1</m:t>
+            </m:r>
+          </m:e>
+        </m:d>
+        <m:r>
+          <m:rPr>
+            <m:sty m:val="p"/>
+          </m:rPr>
+          <m:t>=</m:t>
+        </m:r>
+        <m:r>
+          <m:t>E</m:t>
+        </m:r>
+        <m:d>
+          <m:dPr>
+            <m:begChr m:val="["/>
+            <m:sepChr m:val=""/>
+            <m:endChr m:val="]"/>
+            <m:grow/>
+          </m:dPr>
+          <m:e>
+            <m:r>
+              <m:t>Y</m:t>
+            </m:r>
+            <m:r>
+              <m:rPr>
+                <m:sty m:val="p"/>
+              </m:rPr>
+              <m:t>|</m:t>
+            </m:r>
+            <m:r>
+              <m:t>A</m:t>
+            </m:r>
+            <m:r>
+              <m:rPr>
+                <m:sty m:val="p"/>
+              </m:rPr>
+              <m:t>=</m:t>
+            </m:r>
+            <m:r>
+              <m:t>0</m:t>
+            </m:r>
+          </m:e>
+        </m:d>
+      </m:oMath>
+    </w:p>
+    <w:p>
+      <w:pPr>
+        <w:pStyle w:val="BodyText"/>
+      </w:pPr>
+      <w:r>
+        <w:t xml:space="preserve">This is denoted</w:t>
+      </w:r>
+      <w:r>
+        <w:t xml:space="preserve"> </w:t>
+      </w:r>
+      <m:oMath>
+        <m:r>
+          <m:t>Y</m:t>
+        </m:r>
+        <m:r>
+          <m:rPr>
+            <m:sty m:val="p"/>
+          </m:rPr>
+          <m:t>⟂</m:t>
+        </m:r>
+        <m:r>
+          <m:t>​</m:t>
+        </m:r>
+        <m:r>
+          <m:t>​</m:t>
+        </m:r>
+        <m:r>
+          <m:t>​</m:t>
+        </m:r>
+        <m:r>
+          <m:rPr>
+            <m:sty m:val="p"/>
+          </m:rPr>
+          <m:t>⟂</m:t>
+        </m:r>
+        <m:r>
+          <m:t>A</m:t>
+        </m:r>
+      </m:oMath>
+      <w:r>
+        <w:t xml:space="preserve">.</w:t>
+      </w:r>
+    </w:p>
+    <w:p>
+      <w:pPr>
+        <w:pStyle w:val="BodyText"/>
+      </w:pPr>
+      <w:r>
+        <w:t xml:space="preserve">When this equality does not hold,</w:t>
+      </w:r>
+      <w:r>
+        <w:t xml:space="preserve"> </w:t>
+      </w:r>
+      <m:oMath>
+        <m:r>
+          <m:t>A</m:t>
+        </m:r>
+      </m:oMath>
+      <w:r>
+        <w:t xml:space="preserve"> </w:t>
+      </w:r>
+      <w:r>
+        <w:t xml:space="preserve">and</w:t>
+      </w:r>
+      <w:r>
+        <w:t xml:space="preserve"> </w:t>
+      </w:r>
+      <m:oMath>
+        <m:r>
+          <m:t>Y</m:t>
+        </m:r>
+      </m:oMath>
+      <w:r>
+        <w:t xml:space="preserve"> </w:t>
+      </w:r>
+      <w:r>
+        <w:t xml:space="preserve">are</w:t>
+      </w:r>
+      <w:r>
+        <w:t xml:space="preserve"> </w:t>
+      </w:r>
+      <w:r>
+        <w:rPr>
+          <w:b/>
+          <w:bCs/>
+        </w:rPr>
+        <w:t xml:space="preserve">associated</w:t>
+      </w:r>
+      <w:r>
+        <w:t xml:space="preserve"> </w:t>
+      </w:r>
+      <w:r>
+        <w:t xml:space="preserve">or</w:t>
+      </w:r>
+      <w:r>
+        <w:t xml:space="preserve"> </w:t>
+      </w:r>
+      <w:r>
+        <w:rPr>
+          <w:b/>
+          <w:bCs/>
+        </w:rPr>
+        <w:t xml:space="preserve">dependent</w:t>
+      </w:r>
+      <w:r>
+        <w:t xml:space="preserve">. Association measures include:</w:t>
+      </w:r>
+    </w:p>
+    <w:p>
+      <w:pPr>
+        <w:pStyle w:val="Compact"/>
+        <w:numPr>
+          <w:ilvl w:val="0"/>
+          <w:numId w:val="1008"/>
+        </w:numPr>
+      </w:pPr>
+      <w:r>
+        <w:rPr>
+          <w:b/>
+          <w:bCs/>
+        </w:rPr>
+        <w:t xml:space="preserve">Associational risk difference</w:t>
+      </w:r>
+      <w:r>
+        <w:t xml:space="preserve">:</w:t>
+      </w:r>
+      <w:r>
+        <w:t xml:space="preserve"> </w:t>
+      </w:r>
+      <m:oMath>
+        <m:r>
+          <m:t>P</m:t>
+        </m:r>
+        <m:r>
+          <m:t>r</m:t>
+        </m:r>
+        <m:d>
+          <m:dPr>
+            <m:begChr m:val="["/>
+            <m:sepChr m:val=""/>
+            <m:endChr m:val="]"/>
+            <m:grow/>
+          </m:dPr>
+          <m:e>
+            <m:r>
+              <m:t>Y</m:t>
+            </m:r>
+            <m:r>
+              <m:rPr>
+                <m:sty m:val="p"/>
+              </m:rPr>
+              <m:t>=</m:t>
+            </m:r>
+            <m:r>
+              <m:t>1</m:t>
+            </m:r>
+            <m:r>
+              <m:rPr>
+                <m:sty m:val="p"/>
+              </m:rPr>
+              <m:t>|</m:t>
+            </m:r>
+            <m:r>
+              <m:t>A</m:t>
+            </m:r>
+            <m:r>
+              <m:rPr>
+                <m:sty m:val="p"/>
+              </m:rPr>
+              <m:t>=</m:t>
+            </m:r>
+            <m:r>
+              <m:t>1</m:t>
+            </m:r>
+          </m:e>
+        </m:d>
+        <m:r>
+          <m:rPr>
+            <m:sty m:val="p"/>
+          </m:rPr>
+          <m:t>−</m:t>
+        </m:r>
+        <m:r>
+          <m:t>P</m:t>
+        </m:r>
+        <m:r>
+          <m:t>r</m:t>
+        </m:r>
+        <m:d>
+          <m:dPr>
+            <m:begChr m:val="["/>
+            <m:sepChr m:val=""/>
+            <m:endChr m:val="]"/>
+            <m:grow/>
+          </m:dPr>
+          <m:e>
+            <m:r>
+              <m:t>Y</m:t>
+            </m:r>
+            <m:r>
+              <m:rPr>
+                <m:sty m:val="p"/>
+              </m:rPr>
+              <m:t>=</m:t>
+            </m:r>
+            <m:r>
+              <m:t>1</m:t>
+            </m:r>
+            <m:r>
+              <m:rPr>
+                <m:sty m:val="p"/>
+              </m:rPr>
+              <m:t>|</m:t>
+            </m:r>
+            <m:r>
+              <m:t>A</m:t>
+            </m:r>
+            <m:r>
+              <m:rPr>
+                <m:sty m:val="p"/>
+              </m:rPr>
+              <m:t>=</m:t>
+            </m:r>
+            <m:r>
+              <m:t>0</m:t>
+            </m:r>
+          </m:e>
+        </m:d>
+      </m:oMath>
+    </w:p>
+    <w:p>
+      <w:pPr>
+        <w:pStyle w:val="Compact"/>
+        <w:numPr>
+          <w:ilvl w:val="0"/>
+          <w:numId w:val="1008"/>
+        </w:numPr>
+      </w:pPr>
+      <w:r>
+        <w:rPr>
+          <w:b/>
+          <w:bCs/>
+        </w:rPr>
+        <w:t xml:space="preserve">Associational risk ratio</w:t>
+      </w:r>
+      <w:r>
+        <w:t xml:space="preserve">:</w:t>
+      </w:r>
+      <w:r>
+        <w:t xml:space="preserve"> </w:t>
+      </w:r>
+      <m:oMath>
+        <m:r>
+          <m:t>P</m:t>
+        </m:r>
+        <m:r>
+          <m:t>r</m:t>
+        </m:r>
+        <m:d>
+          <m:dPr>
+            <m:begChr m:val="["/>
+            <m:sepChr m:val=""/>
+            <m:endChr m:val="]"/>
+            <m:grow/>
+          </m:dPr>
+          <m:e>
+            <m:r>
+              <m:t>Y</m:t>
+            </m:r>
+            <m:r>
+              <m:rPr>
+                <m:sty m:val="p"/>
+              </m:rPr>
+              <m:t>=</m:t>
+            </m:r>
+            <m:r>
+              <m:t>1</m:t>
+            </m:r>
+            <m:r>
+              <m:rPr>
+                <m:sty m:val="p"/>
+              </m:rPr>
+              <m:t>|</m:t>
+            </m:r>
+            <m:r>
+              <m:t>A</m:t>
+            </m:r>
+            <m:r>
+              <m:rPr>
+                <m:sty m:val="p"/>
+              </m:rPr>
+              <m:t>=</m:t>
+            </m:r>
+            <m:r>
+              <m:t>1</m:t>
+            </m:r>
+          </m:e>
+        </m:d>
+        <m:r>
+          <m:rPr>
+            <m:sty m:val="p"/>
+          </m:rPr>
+          <m:t>/</m:t>
+        </m:r>
+        <m:r>
+          <m:t>P</m:t>
+        </m:r>
+        <m:r>
+          <m:t>r</m:t>
+        </m:r>
+        <m:d>
+          <m:dPr>
+            <m:begChr m:val="["/>
+            <m:sepChr m:val=""/>
+            <m:endChr m:val="]"/>
+            <m:grow/>
+          </m:dPr>
+          <m:e>
+            <m:r>
+              <m:t>Y</m:t>
+            </m:r>
+            <m:r>
+              <m:rPr>
+                <m:sty m:val="p"/>
+              </m:rPr>
+              <m:t>=</m:t>
+            </m:r>
+            <m:r>
+              <m:t>1</m:t>
+            </m:r>
+            <m:r>
+              <m:rPr>
+                <m:sty m:val="p"/>
+              </m:rPr>
+              <m:t>|</m:t>
+            </m:r>
+            <m:r>
+              <m:t>A</m:t>
+            </m:r>
+            <m:r>
+              <m:rPr>
+                <m:sty m:val="p"/>
+              </m:rPr>
+              <m:t>=</m:t>
+            </m:r>
+            <m:r>
+              <m:t>0</m:t>
+            </m:r>
+          </m:e>
+        </m:d>
+      </m:oMath>
+      <w:r>
+        <w:br/>
+      </w:r>
+    </w:p>
+    <w:p>
+      <w:pPr>
+        <w:pStyle w:val="Compact"/>
+        <w:numPr>
+          <w:ilvl w:val="0"/>
+          <w:numId w:val="1008"/>
+        </w:numPr>
+      </w:pPr>
+      <w:r>
+        <w:rPr>
+          <w:b/>
+          <w:bCs/>
+        </w:rPr>
+        <w:t xml:space="preserve">Associational odds ratio</w:t>
+      </w:r>
+      <w:r>
+        <w:t xml:space="preserve">:</w:t>
+      </w:r>
+      <w:r>
+        <w:t xml:space="preserve"> </w:t>
+      </w:r>
+      <m:oMath>
+        <m:f>
+          <m:fPr>
+            <m:type m:val="bar"/>
+          </m:fPr>
+          <m:num>
+            <m:r>
+              <m:t>P</m:t>
+            </m:r>
+            <m:r>
+              <m:t>r</m:t>
+            </m:r>
+            <m:d>
+              <m:dPr>
+                <m:begChr m:val="["/>
+                <m:sepChr m:val=""/>
+                <m:endChr m:val="]"/>
+                <m:grow/>
+              </m:dPr>
+              <m:e>
+                <m:r>
+                  <m:t>Y</m:t>
+                </m:r>
+                <m:r>
+                  <m:rPr>
+                    <m:sty m:val="p"/>
+                  </m:rPr>
+                  <m:t>=</m:t>
+                </m:r>
+                <m:r>
+                  <m:t>1</m:t>
+                </m:r>
+                <m:r>
+                  <m:rPr>
+                    <m:sty m:val="p"/>
+                  </m:rPr>
+                  <m:t>|</m:t>
+                </m:r>
+                <m:r>
+                  <m:t>A</m:t>
+                </m:r>
+                <m:r>
+                  <m:rPr>
+                    <m:sty m:val="p"/>
+                  </m:rPr>
+                  <m:t>=</m:t>
+                </m:r>
+                <m:r>
+                  <m:t>1</m:t>
+                </m:r>
+              </m:e>
+            </m:d>
+            <m:r>
+              <m:rPr>
+                <m:sty m:val="p"/>
+              </m:rPr>
+              <m:t>/</m:t>
+            </m:r>
+            <m:r>
+              <m:t>P</m:t>
+            </m:r>
+            <m:r>
+              <m:t>r</m:t>
+            </m:r>
+            <m:d>
+              <m:dPr>
+                <m:begChr m:val="["/>
+                <m:sepChr m:val=""/>
+                <m:endChr m:val="]"/>
+                <m:grow/>
+              </m:dPr>
+              <m:e>
+                <m:r>
+                  <m:t>Y</m:t>
+                </m:r>
+                <m:r>
+                  <m:rPr>
+                    <m:sty m:val="p"/>
+                  </m:rPr>
+                  <m:t>=</m:t>
+                </m:r>
+                <m:r>
+                  <m:t>0</m:t>
+                </m:r>
+                <m:r>
+                  <m:rPr>
+                    <m:sty m:val="p"/>
+                  </m:rPr>
+                  <m:t>|</m:t>
+                </m:r>
+                <m:r>
+                  <m:t>A</m:t>
+                </m:r>
+                <m:r>
+                  <m:rPr>
+                    <m:sty m:val="p"/>
+                  </m:rPr>
+                  <m:t>=</m:t>
+                </m:r>
+                <m:r>
+                  <m:t>1</m:t>
+                </m:r>
+              </m:e>
+            </m:d>
+          </m:num>
+          <m:den>
+            <m:r>
+              <m:t>P</m:t>
+            </m:r>
+            <m:r>
+              <m:t>r</m:t>
+            </m:r>
+            <m:d>
+              <m:dPr>
+                <m:begChr m:val="["/>
+                <m:sepChr m:val=""/>
+                <m:endChr m:val="]"/>
+                <m:grow/>
+              </m:dPr>
+              <m:e>
+                <m:r>
+                  <m:t>Y</m:t>
+                </m:r>
+                <m:r>
+                  <m:rPr>
+                    <m:sty m:val="p"/>
+                  </m:rPr>
+                  <m:t>=</m:t>
+                </m:r>
+                <m:r>
+                  <m:t>1</m:t>
+                </m:r>
+                <m:r>
+                  <m:rPr>
+                    <m:sty m:val="p"/>
+                  </m:rPr>
+                  <m:t>|</m:t>
+                </m:r>
+                <m:r>
+                  <m:t>A</m:t>
+                </m:r>
+                <m:r>
+                  <m:rPr>
+                    <m:sty m:val="p"/>
+                  </m:rPr>
+                  <m:t>=</m:t>
+                </m:r>
+                <m:r>
+                  <m:t>0</m:t>
+                </m:r>
+              </m:e>
+            </m:d>
+            <m:r>
+              <m:rPr>
+                <m:sty m:val="p"/>
+              </m:rPr>
+              <m:t>/</m:t>
+            </m:r>
+            <m:r>
+              <m:t>P</m:t>
+            </m:r>
+            <m:r>
+              <m:t>r</m:t>
+            </m:r>
+            <m:d>
+              <m:dPr>
+                <m:begChr m:val="["/>
+                <m:sepChr m:val=""/>
+                <m:endChr m:val="]"/>
+                <m:grow/>
+              </m:dPr>
+              <m:e>
+                <m:r>
+                  <m:t>Y</m:t>
+                </m:r>
+                <m:r>
+                  <m:rPr>
+                    <m:sty m:val="p"/>
+                  </m:rPr>
+                  <m:t>=</m:t>
+                </m:r>
+                <m:r>
+                  <m:t>0</m:t>
+                </m:r>
+                <m:r>
+                  <m:rPr>
+                    <m:sty m:val="p"/>
+                  </m:rPr>
+                  <m:t>|</m:t>
+                </m:r>
+                <m:r>
+                  <m:t>A</m:t>
+                </m:r>
+                <m:r>
+                  <m:rPr>
+                    <m:sty m:val="p"/>
+                  </m:rPr>
+                  <m:t>=</m:t>
+                </m:r>
+                <m:r>
+                  <m:t>0</m:t>
+                </m:r>
+              </m:e>
+            </m:d>
+          </m:den>
+        </m:f>
+      </m:oMath>
+    </w:p>
+    <w:bookmarkEnd w:id="32"/>
+    <w:bookmarkStart w:id="33" w:name="causation-vs.-association"/>
+    <w:p>
+      <w:pPr>
+        <w:pStyle w:val="Heading3"/>
+      </w:pPr>
+      <w:r>
+        <w:t xml:space="preserve">5.3 Causation vs. Association</w:t>
+      </w:r>
+    </w:p>
+    <w:p>
+      <w:pPr>
+        <w:pStyle w:val="FirstParagraph"/>
+      </w:pPr>
+      <w:r>
+        <w:t xml:space="preserve">In our example:</w:t>
+      </w:r>
+    </w:p>
+    <w:p>
+      <w:pPr>
+        <w:pStyle w:val="Compact"/>
+        <w:numPr>
+          <w:ilvl w:val="0"/>
+          <w:numId w:val="1009"/>
+        </w:numPr>
+      </w:pPr>
+      <w:r>
+        <w:rPr>
+          <w:b/>
+          <w:bCs/>
+        </w:rPr>
+        <w:t xml:space="preserve">No causal effect</w:t>
+      </w:r>
+      <w:r>
+        <w:t xml:space="preserve">:</w:t>
+      </w:r>
+      <w:r>
+        <w:t xml:space="preserve"> </w:t>
+      </w:r>
+      <m:oMath>
+        <m:r>
+          <m:t>P</m:t>
+        </m:r>
+        <m:r>
+          <m:t>r</m:t>
+        </m:r>
+        <m:d>
+          <m:dPr>
+            <m:begChr m:val="["/>
+            <m:sepChr m:val=""/>
+            <m:endChr m:val="]"/>
+            <m:grow/>
+          </m:dPr>
+          <m:e>
+            <m:sSup>
+              <m:e>
+                <m:r>
+                  <m:t>Y</m:t>
+                </m:r>
+              </m:e>
+              <m:sup>
+                <m:r>
+                  <m:t>a</m:t>
+                </m:r>
+                <m:r>
+                  <m:rPr>
+                    <m:sty m:val="p"/>
+                  </m:rPr>
+                  <m:t>=</m:t>
+                </m:r>
+                <m:r>
+                  <m:t>1</m:t>
+                </m:r>
+              </m:sup>
+            </m:sSup>
+            <m:r>
+              <m:rPr>
+                <m:sty m:val="p"/>
+              </m:rPr>
+              <m:t>=</m:t>
+            </m:r>
+            <m:r>
+              <m:t>1</m:t>
+            </m:r>
+          </m:e>
+        </m:d>
+        <m:r>
+          <m:rPr>
+            <m:sty m:val="p"/>
+          </m:rPr>
+          <m:t>=</m:t>
+        </m:r>
+        <m:r>
+          <m:t>P</m:t>
+        </m:r>
+        <m:r>
+          <m:t>r</m:t>
+        </m:r>
+        <m:d>
+          <m:dPr>
+            <m:begChr m:val="["/>
+            <m:sepChr m:val=""/>
+            <m:endChr m:val="]"/>
+            <m:grow/>
+          </m:dPr>
+          <m:e>
+            <m:sSup>
+              <m:e>
+                <m:r>
+                  <m:t>Y</m:t>
+                </m:r>
+              </m:e>
+              <m:sup>
+                <m:r>
+                  <m:t>a</m:t>
+                </m:r>
+                <m:r>
+                  <m:rPr>
+                    <m:sty m:val="p"/>
+                  </m:rPr>
+                  <m:t>=</m:t>
+                </m:r>
+                <m:r>
+                  <m:t>0</m:t>
+                </m:r>
+              </m:sup>
+            </m:sSup>
+            <m:r>
+              <m:rPr>
+                <m:sty m:val="p"/>
+              </m:rPr>
+              <m:t>=</m:t>
+            </m:r>
+            <m:r>
+              <m:t>1</m:t>
+            </m:r>
+          </m:e>
+        </m:d>
+        <m:r>
+          <m:rPr>
+            <m:sty m:val="p"/>
+          </m:rPr>
+          <m:t>=</m:t>
+        </m:r>
+        <m:r>
+          <m:t>0.5</m:t>
+        </m:r>
+      </m:oMath>
+    </w:p>
+    <w:p>
+      <w:pPr>
+        <w:pStyle w:val="Compact"/>
+        <w:numPr>
+          <w:ilvl w:val="0"/>
+          <w:numId w:val="1009"/>
+        </w:numPr>
+      </w:pPr>
+      <w:r>
+        <w:rPr>
+          <w:b/>
+          <w:bCs/>
+        </w:rPr>
+        <w:t xml:space="preserve">Association present</w:t>
+      </w:r>
+      <w:r>
+        <w:t xml:space="preserve">:</w:t>
+      </w:r>
+      <w:r>
+        <w:t xml:space="preserve"> </w:t>
+      </w:r>
+      <m:oMath>
+        <m:r>
+          <m:t>P</m:t>
+        </m:r>
+        <m:r>
+          <m:t>r</m:t>
+        </m:r>
+        <m:d>
+          <m:dPr>
+            <m:begChr m:val="["/>
+            <m:sepChr m:val=""/>
+            <m:endChr m:val="]"/>
+            <m:grow/>
+          </m:dPr>
+          <m:e>
+            <m:r>
+              <m:t>Y</m:t>
+            </m:r>
+            <m:r>
+              <m:rPr>
+                <m:sty m:val="p"/>
+              </m:rPr>
+              <m:t>=</m:t>
+            </m:r>
+            <m:r>
+              <m:t>1</m:t>
+            </m:r>
+            <m:r>
+              <m:rPr>
+                <m:sty m:val="p"/>
+              </m:rPr>
+              <m:t>|</m:t>
+            </m:r>
+            <m:r>
+              <m:t>A</m:t>
+            </m:r>
+            <m:r>
+              <m:rPr>
+                <m:sty m:val="p"/>
+              </m:rPr>
+              <m:t>=</m:t>
+            </m:r>
+            <m:r>
+              <m:t>1</m:t>
+            </m:r>
+          </m:e>
+        </m:d>
+        <m:r>
+          <m:rPr>
+            <m:sty m:val="p"/>
+          </m:rPr>
+          <m:t>=</m:t>
+        </m:r>
+        <m:r>
+          <m:t>0.54</m:t>
+        </m:r>
+        <m:r>
+          <m:rPr>
+            <m:sty m:val="p"/>
+          </m:rPr>
+          <m:t>≠</m:t>
+        </m:r>
+        <m:r>
+          <m:t>0.43</m:t>
+        </m:r>
+        <m:r>
+          <m:rPr>
+            <m:sty m:val="p"/>
+          </m:rPr>
+          <m:t>=</m:t>
+        </m:r>
+        <m:r>
+          <m:t>P</m:t>
+        </m:r>
+        <m:r>
+          <m:t>r</m:t>
+        </m:r>
+        <m:d>
+          <m:dPr>
+            <m:begChr m:val="["/>
+            <m:sepChr m:val=""/>
+            <m:endChr m:val="]"/>
+            <m:grow/>
+          </m:dPr>
+          <m:e>
+            <m:r>
+              <m:t>Y</m:t>
+            </m:r>
+            <m:r>
+              <m:rPr>
+                <m:sty m:val="p"/>
+              </m:rPr>
+              <m:t>=</m:t>
+            </m:r>
+            <m:r>
+              <m:t>1</m:t>
+            </m:r>
+            <m:r>
+              <m:rPr>
+                <m:sty m:val="p"/>
+              </m:rPr>
+              <m:t>|</m:t>
+            </m:r>
+            <m:r>
+              <m:t>A</m:t>
+            </m:r>
+            <m:r>
+              <m:rPr>
+                <m:sty m:val="p"/>
+              </m:rPr>
+              <m:t>=</m:t>
+            </m:r>
+            <m:r>
+              <m:t>0</m:t>
+            </m:r>
+          </m:e>
+        </m:d>
+      </m:oMath>
+    </w:p>
+    <w:p>
+      <w:pPr>
+        <w:pStyle w:val="FirstParagraph"/>
+      </w:pPr>
+      <w:r>
+        <w:t xml:space="preserve">This demonstrates the fundamental principle:</w:t>
+      </w:r>
+      <w:r>
+        <w:t xml:space="preserve"> </w:t>
+      </w:r>
+      <w:r>
+        <w:rPr>
+          <w:b/>
+          <w:bCs/>
+        </w:rPr>
+        <w:t xml:space="preserve">Association is not causation</w:t>
+      </w:r>
+      <w:r>
+        <w:t xml:space="preserve">.</w:t>
+      </w:r>
+    </w:p>
+    <w:p>
+      <w:pPr>
+        <w:pStyle w:val="BodyText"/>
+      </w:pPr>
+      <w:r>
+        <w:t xml:space="preserve">The distinction is:</w:t>
+      </w:r>
+    </w:p>
+    <w:p>
+      <w:pPr>
+        <w:pStyle w:val="Compact"/>
+        <w:numPr>
+          <w:ilvl w:val="0"/>
+          <w:numId w:val="1010"/>
+        </w:numPr>
+      </w:pPr>
+      <w:r>
+        <w:rPr>
+          <w:b/>
+          <w:bCs/>
+        </w:rPr>
+        <w:t xml:space="preserve">Causation</w:t>
+      </w:r>
+      <w:r>
+        <w:t xml:space="preserve">: Compares the</w:t>
+      </w:r>
+      <w:r>
+        <w:t xml:space="preserve"> </w:t>
+      </w:r>
+      <w:r>
+        <w:rPr>
+          <w:i/>
+          <w:iCs/>
+        </w:rPr>
+        <w:t xml:space="preserve">same</w:t>
+      </w:r>
+      <w:r>
+        <w:t xml:space="preserve"> </w:t>
+      </w:r>
+      <w:r>
+        <w:t xml:space="preserve">population under different treatment values</w:t>
+      </w:r>
+    </w:p>
+    <w:p>
+      <w:pPr>
+        <w:pStyle w:val="Compact"/>
+        <w:numPr>
+          <w:ilvl w:val="1"/>
+          <w:numId w:val="1011"/>
+        </w:numPr>
+      </w:pPr>
+      <w:r>
+        <w:t xml:space="preserve">“What if everyone had been treated?”</w:t>
+      </w:r>
+      <w:r>
+        <w:t xml:space="preserve"> </w:t>
+      </w:r>
+      <w:r>
+        <w:t xml:space="preserve">vs. </w:t>
+      </w:r>
+      <w:r>
+        <w:t xml:space="preserve">“What if everyone had been untreated?”</w:t>
+      </w:r>
+    </w:p>
+    <w:p>
+      <w:pPr>
+        <w:pStyle w:val="Compact"/>
+        <w:numPr>
+          <w:ilvl w:val="1"/>
+          <w:numId w:val="1011"/>
+        </w:numPr>
+      </w:pPr>
+      <w:r>
+        <w:t xml:space="preserve">Uses counterfactual risks:</w:t>
+      </w:r>
+      <w:r>
+        <w:t xml:space="preserve"> </w:t>
+      </w:r>
+      <m:oMath>
+        <m:r>
+          <m:t>P</m:t>
+        </m:r>
+        <m:r>
+          <m:t>r</m:t>
+        </m:r>
+        <m:d>
+          <m:dPr>
+            <m:begChr m:val="["/>
+            <m:sepChr m:val=""/>
+            <m:endChr m:val="]"/>
+            <m:grow/>
+          </m:dPr>
+          <m:e>
+            <m:sSup>
+              <m:e>
+                <m:r>
+                  <m:t>Y</m:t>
+                </m:r>
+              </m:e>
+              <m:sup>
+                <m:r>
+                  <m:t>a</m:t>
+                </m:r>
+                <m:r>
+                  <m:rPr>
+                    <m:sty m:val="p"/>
+                  </m:rPr>
+                  <m:t>=</m:t>
+                </m:r>
+                <m:r>
+                  <m:t>1</m:t>
+                </m:r>
+              </m:sup>
+            </m:sSup>
+            <m:r>
+              <m:rPr>
+                <m:sty m:val="p"/>
+              </m:rPr>
+              <m:t>=</m:t>
+            </m:r>
+            <m:r>
+              <m:t>1</m:t>
+            </m:r>
+          </m:e>
+        </m:d>
+      </m:oMath>
+      <w:r>
+        <w:t xml:space="preserve"> </w:t>
+      </w:r>
+      <w:r>
+        <w:t xml:space="preserve">vs. </w:t>
+      </w:r>
+      <m:oMath>
+        <m:r>
+          <m:t>P</m:t>
+        </m:r>
+        <m:r>
+          <m:t>r</m:t>
+        </m:r>
+        <m:d>
+          <m:dPr>
+            <m:begChr m:val="["/>
+            <m:sepChr m:val=""/>
+            <m:endChr m:val="]"/>
+            <m:grow/>
+          </m:dPr>
+          <m:e>
+            <m:sSup>
+              <m:e>
+                <m:r>
+                  <m:t>Y</m:t>
+                </m:r>
+              </m:e>
+              <m:sup>
+                <m:r>
+                  <m:t>a</m:t>
+                </m:r>
+                <m:r>
+                  <m:rPr>
+                    <m:sty m:val="p"/>
+                  </m:rPr>
+                  <m:t>=</m:t>
+                </m:r>
+                <m:r>
+                  <m:t>0</m:t>
+                </m:r>
+              </m:sup>
+            </m:sSup>
+            <m:r>
+              <m:rPr>
+                <m:sty m:val="p"/>
+              </m:rPr>
+              <m:t>=</m:t>
+            </m:r>
+            <m:r>
+              <m:t>1</m:t>
+            </m:r>
+          </m:e>
+        </m:d>
+      </m:oMath>
+    </w:p>
+    <w:p>
+      <w:pPr>
+        <w:pStyle w:val="Compact"/>
+        <w:numPr>
+          <w:ilvl w:val="0"/>
+          <w:numId w:val="1010"/>
+        </w:numPr>
+      </w:pPr>
+      <w:r>
+        <w:rPr>
+          <w:b/>
+          <w:bCs/>
+        </w:rPr>
+        <w:t xml:space="preserve">Association</w:t>
+      </w:r>
+      <w:r>
+        <w:t xml:space="preserve">: Compares</w:t>
+      </w:r>
+      <w:r>
+        <w:t xml:space="preserve"> </w:t>
+      </w:r>
+      <w:r>
+        <w:rPr>
+          <w:i/>
+          <w:iCs/>
+        </w:rPr>
+        <w:t xml:space="preserve">different subsets</w:t>
+      </w:r>
+      <w:r>
+        <w:t xml:space="preserve"> </w:t>
+      </w:r>
+      <w:r>
+        <w:t xml:space="preserve">of the population</w:t>
+      </w:r>
+    </w:p>
+    <w:p>
+      <w:pPr>
+        <w:pStyle w:val="Compact"/>
+        <w:numPr>
+          <w:ilvl w:val="1"/>
+          <w:numId w:val="1012"/>
+        </w:numPr>
+      </w:pPr>
+      <w:r>
+        <w:t xml:space="preserve">“What is the risk in those who were treated?”</w:t>
+      </w:r>
+      <w:r>
+        <w:t xml:space="preserve"> </w:t>
+      </w:r>
+      <w:r>
+        <w:t xml:space="preserve">vs. </w:t>
+      </w:r>
+      <w:r>
+        <w:t xml:space="preserve">“What is the risk in those who were untreated?”</w:t>
+      </w:r>
+    </w:p>
+    <w:p>
+      <w:pPr>
+        <w:pStyle w:val="Compact"/>
+        <w:numPr>
+          <w:ilvl w:val="1"/>
+          <w:numId w:val="1012"/>
+        </w:numPr>
+      </w:pPr>
+      <w:r>
+        <w:t xml:space="preserve">Uses conditional risks:</w:t>
+      </w:r>
+      <w:r>
+        <w:t xml:space="preserve"> </w:t>
+      </w:r>
+      <m:oMath>
+        <m:r>
+          <m:t>P</m:t>
+        </m:r>
+        <m:r>
+          <m:t>r</m:t>
+        </m:r>
+        <m:d>
+          <m:dPr>
+            <m:begChr m:val="["/>
+            <m:sepChr m:val=""/>
+            <m:endChr m:val="]"/>
+            <m:grow/>
+          </m:dPr>
+          <m:e>
+            <m:r>
+              <m:t>Y</m:t>
+            </m:r>
+            <m:r>
+              <m:rPr>
+                <m:sty m:val="p"/>
+              </m:rPr>
+              <m:t>=</m:t>
+            </m:r>
+            <m:r>
+              <m:t>1</m:t>
+            </m:r>
+            <m:r>
+              <m:rPr>
+                <m:sty m:val="p"/>
+              </m:rPr>
+              <m:t>|</m:t>
+            </m:r>
+            <m:r>
+              <m:t>A</m:t>
+            </m:r>
+            <m:r>
+              <m:rPr>
+                <m:sty m:val="p"/>
+              </m:rPr>
+              <m:t>=</m:t>
+            </m:r>
+            <m:r>
+              <m:t>1</m:t>
+            </m:r>
+          </m:e>
+        </m:d>
+      </m:oMath>
+      <w:r>
+        <w:t xml:space="preserve"> </w:t>
+      </w:r>
+      <w:r>
+        <w:t xml:space="preserve">vs. </w:t>
+      </w:r>
+      <m:oMath>
+        <m:r>
+          <m:t>P</m:t>
+        </m:r>
+        <m:r>
+          <m:t>r</m:t>
+        </m:r>
+        <m:d>
+          <m:dPr>
+            <m:begChr m:val="["/>
+            <m:sepChr m:val=""/>
+            <m:endChr m:val="]"/>
+            <m:grow/>
+          </m:dPr>
+          <m:e>
+            <m:r>
+              <m:t>Y</m:t>
+            </m:r>
+            <m:r>
+              <m:rPr>
+                <m:sty m:val="p"/>
+              </m:rPr>
+              <m:t>=</m:t>
+            </m:r>
+            <m:r>
+              <m:t>1</m:t>
+            </m:r>
+            <m:r>
+              <m:rPr>
+                <m:sty m:val="p"/>
+              </m:rPr>
+              <m:t>|</m:t>
+            </m:r>
+            <m:r>
+              <m:t>A</m:t>
+            </m:r>
+            <m:r>
+              <m:rPr>
+                <m:sty m:val="p"/>
+              </m:rPr>
+              <m:t>=</m:t>
+            </m:r>
+            <m:r>
+              <m:t>0</m:t>
+            </m:r>
+          </m:e>
+        </m:d>
+      </m:oMath>
+    </w:p>
+    <w:p>
+      <w:pPr>
+        <w:pStyle w:val="FirstParagraph"/>
+      </w:pPr>
+      <w:r>
+        <w:t xml:space="preserve">In our example, there’s an association because those who received transplants were sicker on average than those who didn’t. This discrepancy between causation and association is called</w:t>
+      </w:r>
+      <w:r>
+        <w:t xml:space="preserve"> </w:t>
+      </w:r>
+      <w:r>
+        <w:rPr>
+          <w:b/>
+          <w:bCs/>
+        </w:rPr>
+        <w:t xml:space="preserve">confounding</w:t>
+      </w:r>
+      <w:r>
+        <w:t xml:space="preserve"> </w:t>
+      </w:r>
+      <w:r>
+        <w:t xml:space="preserve">(discussed in Chapter 7).</w:t>
+      </w:r>
+    </w:p>
+    <w:bookmarkEnd w:id="33"/>
+    <w:bookmarkStart w:id="34" w:name="the-challenge-of-causal-inference"/>
+    <w:p>
+      <w:pPr>
+        <w:pStyle w:val="Heading3"/>
+      </w:pPr>
+      <w:r>
+        <w:t xml:space="preserve">5.4 The Challenge of Causal Inference</w:t>
+      </w:r>
+    </w:p>
+    <w:p>
+      <w:pPr>
+        <w:pStyle w:val="FirstParagraph"/>
+      </w:pPr>
+      <w:r>
+        <w:t xml:space="preserve">Causal inference requires data like Table 1.1 (all counterfactual outcomes), but we only have data like Table 1.2 (observed outcomes). The question is: Under which conditions can real-world data be used for causal inference?</w:t>
+      </w:r>
+    </w:p>
+    <w:p>
+      <w:pPr>
+        <w:pStyle w:val="BodyText"/>
+      </w:pPr>
+      <w:r>
+        <w:t xml:space="preserve">Chapter 2 provides one answer: conduct a randomized experiment.</w:t>
+      </w:r>
+    </w:p>
+    <w:bookmarkEnd w:id="34"/>
+    <w:bookmarkEnd w:id="35"/>
+    <w:bookmarkStart w:id="36" w:name="summary"/>
+    <w:p>
+      <w:pPr>
+        <w:pStyle w:val="Heading2"/>
+      </w:pPr>
+      <w:r>
         <w:t xml:space="preserve">6 Summary</w:t>
       </w:r>
     </w:p>
-    <w:bookmarkEnd w:id="25"/>
+    <w:p>
+      <w:pPr>
+        <w:pStyle w:val="FirstParagraph"/>
+      </w:pPr>
+      <w:r>
+        <w:t xml:space="preserve">This chapter introduced fundamental concepts:</w:t>
+      </w:r>
+    </w:p>
+    <w:p>
+      <w:pPr>
+        <w:numPr>
+          <w:ilvl w:val="0"/>
+          <w:numId w:val="1013"/>
+        </w:numPr>
+      </w:pPr>
+      <w:r>
+        <w:rPr>
+          <w:b/>
+          <w:bCs/>
+        </w:rPr>
+        <w:t xml:space="preserve">Individual causal effects</w:t>
+      </w:r>
+      <w:r>
+        <w:t xml:space="preserve">: Defined as</w:t>
+      </w:r>
+      <w:r>
+        <w:t xml:space="preserve"> </w:t>
+      </w:r>
+      <m:oMath>
+        <m:sSup>
+          <m:e>
+            <m:r>
+              <m:t>Y</m:t>
+            </m:r>
+          </m:e>
+          <m:sup>
+            <m:r>
+              <m:t>a</m:t>
+            </m:r>
+            <m:r>
+              <m:rPr>
+                <m:sty m:val="p"/>
+              </m:rPr>
+              <m:t>=</m:t>
+            </m:r>
+            <m:r>
+              <m:t>1</m:t>
+            </m:r>
+          </m:sup>
+        </m:sSup>
+        <m:r>
+          <m:rPr>
+            <m:sty m:val="p"/>
+          </m:rPr>
+          <m:t>≠</m:t>
+        </m:r>
+        <m:sSup>
+          <m:e>
+            <m:r>
+              <m:t>Y</m:t>
+            </m:r>
+          </m:e>
+          <m:sup>
+            <m:r>
+              <m:t>a</m:t>
+            </m:r>
+            <m:r>
+              <m:rPr>
+                <m:sty m:val="p"/>
+              </m:rPr>
+              <m:t>=</m:t>
+            </m:r>
+            <m:r>
+              <m:t>0</m:t>
+            </m:r>
+          </m:sup>
+        </m:sSup>
+      </m:oMath>
+      <w:r>
+        <w:t xml:space="preserve">, but cannot be identified due to the fundamental problem (missing counterfactuals)</w:t>
+      </w:r>
+    </w:p>
+    <w:p>
+      <w:pPr>
+        <w:numPr>
+          <w:ilvl w:val="0"/>
+          <w:numId w:val="1013"/>
+        </w:numPr>
+      </w:pPr>
+      <w:r>
+        <w:rPr>
+          <w:b/>
+          <w:bCs/>
+        </w:rPr>
+        <w:t xml:space="preserve">Average causal effects</w:t>
+      </w:r>
+      <w:r>
+        <w:t xml:space="preserve">: Defined as</w:t>
+      </w:r>
+      <w:r>
+        <w:t xml:space="preserve"> </w:t>
+      </w:r>
+      <m:oMath>
+        <m:r>
+          <m:t>E</m:t>
+        </m:r>
+        <m:d>
+          <m:dPr>
+            <m:begChr m:val="["/>
+            <m:sepChr m:val=""/>
+            <m:endChr m:val="]"/>
+            <m:grow/>
+          </m:dPr>
+          <m:e>
+            <m:sSup>
+              <m:e>
+                <m:r>
+                  <m:t>Y</m:t>
+                </m:r>
+              </m:e>
+              <m:sup>
+                <m:r>
+                  <m:t>a</m:t>
+                </m:r>
+                <m:r>
+                  <m:rPr>
+                    <m:sty m:val="p"/>
+                  </m:rPr>
+                  <m:t>=</m:t>
+                </m:r>
+                <m:r>
+                  <m:t>1</m:t>
+                </m:r>
+              </m:sup>
+            </m:sSup>
+          </m:e>
+        </m:d>
+        <m:r>
+          <m:rPr>
+            <m:sty m:val="p"/>
+          </m:rPr>
+          <m:t>≠</m:t>
+        </m:r>
+        <m:r>
+          <m:t>E</m:t>
+        </m:r>
+        <m:d>
+          <m:dPr>
+            <m:begChr m:val="["/>
+            <m:sepChr m:val=""/>
+            <m:endChr m:val="]"/>
+            <m:grow/>
+          </m:dPr>
+          <m:e>
+            <m:sSup>
+              <m:e>
+                <m:r>
+                  <m:t>Y</m:t>
+                </m:r>
+              </m:e>
+              <m:sup>
+                <m:r>
+                  <m:t>a</m:t>
+                </m:r>
+                <m:r>
+                  <m:rPr>
+                    <m:sty m:val="p"/>
+                  </m:rPr>
+                  <m:t>=</m:t>
+                </m:r>
+                <m:r>
+                  <m:t>0</m:t>
+                </m:r>
+              </m:sup>
+            </m:sSup>
+          </m:e>
+        </m:d>
+      </m:oMath>
+      <w:r>
+        <w:t xml:space="preserve">, can sometimes be identified from data</w:t>
+      </w:r>
+    </w:p>
+    <w:p>
+      <w:pPr>
+        <w:numPr>
+          <w:ilvl w:val="0"/>
+          <w:numId w:val="1013"/>
+        </w:numPr>
+      </w:pPr>
+      <w:r>
+        <w:rPr>
+          <w:b/>
+          <w:bCs/>
+        </w:rPr>
+        <w:t xml:space="preserve">Effect measures</w:t>
+      </w:r>
+      <w:r>
+        <w:t xml:space="preserve">: Include risk difference (additive), risk ratio (multiplicative), and odds ratio</w:t>
+      </w:r>
+    </w:p>
+    <w:p>
+      <w:pPr>
+        <w:numPr>
+          <w:ilvl w:val="0"/>
+          <w:numId w:val="1013"/>
+        </w:numPr>
+      </w:pPr>
+      <w:r>
+        <w:rPr>
+          <w:b/>
+          <w:bCs/>
+        </w:rPr>
+        <w:t xml:space="preserve">Random variability</w:t>
+      </w:r>
+      <w:r>
+        <w:t xml:space="preserve">: Distinguishes sampling variability (reduced by larger n) from systematic bias (not reduced by larger n)</w:t>
+      </w:r>
+    </w:p>
+    <w:p>
+      <w:pPr>
+        <w:numPr>
+          <w:ilvl w:val="0"/>
+          <w:numId w:val="1013"/>
+        </w:numPr>
+      </w:pPr>
+      <w:r>
+        <w:rPr>
+          <w:b/>
+          <w:bCs/>
+        </w:rPr>
+        <w:t xml:space="preserve">Causation vs. association</w:t>
+      </w:r>
+      <w:r>
+        <w:t xml:space="preserve">: Causation compares counterfactual risks in the same population; association compares observed risks in different subsets</w:t>
+      </w:r>
+    </w:p>
+    <w:p>
+      <w:pPr>
+        <w:pStyle w:val="FirstParagraph"/>
+      </w:pPr>
+      <w:r>
+        <w:t xml:space="preserve">The key insight: Association does not imply causation. The challenge is to use observed associations to make valid causal inferences.</w:t>
+      </w:r>
+    </w:p>
+    <w:bookmarkEnd w:id="36"/>
+    <w:bookmarkStart w:id="39" w:name="references"/>
+    <w:p>
+      <w:pPr>
+        <w:pStyle w:val="Heading2"/>
+      </w:pPr>
+      <w:r>
+        <w:t xml:space="preserve">7 References</w:t>
+      </w:r>
+    </w:p>
+    <w:bookmarkStart w:id="38" w:name="refs"/>
+    <w:bookmarkStart w:id="37" w:name="ref-hernan2020causal"/>
+    <w:p>
+      <w:pPr>
+        <w:pStyle w:val="Bibliography"/>
+      </w:pPr>
+      <w:r>
+        <w:t xml:space="preserve">Hernán, Miguel A, and James M Robins. 2020.</w:t>
+      </w:r>
+      <w:r>
+        <w:t xml:space="preserve"> </w:t>
+      </w:r>
+      <w:r>
+        <w:rPr>
+          <w:i/>
+          <w:iCs/>
+        </w:rPr>
+        <w:t xml:space="preserve">Causal Inference: What If</w:t>
+      </w:r>
+      <w:r>
+        <w:t xml:space="preserve">. Boca Raton: Chapman &amp; Hall/CRC.</w:t>
+      </w:r>
+    </w:p>
+    <w:bookmarkEnd w:id="37"/>
+    <w:bookmarkEnd w:id="38"/>
+    <w:bookmarkEnd w:id="39"/>
     <w:sectPr>
       <w:footnotePr>
         <w:numRestart w:val="eachSect"/>
@@ -396,11 +5300,213 @@
       </w:rPr>
     </w:lvl>
   </w:abstractNum>
+  <w:abstractNum w:abstractNumId="99411">
+    <w:nsid w:val="00A99411"/>
+    <w:multiLevelType w:val="multilevel"/>
+    <w:lvl w:ilvl="0">
+      <w:start w:val="1"/>
+      <w:numFmt w:val="decimal"/>
+      <w:lvlText w:val="%1."/>
+      <w:lvlJc w:val="left"/>
+      <w:pPr>
+        <w:ind w:left="720" w:hanging="360"/>
+      </w:pPr>
+    </w:lvl>
+    <w:lvl w:ilvl="1">
+      <w:start w:val="1"/>
+      <w:numFmt w:val="decimal"/>
+      <w:lvlText w:val="%2."/>
+      <w:lvlJc w:val="left"/>
+      <w:pPr>
+        <w:ind w:left="1440" w:hanging="360"/>
+      </w:pPr>
+    </w:lvl>
+    <w:lvl w:ilvl="2">
+      <w:start w:val="1"/>
+      <w:numFmt w:val="decimal"/>
+      <w:lvlText w:val="%3."/>
+      <w:lvlJc w:val="left"/>
+      <w:pPr>
+        <w:ind w:left="2160" w:hanging="360"/>
+      </w:pPr>
+    </w:lvl>
+    <w:lvl w:ilvl="3">
+      <w:start w:val="1"/>
+      <w:numFmt w:val="decimal"/>
+      <w:lvlText w:val="%4."/>
+      <w:lvlJc w:val="left"/>
+      <w:pPr>
+        <w:ind w:left="2880" w:hanging="360"/>
+      </w:pPr>
+    </w:lvl>
+    <w:lvl w:ilvl="4">
+      <w:start w:val="1"/>
+      <w:numFmt w:val="decimal"/>
+      <w:lvlText w:val="%5."/>
+      <w:lvlJc w:val="left"/>
+      <w:pPr>
+        <w:ind w:left="3600" w:hanging="360"/>
+      </w:pPr>
+    </w:lvl>
+    <w:lvl w:ilvl="5">
+      <w:start w:val="1"/>
+      <w:numFmt w:val="decimal"/>
+      <w:lvlText w:val="%6."/>
+      <w:lvlJc w:val="left"/>
+      <w:pPr>
+        <w:ind w:left="4320" w:hanging="360"/>
+      </w:pPr>
+    </w:lvl>
+    <w:lvl w:ilvl="6">
+      <w:start w:val="1"/>
+      <w:numFmt w:val="decimal"/>
+      <w:lvlText w:val="%7."/>
+      <w:lvlJc w:val="left"/>
+      <w:pPr>
+        <w:ind w:left="5040" w:hanging="360"/>
+      </w:pPr>
+    </w:lvl>
+    <w:lvl w:ilvl="7">
+      <w:start w:val="1"/>
+      <w:numFmt w:val="decimal"/>
+      <w:lvlText w:val="%8."/>
+      <w:lvlJc w:val="left"/>
+      <w:pPr>
+        <w:ind w:left="5760" w:hanging="360"/>
+      </w:pPr>
+    </w:lvl>
+    <w:lvl w:ilvl="8">
+      <w:start w:val="1"/>
+      <w:numFmt w:val="decimal"/>
+      <w:lvlText w:val="%9."/>
+      <w:lvlJc w:val="left"/>
+      <w:pPr>
+        <w:ind w:left="6480" w:hanging="360"/>
+      </w:pPr>
+    </w:lvl>
+  </w:abstractNum>
   <w:num w:numId="1000">
     <w:abstractNumId w:val="990"/>
   </w:num>
   <w:num w:numId="1001">
     <w:abstractNumId w:val="991"/>
+  </w:num>
+  <w:num w:numId="1002">
+    <w:abstractNumId w:val="991"/>
+  </w:num>
+  <w:num w:numId="1003">
+    <w:abstractNumId w:val="991"/>
+  </w:num>
+  <w:num w:numId="1004">
+    <w:abstractNumId w:val="991"/>
+  </w:num>
+  <w:num w:numId="1005">
+    <w:abstractNumId w:val="99411"/>
+    <w:lvlOverride w:ilvl="0">
+      <w:startOverride w:val="1"/>
+    </w:lvlOverride>
+    <w:lvlOverride w:ilvl="1">
+      <w:startOverride w:val="1"/>
+    </w:lvlOverride>
+    <w:lvlOverride w:ilvl="2">
+      <w:startOverride w:val="1"/>
+    </w:lvlOverride>
+    <w:lvlOverride w:ilvl="3">
+      <w:startOverride w:val="1"/>
+    </w:lvlOverride>
+    <w:lvlOverride w:ilvl="4">
+      <w:startOverride w:val="1"/>
+    </w:lvlOverride>
+    <w:lvlOverride w:ilvl="5">
+      <w:startOverride w:val="1"/>
+    </w:lvlOverride>
+    <w:lvlOverride w:ilvl="6">
+      <w:startOverride w:val="1"/>
+    </w:lvlOverride>
+    <w:lvlOverride w:ilvl="7">
+      <w:startOverride w:val="1"/>
+    </w:lvlOverride>
+    <w:lvlOverride w:ilvl="8">
+      <w:startOverride w:val="1"/>
+    </w:lvlOverride>
+  </w:num>
+  <w:num w:numId="1006">
+    <w:abstractNumId w:val="991"/>
+  </w:num>
+  <w:num w:numId="1007">
+    <w:abstractNumId w:val="99411"/>
+    <w:lvlOverride w:ilvl="0">
+      <w:startOverride w:val="1"/>
+    </w:lvlOverride>
+    <w:lvlOverride w:ilvl="1">
+      <w:startOverride w:val="1"/>
+    </w:lvlOverride>
+    <w:lvlOverride w:ilvl="2">
+      <w:startOverride w:val="1"/>
+    </w:lvlOverride>
+    <w:lvlOverride w:ilvl="3">
+      <w:startOverride w:val="1"/>
+    </w:lvlOverride>
+    <w:lvlOverride w:ilvl="4">
+      <w:startOverride w:val="1"/>
+    </w:lvlOverride>
+    <w:lvlOverride w:ilvl="5">
+      <w:startOverride w:val="1"/>
+    </w:lvlOverride>
+    <w:lvlOverride w:ilvl="6">
+      <w:startOverride w:val="1"/>
+    </w:lvlOverride>
+    <w:lvlOverride w:ilvl="7">
+      <w:startOverride w:val="1"/>
+    </w:lvlOverride>
+    <w:lvlOverride w:ilvl="8">
+      <w:startOverride w:val="1"/>
+    </w:lvlOverride>
+  </w:num>
+  <w:num w:numId="1008">
+    <w:abstractNumId w:val="991"/>
+  </w:num>
+  <w:num w:numId="1009">
+    <w:abstractNumId w:val="991"/>
+  </w:num>
+  <w:num w:numId="1010">
+    <w:abstractNumId w:val="991"/>
+  </w:num>
+  <w:num w:numId="1011">
+    <w:abstractNumId w:val="991"/>
+  </w:num>
+  <w:num w:numId="1012">
+    <w:abstractNumId w:val="991"/>
+  </w:num>
+  <w:num w:numId="1013">
+    <w:abstractNumId w:val="99411"/>
+    <w:lvlOverride w:ilvl="0">
+      <w:startOverride w:val="1"/>
+    </w:lvlOverride>
+    <w:lvlOverride w:ilvl="1">
+      <w:startOverride w:val="1"/>
+    </w:lvlOverride>
+    <w:lvlOverride w:ilvl="2">
+      <w:startOverride w:val="1"/>
+    </w:lvlOverride>
+    <w:lvlOverride w:ilvl="3">
+      <w:startOverride w:val="1"/>
+    </w:lvlOverride>
+    <w:lvlOverride w:ilvl="4">
+      <w:startOverride w:val="1"/>
+    </w:lvlOverride>
+    <w:lvlOverride w:ilvl="5">
+      <w:startOverride w:val="1"/>
+    </w:lvlOverride>
+    <w:lvlOverride w:ilvl="6">
+      <w:startOverride w:val="1"/>
+    </w:lvlOverride>
+    <w:lvlOverride w:ilvl="7">
+      <w:startOverride w:val="1"/>
+    </w:lvlOverride>
+    <w:lvlOverride w:ilvl="8">
+      <w:startOverride w:val="1"/>
+    </w:lvlOverride>
   </w:num>
 </w:numbering>
 </file>

--- a/chapters/01-introduction.docx
+++ b/chapters/01-introduction.docx
@@ -5052,7 +5052,7 @@
       </w:r>
     </w:p>
     <w:bookmarkEnd w:id="36"/>
-    <w:bookmarkStart w:id="39" w:name="references"/>
+    <w:bookmarkStart w:id="40" w:name="references"/>
     <w:p>
       <w:pPr>
         <w:pStyle w:val="Heading2"/>
@@ -5061,8 +5061,8 @@
         <w:t xml:space="preserve">7 References</w:t>
       </w:r>
     </w:p>
-    <w:bookmarkStart w:id="38" w:name="refs"/>
-    <w:bookmarkStart w:id="37" w:name="ref-hernan2020causal"/>
+    <w:bookmarkStart w:id="39" w:name="refs"/>
+    <w:bookmarkStart w:id="38" w:name="ref-hernan2020causal"/>
     <w:p>
       <w:pPr>
         <w:pStyle w:val="Bibliography"/>
@@ -5083,10 +5083,24 @@
       <w:r>
         <w:t xml:space="preserve">. Boca Raton: Chapman &amp; Hall/CRC.</w:t>
       </w:r>
-    </w:p>
-    <w:bookmarkEnd w:id="37"/>
+      <w:r>
+        <w:t xml:space="preserve"> </w:t>
+      </w:r>
+      <w:hyperlink r:id="rId37">
+        <w:r>
+          <w:rPr>
+            <w:rStyle w:val="Hyperlink"/>
+          </w:rPr>
+          <w:t xml:space="preserve">https://miguelhernan.org/whatifbook</w:t>
+        </w:r>
+      </w:hyperlink>
+      <w:r>
+        <w:t xml:space="preserve">.</w:t>
+      </w:r>
+    </w:p>
     <w:bookmarkEnd w:id="38"/>
     <w:bookmarkEnd w:id="39"/>
+    <w:bookmarkEnd w:id="40"/>
     <w:sectPr>
       <w:footnotePr>
         <w:numRestart w:val="eachSect"/>

--- a/chapters/01-introduction.docx
+++ b/chapters/01-introduction.docx
@@ -79,6 +79,13 @@
       </w:r>
     </w:p>
     <w:p>
+      <w:r>
+        <w:pict>
+          <v:rect style="width:0;height:1.5pt" o:hralign="center" o:hrstd="t" o:hr="t"/>
+        </w:pict>
+      </w:r>
+    </w:p>
+    <w:p>
       <w:pPr>
         <w:pStyle w:val="FirstParagraph"/>
       </w:pPr>
@@ -854,6 +861,13 @@
       </w:pPr>
       <w:r>
         <w:t xml:space="preserve">2 1.2 Average Causal Effects (pp. 4-7)</w:t>
+      </w:r>
+    </w:p>
+    <w:p>
+      <w:r>
+        <w:pict>
+          <v:rect style="width:0;height:1.5pt" o:hralign="center" o:hrstd="t" o:hr="t"/>
+        </w:pict>
       </w:r>
     </w:p>
     <w:p>
@@ -1781,6 +1795,13 @@
       </w:pPr>
       <w:r>
         <w:t xml:space="preserve">3 1.3 Measures of Causal Effect (pp. 7)</w:t>
+      </w:r>
+    </w:p>
+    <w:p>
+      <w:r>
+        <w:pict>
+          <v:rect style="width:0;height:1.5pt" o:hralign="center" o:hrstd="t" o:hr="t"/>
+        </w:pict>
       </w:r>
     </w:p>
     <w:p>
@@ -2491,6 +2512,13 @@
       </w:r>
     </w:p>
     <w:p>
+      <w:r>
+        <w:pict>
+          <v:rect style="width:0;height:1.5pt" o:hralign="center" o:hrstd="t" o:hr="t"/>
+        </w:pict>
+      </w:r>
+    </w:p>
+    <w:p>
       <w:pPr>
         <w:pStyle w:val="FirstParagraph"/>
       </w:pPr>
@@ -2973,6 +3001,13 @@
       </w:pPr>
       <w:r>
         <w:t xml:space="preserve">5 1.5 Causation versus Association (pp. 9-12)</w:t>
+      </w:r>
+    </w:p>
+    <w:p>
+      <w:r>
+        <w:pict>
+          <v:rect style="width:0;height:1.5pt" o:hralign="center" o:hrstd="t" o:hr="t"/>
+        </w:pict>
       </w:r>
     </w:p>
     <w:p>
@@ -4808,6 +4843,13 @@
       </w:r>
     </w:p>
     <w:p>
+      <w:r>
+        <w:pict>
+          <v:rect style="width:0;height:1.5pt" o:hralign="center" o:hrstd="t" o:hr="t"/>
+        </w:pict>
+      </w:r>
+    </w:p>
+    <w:p>
       <w:pPr>
         <w:pStyle w:val="FirstParagraph"/>
       </w:pPr>
@@ -5059,6 +5101,13 @@
       </w:pPr>
       <w:r>
         <w:t xml:space="preserve">7 References</w:t>
+      </w:r>
+    </w:p>
+    <w:p>
+      <w:r>
+        <w:pict>
+          <v:rect style="width:0;height:1.5pt" o:hralign="center" o:hrstd="t" o:hr="t"/>
+        </w:pict>
       </w:r>
     </w:p>
     <w:bookmarkStart w:id="39" w:name="refs"/>

--- a/chapters/01-introduction.docx
+++ b/chapters/01-introduction.docx
@@ -69,7 +69,7 @@
         <w:t xml:space="preserve">.</w:t>
       </w:r>
     </w:p>
-    <w:bookmarkStart w:id="21" w:name="individual-causal-effects-pp.-3-4"/>
+    <w:bookmarkStart w:id="10" w:name="individual-causal-effects-pp.-3-4"/>
     <w:p>
       <w:pPr>
         <w:pStyle w:val="Heading2"/>
@@ -591,7 +591,7 @@
         <w:t xml:space="preserve">. This framework was formally developed in the statistical literature and is fundamental to causal inference.</w:t>
       </w:r>
     </w:p>
-    <w:bookmarkStart w:id="20" w:name="the-fundamental-problem"/>
+    <w:bookmarkStart w:id="9" w:name="the-fundamental-problem"/>
     <w:p>
       <w:pPr>
         <w:pStyle w:val="Heading3"/>
@@ -852,9 +852,9 @@
         <w:t xml:space="preserve">in populations, which is the focus of the next section.</w:t>
       </w:r>
     </w:p>
-    <w:bookmarkEnd w:id="20"/>
-    <w:bookmarkEnd w:id="21"/>
-    <w:bookmarkStart w:id="23" w:name="average-causal-effects-pp.-4-7"/>
+    <w:bookmarkEnd w:id="9"/>
+    <w:bookmarkEnd w:id="10"/>
+    <w:bookmarkStart w:id="12" w:name="average-causal-effects-pp.-4-7"/>
     <w:p>
       <w:pPr>
         <w:pStyle w:val="Heading2"/>
@@ -923,35 +923,22 @@
         <m:r>
           <m:t>r</m:t>
         </m:r>
-        <m:d>
-          <m:dPr>
-            <m:begChr m:val="["/>
-            <m:sepChr m:val=""/>
-            <m:endChr m:val="]"/>
-            <m:grow/>
-          </m:dPr>
+        <m:r>
+          <m:rPr>
+            <m:sty m:val="p"/>
+          </m:rPr>
+          <m:t>[</m:t>
+        </m:r>
+        <m:sSup>
           <m:e>
-            <m:sSup>
-              <m:e>
-                <m:r>
-                  <m:t>Y</m:t>
-                </m:r>
-              </m:e>
-              <m:sup>
-                <m:r>
-                  <m:t>a</m:t>
-                </m:r>
-                <m:r>
-                  <m:rPr>
-                    <m:sty m:val="p"/>
-                  </m:rPr>
-                  <m:t>=</m:t>
-                </m:r>
-                <m:r>
-                  <m:t>1</m:t>
-                </m:r>
-              </m:sup>
-            </m:sSup>
+            <m:r>
+              <m:t>Y</m:t>
+            </m:r>
+          </m:e>
+          <m:sup>
+            <m:r>
+              <m:t>a</m:t>
+            </m:r>
             <m:r>
               <m:rPr>
                 <m:sty m:val="p"/>
@@ -961,8 +948,23 @@
             <m:r>
               <m:t>1</m:t>
             </m:r>
-          </m:e>
-        </m:d>
+          </m:sup>
+        </m:sSup>
+        <m:r>
+          <m:rPr>
+            <m:sty m:val="p"/>
+          </m:rPr>
+          <m:t>=</m:t>
+        </m:r>
+        <m:r>
+          <m:t>1</m:t>
+        </m:r>
+        <m:r>
+          <m:rPr>
+            <m:sty m:val="p"/>
+          </m:rPr>
+          <m:t>]</m:t>
+        </m:r>
         <m:r>
           <m:rPr>
             <m:sty m:val="p"/>
@@ -1013,35 +1015,22 @@
         <m:r>
           <m:t>r</m:t>
         </m:r>
-        <m:d>
-          <m:dPr>
-            <m:begChr m:val="["/>
-            <m:sepChr m:val=""/>
-            <m:endChr m:val="]"/>
-            <m:grow/>
-          </m:dPr>
+        <m:r>
+          <m:rPr>
+            <m:sty m:val="p"/>
+          </m:rPr>
+          <m:t>[</m:t>
+        </m:r>
+        <m:sSup>
           <m:e>
-            <m:sSup>
-              <m:e>
-                <m:r>
-                  <m:t>Y</m:t>
-                </m:r>
-              </m:e>
-              <m:sup>
-                <m:r>
-                  <m:t>a</m:t>
-                </m:r>
-                <m:r>
-                  <m:rPr>
-                    <m:sty m:val="p"/>
-                  </m:rPr>
-                  <m:t>=</m:t>
-                </m:r>
-                <m:r>
-                  <m:t>0</m:t>
-                </m:r>
-              </m:sup>
-            </m:sSup>
+            <m:r>
+              <m:t>Y</m:t>
+            </m:r>
+          </m:e>
+          <m:sup>
+            <m:r>
+              <m:t>a</m:t>
+            </m:r>
             <m:r>
               <m:rPr>
                 <m:sty m:val="p"/>
@@ -1049,10 +1038,10 @@
               <m:t>=</m:t>
             </m:r>
             <m:r>
-              <m:t>1</m:t>
-            </m:r>
-          </m:e>
-        </m:d>
+              <m:t>0</m:t>
+            </m:r>
+          </m:sup>
+        </m:sSup>
         <m:r>
           <m:rPr>
             <m:sty m:val="p"/>
@@ -1060,6 +1049,21 @@
           <m:t>=</m:t>
         </m:r>
         <m:r>
+          <m:t>1</m:t>
+        </m:r>
+        <m:r>
+          <m:rPr>
+            <m:sty m:val="p"/>
+          </m:rPr>
+          <m:t>]</m:t>
+        </m:r>
+        <m:r>
+          <m:rPr>
+            <m:sty m:val="p"/>
+          </m:rPr>
+          <m:t>=</m:t>
+        </m:r>
+        <m:r>
           <m:t>10</m:t>
         </m:r>
         <m:r>
@@ -1082,7 +1086,7 @@
         </m:r>
       </m:oMath>
     </w:p>
-    <w:bookmarkStart w:id="22" w:name="definition-of-average-causal-effect"/>
+    <w:bookmarkStart w:id="11" w:name="definition-of-average-causal-effect"/>
     <w:p>
       <w:pPr>
         <w:pStyle w:val="Heading3"/>
@@ -1158,14 +1162,854 @@
           <m:r>
             <m:t>r</m:t>
           </m:r>
-          <m:d>
-            <m:dPr>
-              <m:begChr m:val="["/>
-              <m:sepChr m:val=""/>
-              <m:endChr m:val="]"/>
-              <m:grow/>
-            </m:dPr>
+          <m:r>
+            <m:rPr>
+              <m:sty m:val="p"/>
+            </m:rPr>
+            <m:t>[</m:t>
+          </m:r>
+          <m:sSup>
             <m:e>
+              <m:r>
+                <m:t>Y</m:t>
+              </m:r>
+            </m:e>
+            <m:sup>
+              <m:r>
+                <m:t>a</m:t>
+              </m:r>
+              <m:r>
+                <m:rPr>
+                  <m:sty m:val="p"/>
+                </m:rPr>
+                <m:t>=</m:t>
+              </m:r>
+              <m:r>
+                <m:t>1</m:t>
+              </m:r>
+            </m:sup>
+          </m:sSup>
+          <m:r>
+            <m:rPr>
+              <m:sty m:val="p"/>
+            </m:rPr>
+            <m:t>=</m:t>
+          </m:r>
+          <m:r>
+            <m:t>1</m:t>
+          </m:r>
+          <m:r>
+            <m:rPr>
+              <m:sty m:val="p"/>
+            </m:rPr>
+            <m:t>]</m:t>
+          </m:r>
+          <m:r>
+            <m:rPr>
+              <m:sty m:val="p"/>
+            </m:rPr>
+            <m:t>≠</m:t>
+          </m:r>
+          <m:r>
+            <m:t>P</m:t>
+          </m:r>
+          <m:r>
+            <m:t>r</m:t>
+          </m:r>
+          <m:r>
+            <m:rPr>
+              <m:sty m:val="p"/>
+            </m:rPr>
+            <m:t>[</m:t>
+          </m:r>
+          <m:sSup>
+            <m:e>
+              <m:r>
+                <m:t>Y</m:t>
+              </m:r>
+            </m:e>
+            <m:sup>
+              <m:r>
+                <m:t>a</m:t>
+              </m:r>
+              <m:r>
+                <m:rPr>
+                  <m:sty m:val="p"/>
+                </m:rPr>
+                <m:t>=</m:t>
+              </m:r>
+              <m:r>
+                <m:t>0</m:t>
+              </m:r>
+            </m:sup>
+          </m:sSup>
+          <m:r>
+            <m:rPr>
+              <m:sty m:val="p"/>
+            </m:rPr>
+            <m:t>=</m:t>
+          </m:r>
+          <m:r>
+            <m:t>1</m:t>
+          </m:r>
+          <m:r>
+            <m:rPr>
+              <m:sty m:val="p"/>
+            </m:rPr>
+            <m:t>]</m:t>
+          </m:r>
+        </m:oMath>
+      </m:oMathPara>
+    </w:p>
+    <w:p>
+      <w:pPr>
+        <w:pStyle w:val="FirstParagraph"/>
+      </w:pPr>
+      <w:r>
+        <w:t xml:space="preserve">or equivalently (using expected values):</w:t>
+      </w:r>
+    </w:p>
+    <w:p>
+      <w:pPr>
+        <w:pStyle w:val="BodyText"/>
+      </w:pPr>
+      <m:oMathPara>
+        <m:oMathParaPr>
+          <m:jc m:val="center"/>
+        </m:oMathParaPr>
+        <m:oMath>
+          <m:r>
+            <m:t>E</m:t>
+          </m:r>
+          <m:r>
+            <m:rPr>
+              <m:sty m:val="p"/>
+            </m:rPr>
+            <m:t>[</m:t>
+          </m:r>
+          <m:sSup>
+            <m:e>
+              <m:r>
+                <m:t>Y</m:t>
+              </m:r>
+            </m:e>
+            <m:sup>
+              <m:r>
+                <m:t>a</m:t>
+              </m:r>
+              <m:r>
+                <m:rPr>
+                  <m:sty m:val="p"/>
+                </m:rPr>
+                <m:t>=</m:t>
+              </m:r>
+              <m:r>
+                <m:t>1</m:t>
+              </m:r>
+            </m:sup>
+          </m:sSup>
+          <m:r>
+            <m:rPr>
+              <m:sty m:val="p"/>
+            </m:rPr>
+            <m:t>]</m:t>
+          </m:r>
+          <m:r>
+            <m:rPr>
+              <m:sty m:val="p"/>
+            </m:rPr>
+            <m:t>≠</m:t>
+          </m:r>
+          <m:r>
+            <m:t>E</m:t>
+          </m:r>
+          <m:r>
+            <m:rPr>
+              <m:sty m:val="p"/>
+            </m:rPr>
+            <m:t>[</m:t>
+          </m:r>
+          <m:sSup>
+            <m:e>
+              <m:r>
+                <m:t>Y</m:t>
+              </m:r>
+            </m:e>
+            <m:sup>
+              <m:r>
+                <m:t>a</m:t>
+              </m:r>
+              <m:r>
+                <m:rPr>
+                  <m:sty m:val="p"/>
+                </m:rPr>
+                <m:t>=</m:t>
+              </m:r>
+              <m:r>
+                <m:t>0</m:t>
+              </m:r>
+            </m:sup>
+          </m:sSup>
+          <m:r>
+            <m:rPr>
+              <m:sty m:val="p"/>
+            </m:rPr>
+            <m:t>]</m:t>
+          </m:r>
+        </m:oMath>
+      </m:oMathPara>
+    </w:p>
+    <w:p>
+      <w:pPr>
+        <w:pStyle w:val="FirstParagraph"/>
+      </w:pPr>
+      <w:r>
+        <w:t xml:space="preserve">In our population, treatment does</w:t>
+      </w:r>
+      <w:r>
+        <w:t xml:space="preserve"> </w:t>
+      </w:r>
+      <w:r>
+        <w:rPr>
+          <w:i/>
+          <w:iCs/>
+        </w:rPr>
+        <w:t xml:space="preserve">not</w:t>
+      </w:r>
+      <w:r>
+        <w:t xml:space="preserve"> </w:t>
+      </w:r>
+      <w:r>
+        <w:t xml:space="preserve">have an average causal effect because both risks equal 0.5. The</w:t>
+      </w:r>
+      <w:r>
+        <w:t xml:space="preserve"> </w:t>
+      </w:r>
+      <w:r>
+        <w:rPr>
+          <w:b/>
+          <w:bCs/>
+        </w:rPr>
+        <w:t xml:space="preserve">null hypothesis of no average causal effect</w:t>
+      </w:r>
+      <w:r>
+        <w:t xml:space="preserve"> </w:t>
+      </w:r>
+      <w:r>
+        <w:t xml:space="preserve">holds. However, this does not mean there are no individual effects.</w:t>
+      </w:r>
+    </w:p>
+    <w:p>
+      <w:pPr>
+        <w:pStyle w:val="BodyText"/>
+      </w:pPr>
+      <w:r>
+        <w:t xml:space="preserve">Even though the average causal effect is null, 12 individuals in Table 1.1 have individual causal effects. Six were harmed by treatment (</w:t>
+      </w:r>
+      <m:oMath>
+        <m:sSup>
+          <m:e>
+            <m:r>
+              <m:t>Y</m:t>
+            </m:r>
+          </m:e>
+          <m:sup>
+            <m:r>
+              <m:t>a</m:t>
+            </m:r>
+            <m:r>
+              <m:rPr>
+                <m:sty m:val="p"/>
+              </m:rPr>
+              <m:t>=</m:t>
+            </m:r>
+            <m:r>
+              <m:t>1</m:t>
+            </m:r>
+          </m:sup>
+        </m:sSup>
+        <m:r>
+          <m:rPr>
+            <m:sty m:val="p"/>
+          </m:rPr>
+          <m:t>−</m:t>
+        </m:r>
+        <m:sSup>
+          <m:e>
+            <m:r>
+              <m:t>Y</m:t>
+            </m:r>
+          </m:e>
+          <m:sup>
+            <m:r>
+              <m:t>a</m:t>
+            </m:r>
+            <m:r>
+              <m:rPr>
+                <m:sty m:val="p"/>
+              </m:rPr>
+              <m:t>=</m:t>
+            </m:r>
+            <m:r>
+              <m:t>0</m:t>
+            </m:r>
+          </m:sup>
+        </m:sSup>
+        <m:r>
+          <m:rPr>
+            <m:sty m:val="p"/>
+          </m:rPr>
+          <m:t>=</m:t>
+        </m:r>
+        <m:r>
+          <m:t>1</m:t>
+        </m:r>
+      </m:oMath>
+      <w:r>
+        <w:t xml:space="preserve">), including Zeus, and six were helped (</w:t>
+      </w:r>
+      <m:oMath>
+        <m:sSup>
+          <m:e>
+            <m:r>
+              <m:t>Y</m:t>
+            </m:r>
+          </m:e>
+          <m:sup>
+            <m:r>
+              <m:t>a</m:t>
+            </m:r>
+            <m:r>
+              <m:rPr>
+                <m:sty m:val="p"/>
+              </m:rPr>
+              <m:t>=</m:t>
+            </m:r>
+            <m:r>
+              <m:t>1</m:t>
+            </m:r>
+          </m:sup>
+        </m:sSup>
+        <m:r>
+          <m:rPr>
+            <m:sty m:val="p"/>
+          </m:rPr>
+          <m:t>−</m:t>
+        </m:r>
+        <m:sSup>
+          <m:e>
+            <m:r>
+              <m:t>Y</m:t>
+            </m:r>
+          </m:e>
+          <m:sup>
+            <m:r>
+              <m:t>a</m:t>
+            </m:r>
+            <m:r>
+              <m:rPr>
+                <m:sty m:val="p"/>
+              </m:rPr>
+              <m:t>=</m:t>
+            </m:r>
+            <m:r>
+              <m:t>0</m:t>
+            </m:r>
+          </m:sup>
+        </m:sSup>
+        <m:r>
+          <m:rPr>
+            <m:sty m:val="p"/>
+          </m:rPr>
+          <m:t>=</m:t>
+        </m:r>
+        <m:r>
+          <m:rPr>
+            <m:sty m:val="p"/>
+          </m:rPr>
+          <m:t>−</m:t>
+        </m:r>
+        <m:r>
+          <m:t>1</m:t>
+        </m:r>
+      </m:oMath>
+      <w:r>
+        <w:t xml:space="preserve">). The harmful and beneficial effects cancel out in the average.</w:t>
+      </w:r>
+    </w:p>
+    <w:p>
+      <w:pPr>
+        <w:pStyle w:val="BodyText"/>
+      </w:pPr>
+      <w:r>
+        <w:t xml:space="preserve">The average causal effect</w:t>
+      </w:r>
+      <w:r>
+        <w:t xml:space="preserve"> </w:t>
+      </w:r>
+      <m:oMath>
+        <m:r>
+          <m:t>E</m:t>
+        </m:r>
+        <m:r>
+          <m:rPr>
+            <m:sty m:val="p"/>
+          </m:rPr>
+          <m:t>[</m:t>
+        </m:r>
+        <m:sSup>
+          <m:e>
+            <m:r>
+              <m:t>Y</m:t>
+            </m:r>
+          </m:e>
+          <m:sup>
+            <m:r>
+              <m:t>a</m:t>
+            </m:r>
+            <m:r>
+              <m:rPr>
+                <m:sty m:val="p"/>
+              </m:rPr>
+              <m:t>=</m:t>
+            </m:r>
+            <m:r>
+              <m:t>1</m:t>
+            </m:r>
+          </m:sup>
+        </m:sSup>
+        <m:r>
+          <m:rPr>
+            <m:sty m:val="p"/>
+          </m:rPr>
+          <m:t>]</m:t>
+        </m:r>
+        <m:r>
+          <m:rPr>
+            <m:sty m:val="p"/>
+          </m:rPr>
+          <m:t>−</m:t>
+        </m:r>
+        <m:r>
+          <m:t>E</m:t>
+        </m:r>
+        <m:r>
+          <m:rPr>
+            <m:sty m:val="p"/>
+          </m:rPr>
+          <m:t>[</m:t>
+        </m:r>
+        <m:sSup>
+          <m:e>
+            <m:r>
+              <m:t>Y</m:t>
+            </m:r>
+          </m:e>
+          <m:sup>
+            <m:r>
+              <m:t>a</m:t>
+            </m:r>
+            <m:r>
+              <m:rPr>
+                <m:sty m:val="p"/>
+              </m:rPr>
+              <m:t>=</m:t>
+            </m:r>
+            <m:r>
+              <m:t>0</m:t>
+            </m:r>
+          </m:sup>
+        </m:sSup>
+        <m:r>
+          <m:rPr>
+            <m:sty m:val="p"/>
+          </m:rPr>
+          <m:t>]</m:t>
+        </m:r>
+      </m:oMath>
+      <w:r>
+        <w:t xml:space="preserve"> </w:t>
+      </w:r>
+      <w:r>
+        <w:t xml:space="preserve">always equals the average of individual causal effects</w:t>
+      </w:r>
+      <w:r>
+        <w:t xml:space="preserve"> </w:t>
+      </w:r>
+      <m:oMath>
+        <m:r>
+          <m:t>E</m:t>
+        </m:r>
+        <m:r>
+          <m:rPr>
+            <m:sty m:val="p"/>
+          </m:rPr>
+          <m:t>[</m:t>
+        </m:r>
+        <m:sSup>
+          <m:e>
+            <m:r>
+              <m:t>Y</m:t>
+            </m:r>
+          </m:e>
+          <m:sup>
+            <m:r>
+              <m:t>a</m:t>
+            </m:r>
+            <m:r>
+              <m:rPr>
+                <m:sty m:val="p"/>
+              </m:rPr>
+              <m:t>=</m:t>
+            </m:r>
+            <m:r>
+              <m:t>1</m:t>
+            </m:r>
+          </m:sup>
+        </m:sSup>
+        <m:r>
+          <m:rPr>
+            <m:sty m:val="p"/>
+          </m:rPr>
+          <m:t>−</m:t>
+        </m:r>
+        <m:sSup>
+          <m:e>
+            <m:r>
+              <m:t>Y</m:t>
+            </m:r>
+          </m:e>
+          <m:sup>
+            <m:r>
+              <m:t>a</m:t>
+            </m:r>
+            <m:r>
+              <m:rPr>
+                <m:sty m:val="p"/>
+              </m:rPr>
+              <m:t>=</m:t>
+            </m:r>
+            <m:r>
+              <m:t>0</m:t>
+            </m:r>
+          </m:sup>
+        </m:sSup>
+        <m:r>
+          <m:rPr>
+            <m:sty m:val="p"/>
+          </m:rPr>
+          <m:t>]</m:t>
+        </m:r>
+      </m:oMath>
+      <w:r>
+        <w:t xml:space="preserve">, because a difference of averages equals the average of the differences.</w:t>
+      </w:r>
+    </w:p>
+    <w:p>
+      <w:pPr>
+        <w:pStyle w:val="BodyText"/>
+      </w:pPr>
+      <w:r>
+        <w:t xml:space="preserve">When there is no causal effect for</w:t>
+      </w:r>
+      <w:r>
+        <w:t xml:space="preserve"> </w:t>
+      </w:r>
+      <w:r>
+        <w:rPr>
+          <w:i/>
+          <w:iCs/>
+        </w:rPr>
+        <w:t xml:space="preserve">any</w:t>
+      </w:r>
+      <w:r>
+        <w:t xml:space="preserve"> </w:t>
+      </w:r>
+      <w:r>
+        <w:t xml:space="preserve">individual (i.e.,</w:t>
+      </w:r>
+      <w:r>
+        <w:t xml:space="preserve"> </w:t>
+      </w:r>
+      <m:oMath>
+        <m:sSup>
+          <m:e>
+            <m:r>
+              <m:t>Y</m:t>
+            </m:r>
+          </m:e>
+          <m:sup>
+            <m:r>
+              <m:t>a</m:t>
+            </m:r>
+            <m:r>
+              <m:rPr>
+                <m:sty m:val="p"/>
+              </m:rPr>
+              <m:t>=</m:t>
+            </m:r>
+            <m:r>
+              <m:t>1</m:t>
+            </m:r>
+          </m:sup>
+        </m:sSup>
+        <m:r>
+          <m:rPr>
+            <m:sty m:val="p"/>
+          </m:rPr>
+          <m:t>=</m:t>
+        </m:r>
+        <m:sSup>
+          <m:e>
+            <m:r>
+              <m:t>Y</m:t>
+            </m:r>
+          </m:e>
+          <m:sup>
+            <m:r>
+              <m:t>a</m:t>
+            </m:r>
+            <m:r>
+              <m:rPr>
+                <m:sty m:val="p"/>
+              </m:rPr>
+              <m:t>=</m:t>
+            </m:r>
+            <m:r>
+              <m:t>0</m:t>
+            </m:r>
+          </m:sup>
+        </m:sSup>
+      </m:oMath>
+      <w:r>
+        <w:t xml:space="preserve"> </w:t>
+      </w:r>
+      <w:r>
+        <w:t xml:space="preserve">for all individuals), we say the</w:t>
+      </w:r>
+      <w:r>
+        <w:t xml:space="preserve"> </w:t>
+      </w:r>
+      <w:r>
+        <w:rPr>
+          <w:b/>
+          <w:bCs/>
+        </w:rPr>
+        <w:t xml:space="preserve">sharp causal null hypothesis</w:t>
+      </w:r>
+      <w:r>
+        <w:t xml:space="preserve"> </w:t>
+      </w:r>
+      <w:r>
+        <w:t xml:space="preserve">is true. The sharp null implies the null hypothesis of no average effect.</w:t>
+      </w:r>
+    </w:p>
+    <w:bookmarkEnd w:id="11"/>
+    <w:bookmarkEnd w:id="12"/>
+    <w:bookmarkStart w:id="16" w:name="measures-of-causal-effect-pp.-7"/>
+    <w:p>
+      <w:pPr>
+        <w:pStyle w:val="Heading2"/>
+      </w:pPr>
+      <w:r>
+        <w:t xml:space="preserve">3 1.3 Measures of Causal Effect (pp. 7)</w:t>
+      </w:r>
+    </w:p>
+    <w:p>
+      <w:r>
+        <w:pict>
+          <v:rect style="width:0;height:1.5pt" o:hralign="center" o:hrstd="t" o:hr="t"/>
+        </w:pict>
+      </w:r>
+    </w:p>
+    <w:p>
+      <w:pPr>
+        <w:pStyle w:val="FirstParagraph"/>
+      </w:pPr>
+      <w:r>
+        <w:t xml:space="preserve">When a causal effect exists, we can quantify its magnitude using different</w:t>
+      </w:r>
+      <w:r>
+        <w:t xml:space="preserve"> </w:t>
+      </w:r>
+      <w:r>
+        <w:rPr>
+          <w:b/>
+          <w:bCs/>
+        </w:rPr>
+        <w:t xml:space="preserve">effect measures</w:t>
+      </w:r>
+      <w:r>
+        <w:t xml:space="preserve">. The three most common for binary outcomes are:</w:t>
+      </w:r>
+    </w:p>
+    <w:bookmarkStart w:id="13" w:name="causal-risk-difference"/>
+    <w:p>
+      <w:pPr>
+        <w:pStyle w:val="Heading3"/>
+      </w:pPr>
+      <w:r>
+        <w:t xml:space="preserve">3.1 Causal Risk Difference</w:t>
+      </w:r>
+    </w:p>
+    <w:p>
+      <w:pPr>
+        <w:pStyle w:val="FirstParagraph"/>
+      </w:pPr>
+      <m:oMathPara>
+        <m:oMathParaPr>
+          <m:jc m:val="center"/>
+        </m:oMathParaPr>
+        <m:oMath>
+          <m:r>
+            <m:t>P</m:t>
+          </m:r>
+          <m:r>
+            <m:t>r</m:t>
+          </m:r>
+          <m:r>
+            <m:rPr>
+              <m:sty m:val="p"/>
+            </m:rPr>
+            <m:t>[</m:t>
+          </m:r>
+          <m:sSup>
+            <m:e>
+              <m:r>
+                <m:t>Y</m:t>
+              </m:r>
+            </m:e>
+            <m:sup>
+              <m:r>
+                <m:t>a</m:t>
+              </m:r>
+              <m:r>
+                <m:rPr>
+                  <m:sty m:val="p"/>
+                </m:rPr>
+                <m:t>=</m:t>
+              </m:r>
+              <m:r>
+                <m:t>1</m:t>
+              </m:r>
+            </m:sup>
+          </m:sSup>
+          <m:r>
+            <m:rPr>
+              <m:sty m:val="p"/>
+            </m:rPr>
+            <m:t>=</m:t>
+          </m:r>
+          <m:r>
+            <m:t>1</m:t>
+          </m:r>
+          <m:r>
+            <m:rPr>
+              <m:sty m:val="p"/>
+            </m:rPr>
+            <m:t>]</m:t>
+          </m:r>
+          <m:r>
+            <m:rPr>
+              <m:sty m:val="p"/>
+            </m:rPr>
+            <m:t>−</m:t>
+          </m:r>
+          <m:r>
+            <m:t>P</m:t>
+          </m:r>
+          <m:r>
+            <m:t>r</m:t>
+          </m:r>
+          <m:r>
+            <m:rPr>
+              <m:sty m:val="p"/>
+            </m:rPr>
+            <m:t>[</m:t>
+          </m:r>
+          <m:sSup>
+            <m:e>
+              <m:r>
+                <m:t>Y</m:t>
+              </m:r>
+            </m:e>
+            <m:sup>
+              <m:r>
+                <m:t>a</m:t>
+              </m:r>
+              <m:r>
+                <m:rPr>
+                  <m:sty m:val="p"/>
+                </m:rPr>
+                <m:t>=</m:t>
+              </m:r>
+              <m:r>
+                <m:t>0</m:t>
+              </m:r>
+            </m:sup>
+          </m:sSup>
+          <m:r>
+            <m:rPr>
+              <m:sty m:val="p"/>
+            </m:rPr>
+            <m:t>=</m:t>
+          </m:r>
+          <m:r>
+            <m:t>1</m:t>
+          </m:r>
+          <m:r>
+            <m:rPr>
+              <m:sty m:val="p"/>
+            </m:rPr>
+            <m:t>]</m:t>
+          </m:r>
+        </m:oMath>
+      </m:oMathPara>
+    </w:p>
+    <w:p>
+      <w:pPr>
+        <w:pStyle w:val="FirstParagraph"/>
+      </w:pPr>
+      <w:r>
+        <w:t xml:space="preserve">This additive measure equals zero under the null hypothesis. It measures the absolute difference in risk.</w:t>
+      </w:r>
+    </w:p>
+    <w:bookmarkEnd w:id="13"/>
+    <w:bookmarkStart w:id="14" w:name="causal-risk-ratio"/>
+    <w:p>
+      <w:pPr>
+        <w:pStyle w:val="Heading3"/>
+      </w:pPr>
+      <w:r>
+        <w:t xml:space="preserve">3.2 Causal Risk Ratio</w:t>
+      </w:r>
+    </w:p>
+    <w:p>
+      <w:pPr>
+        <w:pStyle w:val="FirstParagraph"/>
+      </w:pPr>
+      <m:oMathPara>
+        <m:oMathParaPr>
+          <m:jc m:val="center"/>
+        </m:oMathParaPr>
+        <m:oMath>
+          <m:f>
+            <m:fPr>
+              <m:type m:val="bar"/>
+            </m:fPr>
+            <m:num>
+              <m:r>
+                <m:t>P</m:t>
+              </m:r>
+              <m:r>
+                <m:t>r</m:t>
+              </m:r>
+              <m:r>
+                <m:rPr>
+                  <m:sty m:val="p"/>
+                </m:rPr>
+                <m:t>[</m:t>
+              </m:r>
               <m:sSup>
                 <m:e>
                   <m:r>
@@ -1196,28 +2040,26 @@
               <m:r>
                 <m:t>1</m:t>
               </m:r>
-            </m:e>
-          </m:d>
-          <m:r>
-            <m:rPr>
-              <m:sty m:val="p"/>
-            </m:rPr>
-            <m:t>≠</m:t>
-          </m:r>
-          <m:r>
-            <m:t>P</m:t>
-          </m:r>
-          <m:r>
-            <m:t>r</m:t>
-          </m:r>
-          <m:d>
-            <m:dPr>
-              <m:begChr m:val="["/>
-              <m:sepChr m:val=""/>
-              <m:endChr m:val="]"/>
-              <m:grow/>
-            </m:dPr>
-            <m:e>
+              <m:r>
+                <m:rPr>
+                  <m:sty m:val="p"/>
+                </m:rPr>
+                <m:t>]</m:t>
+              </m:r>
+            </m:num>
+            <m:den>
+              <m:r>
+                <m:t>P</m:t>
+              </m:r>
+              <m:r>
+                <m:t>r</m:t>
+              </m:r>
+              <m:r>
+                <m:rPr>
+                  <m:sty m:val="p"/>
+                </m:rPr>
+                <m:t>[</m:t>
+              </m:r>
               <m:sSup>
                 <m:e>
                   <m:r>
@@ -1248,8 +2090,14 @@
               <m:r>
                 <m:t>1</m:t>
               </m:r>
-            </m:e>
-          </m:d>
+              <m:r>
+                <m:rPr>
+                  <m:sty m:val="p"/>
+                </m:rPr>
+                <m:t>]</m:t>
+              </m:r>
+            </m:den>
+          </m:f>
         </m:oMath>
       </m:oMathPara>
     </w:p>
@@ -1258,605 +2106,45 @@
         <w:pStyle w:val="FirstParagraph"/>
       </w:pPr>
       <w:r>
-        <w:t xml:space="preserve">or equivalently (using expected values):</w:t>
-      </w:r>
-    </w:p>
-    <w:p>
-      <w:pPr>
-        <w:pStyle w:val="BodyText"/>
+        <w:t xml:space="preserve">This multiplicative measure equals one under the null hypothesis. It measures how many times treatment increases (or decreases) the risk.</w:t>
+      </w:r>
+    </w:p>
+    <w:bookmarkEnd w:id="14"/>
+    <w:bookmarkStart w:id="15" w:name="causal-odds-ratio"/>
+    <w:p>
+      <w:pPr>
+        <w:pStyle w:val="Heading3"/>
+      </w:pPr>
+      <w:r>
+        <w:t xml:space="preserve">3.3 Causal Odds Ratio</w:t>
+      </w:r>
+    </w:p>
+    <w:p>
+      <w:pPr>
+        <w:pStyle w:val="FirstParagraph"/>
       </w:pPr>
       <m:oMathPara>
         <m:oMathParaPr>
           <m:jc m:val="center"/>
         </m:oMathParaPr>
         <m:oMath>
-          <m:r>
-            <m:t>E</m:t>
-          </m:r>
-          <m:d>
-            <m:dPr>
-              <m:begChr m:val="["/>
-              <m:sepChr m:val=""/>
-              <m:endChr m:val="]"/>
-              <m:grow/>
-            </m:dPr>
-            <m:e>
-              <m:sSup>
-                <m:e>
-                  <m:r>
-                    <m:t>Y</m:t>
-                  </m:r>
-                </m:e>
-                <m:sup>
-                  <m:r>
-                    <m:t>a</m:t>
-                  </m:r>
-                  <m:r>
-                    <m:rPr>
-                      <m:sty m:val="p"/>
-                    </m:rPr>
-                    <m:t>=</m:t>
-                  </m:r>
-                  <m:r>
-                    <m:t>1</m:t>
-                  </m:r>
-                </m:sup>
-              </m:sSup>
-            </m:e>
-          </m:d>
-          <m:r>
-            <m:rPr>
-              <m:sty m:val="p"/>
-            </m:rPr>
-            <m:t>≠</m:t>
-          </m:r>
-          <m:r>
-            <m:t>E</m:t>
-          </m:r>
-          <m:d>
-            <m:dPr>
-              <m:begChr m:val="["/>
-              <m:sepChr m:val=""/>
-              <m:endChr m:val="]"/>
-              <m:grow/>
-            </m:dPr>
-            <m:e>
-              <m:sSup>
-                <m:e>
-                  <m:r>
-                    <m:t>Y</m:t>
-                  </m:r>
-                </m:e>
-                <m:sup>
-                  <m:r>
-                    <m:t>a</m:t>
-                  </m:r>
-                  <m:r>
-                    <m:rPr>
-                      <m:sty m:val="p"/>
-                    </m:rPr>
-                    <m:t>=</m:t>
-                  </m:r>
-                  <m:r>
-                    <m:t>0</m:t>
-                  </m:r>
-                </m:sup>
-              </m:sSup>
-            </m:e>
-          </m:d>
-        </m:oMath>
-      </m:oMathPara>
-    </w:p>
-    <w:p>
-      <w:pPr>
-        <w:pStyle w:val="FirstParagraph"/>
-      </w:pPr>
-      <w:r>
-        <w:t xml:space="preserve">In our population, treatment does</w:t>
-      </w:r>
-      <w:r>
-        <w:t xml:space="preserve"> </w:t>
-      </w:r>
-      <w:r>
-        <w:rPr>
-          <w:i/>
-          <w:iCs/>
-        </w:rPr>
-        <w:t xml:space="preserve">not</w:t>
-      </w:r>
-      <w:r>
-        <w:t xml:space="preserve"> </w:t>
-      </w:r>
-      <w:r>
-        <w:t xml:space="preserve">have an average causal effect because both risks equal 0.5. The</w:t>
-      </w:r>
-      <w:r>
-        <w:t xml:space="preserve"> </w:t>
-      </w:r>
-      <w:r>
-        <w:rPr>
-          <w:b/>
-          <w:bCs/>
-        </w:rPr>
-        <w:t xml:space="preserve">null hypothesis of no average causal effect</w:t>
-      </w:r>
-      <w:r>
-        <w:t xml:space="preserve"> </w:t>
-      </w:r>
-      <w:r>
-        <w:t xml:space="preserve">holds. However, this does not mean there are no individual effects.</w:t>
-      </w:r>
-    </w:p>
-    <w:p>
-      <w:pPr>
-        <w:pStyle w:val="BodyText"/>
-      </w:pPr>
-      <w:r>
-        <w:t xml:space="preserve">Even though the average causal effect is null, 12 individuals in Table 1.1 have individual causal effects. Six were harmed by treatment (</w:t>
-      </w:r>
-      <m:oMath>
-        <m:sSup>
-          <m:e>
-            <m:r>
-              <m:t>Y</m:t>
-            </m:r>
-          </m:e>
-          <m:sup>
-            <m:r>
-              <m:t>a</m:t>
-            </m:r>
-            <m:r>
-              <m:rPr>
-                <m:sty m:val="p"/>
-              </m:rPr>
-              <m:t>=</m:t>
-            </m:r>
-            <m:r>
-              <m:t>1</m:t>
-            </m:r>
-          </m:sup>
-        </m:sSup>
-        <m:r>
-          <m:rPr>
-            <m:sty m:val="p"/>
-          </m:rPr>
-          <m:t>−</m:t>
-        </m:r>
-        <m:sSup>
-          <m:e>
-            <m:r>
-              <m:t>Y</m:t>
-            </m:r>
-          </m:e>
-          <m:sup>
-            <m:r>
-              <m:t>a</m:t>
-            </m:r>
-            <m:r>
-              <m:rPr>
-                <m:sty m:val="p"/>
-              </m:rPr>
-              <m:t>=</m:t>
-            </m:r>
-            <m:r>
-              <m:t>0</m:t>
-            </m:r>
-          </m:sup>
-        </m:sSup>
-        <m:r>
-          <m:rPr>
-            <m:sty m:val="p"/>
-          </m:rPr>
-          <m:t>=</m:t>
-        </m:r>
-        <m:r>
-          <m:t>1</m:t>
-        </m:r>
-      </m:oMath>
-      <w:r>
-        <w:t xml:space="preserve">), including Zeus, and six were helped (</w:t>
-      </w:r>
-      <m:oMath>
-        <m:sSup>
-          <m:e>
-            <m:r>
-              <m:t>Y</m:t>
-            </m:r>
-          </m:e>
-          <m:sup>
-            <m:r>
-              <m:t>a</m:t>
-            </m:r>
-            <m:r>
-              <m:rPr>
-                <m:sty m:val="p"/>
-              </m:rPr>
-              <m:t>=</m:t>
-            </m:r>
-            <m:r>
-              <m:t>1</m:t>
-            </m:r>
-          </m:sup>
-        </m:sSup>
-        <m:r>
-          <m:rPr>
-            <m:sty m:val="p"/>
-          </m:rPr>
-          <m:t>−</m:t>
-        </m:r>
-        <m:sSup>
-          <m:e>
-            <m:r>
-              <m:t>Y</m:t>
-            </m:r>
-          </m:e>
-          <m:sup>
-            <m:r>
-              <m:t>a</m:t>
-            </m:r>
-            <m:r>
-              <m:rPr>
-                <m:sty m:val="p"/>
-              </m:rPr>
-              <m:t>=</m:t>
-            </m:r>
-            <m:r>
-              <m:t>0</m:t>
-            </m:r>
-          </m:sup>
-        </m:sSup>
-        <m:r>
-          <m:rPr>
-            <m:sty m:val="p"/>
-          </m:rPr>
-          <m:t>=</m:t>
-        </m:r>
-        <m:r>
-          <m:rPr>
-            <m:sty m:val="p"/>
-          </m:rPr>
-          <m:t>−</m:t>
-        </m:r>
-        <m:r>
-          <m:t>1</m:t>
-        </m:r>
-      </m:oMath>
-      <w:r>
-        <w:t xml:space="preserve">). The harmful and beneficial effects cancel out in the average.</w:t>
-      </w:r>
-    </w:p>
-    <w:p>
-      <w:pPr>
-        <w:pStyle w:val="BodyText"/>
-      </w:pPr>
-      <w:r>
-        <w:t xml:space="preserve">The average causal effect</w:t>
-      </w:r>
-      <w:r>
-        <w:t xml:space="preserve"> </w:t>
-      </w:r>
-      <m:oMath>
-        <m:r>
-          <m:t>E</m:t>
-        </m:r>
-        <m:d>
-          <m:dPr>
-            <m:begChr m:val="["/>
-            <m:sepChr m:val=""/>
-            <m:endChr m:val="]"/>
-            <m:grow/>
-          </m:dPr>
-          <m:e>
-            <m:sSup>
-              <m:e>
-                <m:r>
-                  <m:t>Y</m:t>
-                </m:r>
-              </m:e>
-              <m:sup>
-                <m:r>
-                  <m:t>a</m:t>
-                </m:r>
-                <m:r>
-                  <m:rPr>
-                    <m:sty m:val="p"/>
-                  </m:rPr>
-                  <m:t>=</m:t>
-                </m:r>
-                <m:r>
-                  <m:t>1</m:t>
-                </m:r>
-              </m:sup>
-            </m:sSup>
-          </m:e>
-        </m:d>
-        <m:r>
-          <m:rPr>
-            <m:sty m:val="p"/>
-          </m:rPr>
-          <m:t>−</m:t>
-        </m:r>
-        <m:r>
-          <m:t>E</m:t>
-        </m:r>
-        <m:d>
-          <m:dPr>
-            <m:begChr m:val="["/>
-            <m:sepChr m:val=""/>
-            <m:endChr m:val="]"/>
-            <m:grow/>
-          </m:dPr>
-          <m:e>
-            <m:sSup>
-              <m:e>
-                <m:r>
-                  <m:t>Y</m:t>
-                </m:r>
-              </m:e>
-              <m:sup>
-                <m:r>
-                  <m:t>a</m:t>
-                </m:r>
-                <m:r>
-                  <m:rPr>
-                    <m:sty m:val="p"/>
-                  </m:rPr>
-                  <m:t>=</m:t>
-                </m:r>
-                <m:r>
-                  <m:t>0</m:t>
-                </m:r>
-              </m:sup>
-            </m:sSup>
-          </m:e>
-        </m:d>
-      </m:oMath>
-      <w:r>
-        <w:t xml:space="preserve"> </w:t>
-      </w:r>
-      <w:r>
-        <w:t xml:space="preserve">always equals the average of individual causal effects</w:t>
-      </w:r>
-      <w:r>
-        <w:t xml:space="preserve"> </w:t>
-      </w:r>
-      <m:oMath>
-        <m:r>
-          <m:t>E</m:t>
-        </m:r>
-        <m:d>
-          <m:dPr>
-            <m:begChr m:val="["/>
-            <m:sepChr m:val=""/>
-            <m:endChr m:val="]"/>
-            <m:grow/>
-          </m:dPr>
-          <m:e>
-            <m:sSup>
-              <m:e>
-                <m:r>
-                  <m:t>Y</m:t>
-                </m:r>
-              </m:e>
-              <m:sup>
-                <m:r>
-                  <m:t>a</m:t>
-                </m:r>
-                <m:r>
-                  <m:rPr>
-                    <m:sty m:val="p"/>
-                  </m:rPr>
-                  <m:t>=</m:t>
-                </m:r>
-                <m:r>
-                  <m:t>1</m:t>
-                </m:r>
-              </m:sup>
-            </m:sSup>
-            <m:r>
-              <m:rPr>
-                <m:sty m:val="p"/>
-              </m:rPr>
-              <m:t>−</m:t>
-            </m:r>
-            <m:sSup>
-              <m:e>
-                <m:r>
-                  <m:t>Y</m:t>
-                </m:r>
-              </m:e>
-              <m:sup>
-                <m:r>
-                  <m:t>a</m:t>
-                </m:r>
-                <m:r>
-                  <m:rPr>
-                    <m:sty m:val="p"/>
-                  </m:rPr>
-                  <m:t>=</m:t>
-                </m:r>
-                <m:r>
-                  <m:t>0</m:t>
-                </m:r>
-              </m:sup>
-            </m:sSup>
-          </m:e>
-        </m:d>
-      </m:oMath>
-      <w:r>
-        <w:t xml:space="preserve">, because a difference of averages equals the average of the differences.</w:t>
-      </w:r>
-    </w:p>
-    <w:p>
-      <w:pPr>
-        <w:pStyle w:val="BodyText"/>
-      </w:pPr>
-      <w:r>
-        <w:t xml:space="preserve">When there is no causal effect for</w:t>
-      </w:r>
-      <w:r>
-        <w:t xml:space="preserve"> </w:t>
-      </w:r>
-      <w:r>
-        <w:rPr>
-          <w:i/>
-          <w:iCs/>
-        </w:rPr>
-        <w:t xml:space="preserve">any</w:t>
-      </w:r>
-      <w:r>
-        <w:t xml:space="preserve"> </w:t>
-      </w:r>
-      <w:r>
-        <w:t xml:space="preserve">individual (i.e.,</w:t>
-      </w:r>
-      <w:r>
-        <w:t xml:space="preserve"> </w:t>
-      </w:r>
-      <m:oMath>
-        <m:sSup>
-          <m:e>
-            <m:r>
-              <m:t>Y</m:t>
-            </m:r>
-          </m:e>
-          <m:sup>
-            <m:r>
-              <m:t>a</m:t>
-            </m:r>
-            <m:r>
-              <m:rPr>
-                <m:sty m:val="p"/>
-              </m:rPr>
-              <m:t>=</m:t>
-            </m:r>
-            <m:r>
-              <m:t>1</m:t>
-            </m:r>
-          </m:sup>
-        </m:sSup>
-        <m:r>
-          <m:rPr>
-            <m:sty m:val="p"/>
-          </m:rPr>
-          <m:t>=</m:t>
-        </m:r>
-        <m:sSup>
-          <m:e>
-            <m:r>
-              <m:t>Y</m:t>
-            </m:r>
-          </m:e>
-          <m:sup>
-            <m:r>
-              <m:t>a</m:t>
-            </m:r>
-            <m:r>
-              <m:rPr>
-                <m:sty m:val="p"/>
-              </m:rPr>
-              <m:t>=</m:t>
-            </m:r>
-            <m:r>
-              <m:t>0</m:t>
-            </m:r>
-          </m:sup>
-        </m:sSup>
-      </m:oMath>
-      <w:r>
-        <w:t xml:space="preserve"> </w:t>
-      </w:r>
-      <w:r>
-        <w:t xml:space="preserve">for all individuals), we say the</w:t>
-      </w:r>
-      <w:r>
-        <w:t xml:space="preserve"> </w:t>
-      </w:r>
-      <w:r>
-        <w:rPr>
-          <w:b/>
-          <w:bCs/>
-        </w:rPr>
-        <w:t xml:space="preserve">sharp causal null hypothesis</w:t>
-      </w:r>
-      <w:r>
-        <w:t xml:space="preserve"> </w:t>
-      </w:r>
-      <w:r>
-        <w:t xml:space="preserve">is true. The sharp null implies the null hypothesis of no average effect.</w:t>
-      </w:r>
-    </w:p>
-    <w:bookmarkEnd w:id="22"/>
-    <w:bookmarkEnd w:id="23"/>
-    <w:bookmarkStart w:id="27" w:name="measures-of-causal-effect-pp.-7"/>
-    <w:p>
-      <w:pPr>
-        <w:pStyle w:val="Heading2"/>
-      </w:pPr>
-      <w:r>
-        <w:t xml:space="preserve">3 1.3 Measures of Causal Effect (pp. 7)</w:t>
-      </w:r>
-    </w:p>
-    <w:p>
-      <w:r>
-        <w:pict>
-          <v:rect style="width:0;height:1.5pt" o:hralign="center" o:hrstd="t" o:hr="t"/>
-        </w:pict>
-      </w:r>
-    </w:p>
-    <w:p>
-      <w:pPr>
-        <w:pStyle w:val="FirstParagraph"/>
-      </w:pPr>
-      <w:r>
-        <w:t xml:space="preserve">When a causal effect exists, we can quantify its magnitude using different</w:t>
-      </w:r>
-      <w:r>
-        <w:t xml:space="preserve"> </w:t>
-      </w:r>
-      <w:r>
-        <w:rPr>
-          <w:b/>
-          <w:bCs/>
-        </w:rPr>
-        <w:t xml:space="preserve">effect measures</w:t>
-      </w:r>
-      <w:r>
-        <w:t xml:space="preserve">. The three most common for binary outcomes are:</w:t>
-      </w:r>
-    </w:p>
-    <w:bookmarkStart w:id="24" w:name="causal-risk-difference"/>
-    <w:p>
-      <w:pPr>
-        <w:pStyle w:val="Heading3"/>
-      </w:pPr>
-      <w:r>
-        <w:t xml:space="preserve">3.1 Causal Risk Difference</w:t>
-      </w:r>
-    </w:p>
-    <w:p>
-      <w:pPr>
-        <w:pStyle w:val="FirstParagraph"/>
-      </w:pPr>
-      <m:oMathPara>
-        <m:oMathParaPr>
-          <m:jc m:val="center"/>
-        </m:oMathParaPr>
-        <m:oMath>
-          <m:r>
-            <m:t>P</m:t>
-          </m:r>
-          <m:r>
-            <m:t>r</m:t>
-          </m:r>
-          <m:d>
-            <m:dPr>
-              <m:begChr m:val="["/>
-              <m:sepChr m:val=""/>
-              <m:endChr m:val="]"/>
-              <m:grow/>
-            </m:dPr>
-            <m:e>
+          <m:f>
+            <m:fPr>
+              <m:type m:val="bar"/>
+            </m:fPr>
+            <m:num>
+              <m:r>
+                <m:t>P</m:t>
+              </m:r>
+              <m:r>
+                <m:t>r</m:t>
+              </m:r>
+              <m:r>
+                <m:rPr>
+                  <m:sty m:val="p"/>
+                </m:rPr>
+                <m:t>[</m:t>
+              </m:r>
               <m:sSup>
                 <m:e>
                   <m:r>
@@ -1887,28 +2175,80 @@
               <m:r>
                 <m:t>1</m:t>
               </m:r>
-            </m:e>
-          </m:d>
-          <m:r>
-            <m:rPr>
-              <m:sty m:val="p"/>
-            </m:rPr>
-            <m:t>−</m:t>
-          </m:r>
-          <m:r>
-            <m:t>P</m:t>
-          </m:r>
-          <m:r>
-            <m:t>r</m:t>
-          </m:r>
-          <m:d>
-            <m:dPr>
-              <m:begChr m:val="["/>
-              <m:sepChr m:val=""/>
-              <m:endChr m:val="]"/>
-              <m:grow/>
-            </m:dPr>
-            <m:e>
+              <m:r>
+                <m:rPr>
+                  <m:sty m:val="p"/>
+                </m:rPr>
+                <m:t>]</m:t>
+              </m:r>
+              <m:r>
+                <m:rPr>
+                  <m:sty m:val="p"/>
+                </m:rPr>
+                <m:t>/</m:t>
+              </m:r>
+              <m:r>
+                <m:t>P</m:t>
+              </m:r>
+              <m:r>
+                <m:t>r</m:t>
+              </m:r>
+              <m:r>
+                <m:rPr>
+                  <m:sty m:val="p"/>
+                </m:rPr>
+                <m:t>[</m:t>
+              </m:r>
+              <m:sSup>
+                <m:e>
+                  <m:r>
+                    <m:t>Y</m:t>
+                  </m:r>
+                </m:e>
+                <m:sup>
+                  <m:r>
+                    <m:t>a</m:t>
+                  </m:r>
+                  <m:r>
+                    <m:rPr>
+                      <m:sty m:val="p"/>
+                    </m:rPr>
+                    <m:t>=</m:t>
+                  </m:r>
+                  <m:r>
+                    <m:t>1</m:t>
+                  </m:r>
+                </m:sup>
+              </m:sSup>
+              <m:r>
+                <m:rPr>
+                  <m:sty m:val="p"/>
+                </m:rPr>
+                <m:t>=</m:t>
+              </m:r>
+              <m:r>
+                <m:t>0</m:t>
+              </m:r>
+              <m:r>
+                <m:rPr>
+                  <m:sty m:val="p"/>
+                </m:rPr>
+                <m:t>]</m:t>
+              </m:r>
+            </m:num>
+            <m:den>
+              <m:r>
+                <m:t>P</m:t>
+              </m:r>
+              <m:r>
+                <m:t>r</m:t>
+              </m:r>
+              <m:r>
+                <m:rPr>
+                  <m:sty m:val="p"/>
+                </m:rPr>
+                <m:t>[</m:t>
+              </m:r>
               <m:sSup>
                 <m:e>
                   <m:r>
@@ -1939,220 +2279,12 @@
               <m:r>
                 <m:t>1</m:t>
               </m:r>
-            </m:e>
-          </m:d>
-        </m:oMath>
-      </m:oMathPara>
-    </w:p>
-    <w:p>
-      <w:pPr>
-        <w:pStyle w:val="FirstParagraph"/>
-      </w:pPr>
-      <w:r>
-        <w:t xml:space="preserve">This additive measure equals zero under the null hypothesis. It measures the absolute difference in risk.</w:t>
-      </w:r>
-    </w:p>
-    <w:bookmarkEnd w:id="24"/>
-    <w:bookmarkStart w:id="25" w:name="causal-risk-ratio"/>
-    <w:p>
-      <w:pPr>
-        <w:pStyle w:val="Heading3"/>
-      </w:pPr>
-      <w:r>
-        <w:t xml:space="preserve">3.2 Causal Risk Ratio</w:t>
-      </w:r>
-    </w:p>
-    <w:p>
-      <w:pPr>
-        <w:pStyle w:val="FirstParagraph"/>
-      </w:pPr>
-      <m:oMathPara>
-        <m:oMathParaPr>
-          <m:jc m:val="center"/>
-        </m:oMathParaPr>
-        <m:oMath>
-          <m:f>
-            <m:fPr>
-              <m:type m:val="bar"/>
-            </m:fPr>
-            <m:num>
               <m:r>
-                <m:t>P</m:t>
+                <m:rPr>
+                  <m:sty m:val="p"/>
+                </m:rPr>
+                <m:t>]</m:t>
               </m:r>
-              <m:r>
-                <m:t>r</m:t>
-              </m:r>
-              <m:d>
-                <m:dPr>
-                  <m:begChr m:val="["/>
-                  <m:sepChr m:val=""/>
-                  <m:endChr m:val="]"/>
-                  <m:grow/>
-                </m:dPr>
-                <m:e>
-                  <m:sSup>
-                    <m:e>
-                      <m:r>
-                        <m:t>Y</m:t>
-                      </m:r>
-                    </m:e>
-                    <m:sup>
-                      <m:r>
-                        <m:t>a</m:t>
-                      </m:r>
-                      <m:r>
-                        <m:rPr>
-                          <m:sty m:val="p"/>
-                        </m:rPr>
-                        <m:t>=</m:t>
-                      </m:r>
-                      <m:r>
-                        <m:t>1</m:t>
-                      </m:r>
-                    </m:sup>
-                  </m:sSup>
-                  <m:r>
-                    <m:rPr>
-                      <m:sty m:val="p"/>
-                    </m:rPr>
-                    <m:t>=</m:t>
-                  </m:r>
-                  <m:r>
-                    <m:t>1</m:t>
-                  </m:r>
-                </m:e>
-              </m:d>
-            </m:num>
-            <m:den>
-              <m:r>
-                <m:t>P</m:t>
-              </m:r>
-              <m:r>
-                <m:t>r</m:t>
-              </m:r>
-              <m:d>
-                <m:dPr>
-                  <m:begChr m:val="["/>
-                  <m:sepChr m:val=""/>
-                  <m:endChr m:val="]"/>
-                  <m:grow/>
-                </m:dPr>
-                <m:e>
-                  <m:sSup>
-                    <m:e>
-                      <m:r>
-                        <m:t>Y</m:t>
-                      </m:r>
-                    </m:e>
-                    <m:sup>
-                      <m:r>
-                        <m:t>a</m:t>
-                      </m:r>
-                      <m:r>
-                        <m:rPr>
-                          <m:sty m:val="p"/>
-                        </m:rPr>
-                        <m:t>=</m:t>
-                      </m:r>
-                      <m:r>
-                        <m:t>0</m:t>
-                      </m:r>
-                    </m:sup>
-                  </m:sSup>
-                  <m:r>
-                    <m:rPr>
-                      <m:sty m:val="p"/>
-                    </m:rPr>
-                    <m:t>=</m:t>
-                  </m:r>
-                  <m:r>
-                    <m:t>1</m:t>
-                  </m:r>
-                </m:e>
-              </m:d>
-            </m:den>
-          </m:f>
-        </m:oMath>
-      </m:oMathPara>
-    </w:p>
-    <w:p>
-      <w:pPr>
-        <w:pStyle w:val="FirstParagraph"/>
-      </w:pPr>
-      <w:r>
-        <w:t xml:space="preserve">This multiplicative measure equals one under the null hypothesis. It measures how many times treatment increases (or decreases) the risk.</w:t>
-      </w:r>
-    </w:p>
-    <w:bookmarkEnd w:id="25"/>
-    <w:bookmarkStart w:id="26" w:name="causal-odds-ratio"/>
-    <w:p>
-      <w:pPr>
-        <w:pStyle w:val="Heading3"/>
-      </w:pPr>
-      <w:r>
-        <w:t xml:space="preserve">3.3 Causal Odds Ratio</w:t>
-      </w:r>
-    </w:p>
-    <w:p>
-      <w:pPr>
-        <w:pStyle w:val="FirstParagraph"/>
-      </w:pPr>
-      <m:oMathPara>
-        <m:oMathParaPr>
-          <m:jc m:val="center"/>
-        </m:oMathParaPr>
-        <m:oMath>
-          <m:f>
-            <m:fPr>
-              <m:type m:val="bar"/>
-            </m:fPr>
-            <m:num>
-              <m:r>
-                <m:t>P</m:t>
-              </m:r>
-              <m:r>
-                <m:t>r</m:t>
-              </m:r>
-              <m:d>
-                <m:dPr>
-                  <m:begChr m:val="["/>
-                  <m:sepChr m:val=""/>
-                  <m:endChr m:val="]"/>
-                  <m:grow/>
-                </m:dPr>
-                <m:e>
-                  <m:sSup>
-                    <m:e>
-                      <m:r>
-                        <m:t>Y</m:t>
-                      </m:r>
-                    </m:e>
-                    <m:sup>
-                      <m:r>
-                        <m:t>a</m:t>
-                      </m:r>
-                      <m:r>
-                        <m:rPr>
-                          <m:sty m:val="p"/>
-                        </m:rPr>
-                        <m:t>=</m:t>
-                      </m:r>
-                      <m:r>
-                        <m:t>1</m:t>
-                      </m:r>
-                    </m:sup>
-                  </m:sSup>
-                  <m:r>
-                    <m:rPr>
-                      <m:sty m:val="p"/>
-                    </m:rPr>
-                    <m:t>=</m:t>
-                  </m:r>
-                  <m:r>
-                    <m:t>1</m:t>
-                  </m:r>
-                </m:e>
-              </m:d>
               <m:r>
                 <m:rPr>
                   <m:sty m:val="p"/>
@@ -2165,35 +2297,22 @@
               <m:r>
                 <m:t>r</m:t>
               </m:r>
-              <m:d>
-                <m:dPr>
-                  <m:begChr m:val="["/>
-                  <m:sepChr m:val=""/>
-                  <m:endChr m:val="]"/>
-                  <m:grow/>
-                </m:dPr>
+              <m:r>
+                <m:rPr>
+                  <m:sty m:val="p"/>
+                </m:rPr>
+                <m:t>[</m:t>
+              </m:r>
+              <m:sSup>
                 <m:e>
-                  <m:sSup>
-                    <m:e>
-                      <m:r>
-                        <m:t>Y</m:t>
-                      </m:r>
-                    </m:e>
-                    <m:sup>
-                      <m:r>
-                        <m:t>a</m:t>
-                      </m:r>
-                      <m:r>
-                        <m:rPr>
-                          <m:sty m:val="p"/>
-                        </m:rPr>
-                        <m:t>=</m:t>
-                      </m:r>
-                      <m:r>
-                        <m:t>1</m:t>
-                      </m:r>
-                    </m:sup>
-                  </m:sSup>
+                  <m:r>
+                    <m:t>Y</m:t>
+                  </m:r>
+                </m:e>
+                <m:sup>
+                  <m:r>
+                    <m:t>a</m:t>
+                  </m:r>
                   <m:r>
                     <m:rPr>
                       <m:sty m:val="p"/>
@@ -2203,108 +2322,23 @@
                   <m:r>
                     <m:t>0</m:t>
                   </m:r>
-                </m:e>
-              </m:d>
-            </m:num>
-            <m:den>
-              <m:r>
-                <m:t>P</m:t>
-              </m:r>
-              <m:r>
-                <m:t>r</m:t>
-              </m:r>
-              <m:d>
-                <m:dPr>
-                  <m:begChr m:val="["/>
-                  <m:sepChr m:val=""/>
-                  <m:endChr m:val="]"/>
-                  <m:grow/>
-                </m:dPr>
-                <m:e>
-                  <m:sSup>
-                    <m:e>
-                      <m:r>
-                        <m:t>Y</m:t>
-                      </m:r>
-                    </m:e>
-                    <m:sup>
-                      <m:r>
-                        <m:t>a</m:t>
-                      </m:r>
-                      <m:r>
-                        <m:rPr>
-                          <m:sty m:val="p"/>
-                        </m:rPr>
-                        <m:t>=</m:t>
-                      </m:r>
-                      <m:r>
-                        <m:t>0</m:t>
-                      </m:r>
-                    </m:sup>
-                  </m:sSup>
-                  <m:r>
-                    <m:rPr>
-                      <m:sty m:val="p"/>
-                    </m:rPr>
-                    <m:t>=</m:t>
-                  </m:r>
-                  <m:r>
-                    <m:t>1</m:t>
-                  </m:r>
-                </m:e>
-              </m:d>
+                </m:sup>
+              </m:sSup>
               <m:r>
                 <m:rPr>
                   <m:sty m:val="p"/>
                 </m:rPr>
-                <m:t>/</m:t>
+                <m:t>=</m:t>
               </m:r>
               <m:r>
-                <m:t>P</m:t>
+                <m:t>0</m:t>
               </m:r>
               <m:r>
-                <m:t>r</m:t>
+                <m:rPr>
+                  <m:sty m:val="p"/>
+                </m:rPr>
+                <m:t>]</m:t>
               </m:r>
-              <m:d>
-                <m:dPr>
-                  <m:begChr m:val="["/>
-                  <m:sepChr m:val=""/>
-                  <m:endChr m:val="]"/>
-                  <m:grow/>
-                </m:dPr>
-                <m:e>
-                  <m:sSup>
-                    <m:e>
-                      <m:r>
-                        <m:t>Y</m:t>
-                      </m:r>
-                    </m:e>
-                    <m:sup>
-                      <m:r>
-                        <m:t>a</m:t>
-                      </m:r>
-                      <m:r>
-                        <m:rPr>
-                          <m:sty m:val="p"/>
-                        </m:rPr>
-                        <m:t>=</m:t>
-                      </m:r>
-                      <m:r>
-                        <m:t>0</m:t>
-                      </m:r>
-                    </m:sup>
-                  </m:sSup>
-                  <m:r>
-                    <m:rPr>
-                      <m:sty m:val="p"/>
-                    </m:rPr>
-                    <m:t>=</m:t>
-                  </m:r>
-                  <m:r>
-                    <m:t>0</m:t>
-                  </m:r>
-                </m:e>
-              </m:d>
             </m:den>
           </m:f>
         </m:oMath>
@@ -2500,9 +2534,9 @@
         <w:t xml:space="preserve">on the ratio scale—it is a measure of causal effect in the population but not an average of individual effects.</w:t>
       </w:r>
     </w:p>
-    <w:bookmarkEnd w:id="26"/>
-    <w:bookmarkEnd w:id="27"/>
-    <w:bookmarkStart w:id="30" w:name="random-variability-pp.-7-9"/>
+    <w:bookmarkEnd w:id="15"/>
+    <w:bookmarkEnd w:id="16"/>
+    <w:bookmarkStart w:id="19" w:name="random-variability-pp.-7-9"/>
     <w:p>
       <w:pPr>
         <w:pStyle w:val="Heading2"/>
@@ -2539,7 +2573,7 @@
         <w:t xml:space="preserve">.</w:t>
       </w:r>
     </w:p>
-    <w:bookmarkStart w:id="28" w:name="sample-vs.-superpopulation"/>
+    <w:bookmarkStart w:id="17" w:name="sample-vs.-superpopulation"/>
     <w:p>
       <w:pPr>
         <w:pStyle w:val="Heading3"/>
@@ -2635,37 +2669,39 @@
         <m:r>
           <m:t>E</m:t>
         </m:r>
-        <m:d>
-          <m:dPr>
-            <m:begChr m:val="["/>
-            <m:sepChr m:val=""/>
-            <m:endChr m:val="]"/>
-            <m:grow/>
-          </m:dPr>
+        <m:r>
+          <m:rPr>
+            <m:sty m:val="p"/>
+          </m:rPr>
+          <m:t>[</m:t>
+        </m:r>
+        <m:sSup>
           <m:e>
-            <m:sSup>
-              <m:e>
-                <m:r>
-                  <m:t>Y</m:t>
-                </m:r>
-              </m:e>
-              <m:sup>
-                <m:r>
-                  <m:t>a</m:t>
-                </m:r>
-                <m:r>
-                  <m:rPr>
-                    <m:sty m:val="p"/>
-                  </m:rPr>
-                  <m:t>=</m:t>
-                </m:r>
-                <m:r>
-                  <m:t>1</m:t>
-                </m:r>
-              </m:sup>
-            </m:sSup>
+            <m:r>
+              <m:t>Y</m:t>
+            </m:r>
           </m:e>
-        </m:d>
+          <m:sup>
+            <m:r>
+              <m:t>a</m:t>
+            </m:r>
+            <m:r>
+              <m:rPr>
+                <m:sty m:val="p"/>
+              </m:rPr>
+              <m:t>=</m:t>
+            </m:r>
+            <m:r>
+              <m:t>1</m:t>
+            </m:r>
+          </m:sup>
+        </m:sSup>
+        <m:r>
+          <m:rPr>
+            <m:sty m:val="p"/>
+          </m:rPr>
+          <m:t>]</m:t>
+        </m:r>
         <m:r>
           <m:rPr>
             <m:sty m:val="p"/>
@@ -2675,37 +2711,39 @@
         <m:r>
           <m:t>E</m:t>
         </m:r>
-        <m:d>
-          <m:dPr>
-            <m:begChr m:val="["/>
-            <m:sepChr m:val=""/>
-            <m:endChr m:val="]"/>
-            <m:grow/>
-          </m:dPr>
+        <m:r>
+          <m:rPr>
+            <m:sty m:val="p"/>
+          </m:rPr>
+          <m:t>[</m:t>
+        </m:r>
+        <m:sSup>
           <m:e>
-            <m:sSup>
-              <m:e>
-                <m:r>
-                  <m:t>Y</m:t>
-                </m:r>
-              </m:e>
-              <m:sup>
-                <m:r>
-                  <m:t>a</m:t>
-                </m:r>
-                <m:r>
-                  <m:rPr>
-                    <m:sty m:val="p"/>
-                  </m:rPr>
-                  <m:t>=</m:t>
-                </m:r>
-                <m:r>
-                  <m:t>0</m:t>
-                </m:r>
-              </m:sup>
-            </m:sSup>
+            <m:r>
+              <m:t>Y</m:t>
+            </m:r>
           </m:e>
-        </m:d>
+          <m:sup>
+            <m:r>
+              <m:t>a</m:t>
+            </m:r>
+            <m:r>
+              <m:rPr>
+                <m:sty m:val="p"/>
+              </m:rPr>
+              <m:t>=</m:t>
+            </m:r>
+            <m:r>
+              <m:t>0</m:t>
+            </m:r>
+          </m:sup>
+        </m:sSup>
+        <m:r>
+          <m:rPr>
+            <m:sty m:val="p"/>
+          </m:rPr>
+          <m:t>]</m:t>
+        </m:r>
         <m:r>
           <m:rPr>
             <m:sty m:val="p"/>
@@ -2736,37 +2774,39 @@
             </m:r>
           </m:e>
         </m:acc>
-        <m:d>
-          <m:dPr>
-            <m:begChr m:val="["/>
-            <m:sepChr m:val=""/>
-            <m:endChr m:val="]"/>
-            <m:grow/>
-          </m:dPr>
+        <m:r>
+          <m:rPr>
+            <m:sty m:val="p"/>
+          </m:rPr>
+          <m:t>[</m:t>
+        </m:r>
+        <m:sSup>
           <m:e>
-            <m:sSup>
-              <m:e>
-                <m:r>
-                  <m:t>Y</m:t>
-                </m:r>
-              </m:e>
-              <m:sup>
-                <m:r>
-                  <m:t>a</m:t>
-                </m:r>
-                <m:r>
-                  <m:rPr>
-                    <m:sty m:val="p"/>
-                  </m:rPr>
-                  <m:t>=</m:t>
-                </m:r>
-                <m:r>
-                  <m:t>1</m:t>
-                </m:r>
-              </m:sup>
-            </m:sSup>
+            <m:r>
+              <m:t>Y</m:t>
+            </m:r>
           </m:e>
-        </m:d>
+          <m:sup>
+            <m:r>
+              <m:t>a</m:t>
+            </m:r>
+            <m:r>
+              <m:rPr>
+                <m:sty m:val="p"/>
+              </m:rPr>
+              <m:t>=</m:t>
+            </m:r>
+            <m:r>
+              <m:t>1</m:t>
+            </m:r>
+          </m:sup>
+        </m:sSup>
+        <m:r>
+          <m:rPr>
+            <m:sty m:val="p"/>
+          </m:rPr>
+          <m:t>]</m:t>
+        </m:r>
         <m:r>
           <m:rPr>
             <m:sty m:val="p"/>
@@ -2797,37 +2837,39 @@
             </m:r>
           </m:e>
         </m:acc>
-        <m:d>
-          <m:dPr>
-            <m:begChr m:val="["/>
-            <m:sepChr m:val=""/>
-            <m:endChr m:val="]"/>
-            <m:grow/>
-          </m:dPr>
+        <m:r>
+          <m:rPr>
+            <m:sty m:val="p"/>
+          </m:rPr>
+          <m:t>[</m:t>
+        </m:r>
+        <m:sSup>
           <m:e>
-            <m:sSup>
-              <m:e>
-                <m:r>
-                  <m:t>Y</m:t>
-                </m:r>
-              </m:e>
-              <m:sup>
-                <m:r>
-                  <m:t>a</m:t>
-                </m:r>
-                <m:r>
-                  <m:rPr>
-                    <m:sty m:val="p"/>
-                  </m:rPr>
-                  <m:t>=</m:t>
-                </m:r>
-                <m:r>
-                  <m:t>0</m:t>
-                </m:r>
-              </m:sup>
-            </m:sSup>
+            <m:r>
+              <m:t>Y</m:t>
+            </m:r>
           </m:e>
-        </m:d>
+          <m:sup>
+            <m:r>
+              <m:t>a</m:t>
+            </m:r>
+            <m:r>
+              <m:rPr>
+                <m:sty m:val="p"/>
+              </m:rPr>
+              <m:t>=</m:t>
+            </m:r>
+            <m:r>
+              <m:t>0</m:t>
+            </m:r>
+          </m:sup>
+        </m:sSup>
+        <m:r>
+          <m:rPr>
+            <m:sty m:val="p"/>
+          </m:rPr>
+          <m:t>]</m:t>
+        </m:r>
         <m:r>
           <m:rPr>
             <m:sty m:val="p"/>
@@ -2928,8 +2970,8 @@
         <w:t xml:space="preserve">Until Chapter 10, we assume our population is extremely large to avoid statistical complications and focus on causal inference concepts.</w:t>
       </w:r>
     </w:p>
-    <w:bookmarkEnd w:id="28"/>
-    <w:bookmarkStart w:id="29" w:name="two-types-of-error"/>
+    <w:bookmarkEnd w:id="17"/>
+    <w:bookmarkStart w:id="18" w:name="two-types-of-error"/>
     <w:p>
       <w:pPr>
         <w:pStyle w:val="Heading3"/>
@@ -2992,9 +3034,9 @@
         <w:t xml:space="preserve">With a very large sample, random error becomes negligible, and systematic error dominates. This is why proper study design and appropriate methods are essential for causal inference.</w:t>
       </w:r>
     </w:p>
-    <w:bookmarkEnd w:id="29"/>
-    <w:bookmarkEnd w:id="30"/>
-    <w:bookmarkStart w:id="35" w:name="causation-versus-association-pp.-9-12"/>
+    <w:bookmarkEnd w:id="18"/>
+    <w:bookmarkEnd w:id="19"/>
+    <w:bookmarkStart w:id="24" w:name="causation-versus-association-pp.-9-12"/>
     <w:p>
       <w:pPr>
         <w:pStyle w:val="Heading2"/>
@@ -3047,7 +3089,7 @@
         <w:t xml:space="preserve">.</w:t>
       </w:r>
     </w:p>
-    <w:bookmarkStart w:id="31" w:name="association-measures"/>
+    <w:bookmarkStart w:id="20" w:name="association-measures"/>
     <w:p>
       <w:pPr>
         <w:pStyle w:val="Heading3"/>
@@ -3121,46 +3163,48 @@
         <m:r>
           <m:t>r</m:t>
         </m:r>
-        <m:d>
-          <m:dPr>
-            <m:begChr m:val="["/>
-            <m:sepChr m:val=""/>
-            <m:endChr m:val="]"/>
-            <m:grow/>
-          </m:dPr>
-          <m:e>
-            <m:r>
-              <m:t>Y</m:t>
-            </m:r>
-            <m:r>
-              <m:rPr>
-                <m:sty m:val="p"/>
-              </m:rPr>
-              <m:t>=</m:t>
-            </m:r>
-            <m:r>
-              <m:t>1</m:t>
-            </m:r>
-            <m:r>
-              <m:rPr>
-                <m:sty m:val="p"/>
-              </m:rPr>
-              <m:t>|</m:t>
-            </m:r>
-            <m:r>
-              <m:t>A</m:t>
-            </m:r>
-            <m:r>
-              <m:rPr>
-                <m:sty m:val="p"/>
-              </m:rPr>
-              <m:t>=</m:t>
-            </m:r>
-            <m:r>
-              <m:t>1</m:t>
-            </m:r>
-          </m:e>
-        </m:d>
+        <m:r>
+          <m:rPr>
+            <m:sty m:val="p"/>
+          </m:rPr>
+          <m:t>[</m:t>
+        </m:r>
+        <m:r>
+          <m:t>Y</m:t>
+        </m:r>
+        <m:r>
+          <m:rPr>
+            <m:sty m:val="p"/>
+          </m:rPr>
+          <m:t>=</m:t>
+        </m:r>
+        <m:r>
+          <m:t>1</m:t>
+        </m:r>
+        <m:r>
+          <m:rPr>
+            <m:sty m:val="p"/>
+          </m:rPr>
+          <m:t>|</m:t>
+        </m:r>
+        <m:r>
+          <m:t>A</m:t>
+        </m:r>
+        <m:r>
+          <m:rPr>
+            <m:sty m:val="p"/>
+          </m:rPr>
+          <m:t>=</m:t>
+        </m:r>
+        <m:r>
+          <m:t>1</m:t>
+        </m:r>
+        <m:r>
+          <m:rPr>
+            <m:sty m:val="p"/>
+          </m:rPr>
+          <m:t>]</m:t>
+        </m:r>
         <m:r>
           <m:rPr>
             <m:sty m:val="p"/>
@@ -3214,46 +3258,15 @@
         <m:r>
           <m:t>r</m:t>
         </m:r>
-        <m:d>
-          <m:dPr>
-            <m:begChr m:val="["/>
-            <m:sepChr m:val=""/>
-            <m:endChr m:val="]"/>
-            <m:grow/>
-          </m:dPr>
-          <m:e>
-            <m:r>
-              <m:t>Y</m:t>
-            </m:r>
-            <m:r>
-              <m:rPr>
-                <m:sty m:val="p"/>
-              </m:rPr>
-              <m:t>=</m:t>
-            </m:r>
-            <m:r>
-              <m:t>1</m:t>
-            </m:r>
-            <m:r>
-              <m:rPr>
-                <m:sty m:val="p"/>
-              </m:rPr>
-              <m:t>|</m:t>
-            </m:r>
-            <m:r>
-              <m:t>A</m:t>
-            </m:r>
-            <m:r>
-              <m:rPr>
-                <m:sty m:val="p"/>
-              </m:rPr>
-              <m:t>=</m:t>
-            </m:r>
-            <m:r>
-              <m:t>0</m:t>
-            </m:r>
-          </m:e>
-        </m:d>
+        <m:r>
+          <m:rPr>
+            <m:sty m:val="p"/>
+          </m:rPr>
+          <m:t>[</m:t>
+        </m:r>
+        <m:r>
+          <m:t>Y</m:t>
+        </m:r>
         <m:r>
           <m:rPr>
             <m:sty m:val="p"/>
@@ -3261,6 +3274,39 @@
           <m:t>=</m:t>
         </m:r>
         <m:r>
+          <m:t>1</m:t>
+        </m:r>
+        <m:r>
+          <m:rPr>
+            <m:sty m:val="p"/>
+          </m:rPr>
+          <m:t>|</m:t>
+        </m:r>
+        <m:r>
+          <m:t>A</m:t>
+        </m:r>
+        <m:r>
+          <m:rPr>
+            <m:sty m:val="p"/>
+          </m:rPr>
+          <m:t>=</m:t>
+        </m:r>
+        <m:r>
+          <m:t>0</m:t>
+        </m:r>
+        <m:r>
+          <m:rPr>
+            <m:sty m:val="p"/>
+          </m:rPr>
+          <m:t>]</m:t>
+        </m:r>
+        <m:r>
+          <m:rPr>
+            <m:sty m:val="p"/>
+          </m:rPr>
+          <m:t>=</m:t>
+        </m:r>
+        <m:r>
           <m:t>3</m:t>
         </m:r>
         <m:r>
@@ -3274,8 +3320,8 @@
         </m:r>
       </m:oMath>
     </w:p>
-    <w:bookmarkEnd w:id="31"/>
-    <w:bookmarkStart w:id="32" w:name="definitions-of-association"/>
+    <w:bookmarkEnd w:id="20"/>
+    <w:bookmarkStart w:id="21" w:name="definitions-of-association"/>
     <w:p>
       <w:pPr>
         <w:pStyle w:val="Heading3"/>
@@ -3351,46 +3397,48 @@
           <m:r>
             <m:t>r</m:t>
           </m:r>
-          <m:d>
-            <m:dPr>
-              <m:begChr m:val="["/>
-              <m:sepChr m:val=""/>
-              <m:endChr m:val="]"/>
-              <m:grow/>
-            </m:dPr>
-            <m:e>
-              <m:r>
-                <m:t>Y</m:t>
-              </m:r>
-              <m:r>
-                <m:rPr>
-                  <m:sty m:val="p"/>
-                </m:rPr>
-                <m:t>=</m:t>
-              </m:r>
-              <m:r>
-                <m:t>1</m:t>
-              </m:r>
-              <m:r>
-                <m:rPr>
-                  <m:sty m:val="p"/>
-                </m:rPr>
-                <m:t>|</m:t>
-              </m:r>
-              <m:r>
-                <m:t>A</m:t>
-              </m:r>
-              <m:r>
-                <m:rPr>
-                  <m:sty m:val="p"/>
-                </m:rPr>
-                <m:t>=</m:t>
-              </m:r>
-              <m:r>
-                <m:t>1</m:t>
-              </m:r>
-            </m:e>
-          </m:d>
+          <m:r>
+            <m:rPr>
+              <m:sty m:val="p"/>
+            </m:rPr>
+            <m:t>[</m:t>
+          </m:r>
+          <m:r>
+            <m:t>Y</m:t>
+          </m:r>
+          <m:r>
+            <m:rPr>
+              <m:sty m:val="p"/>
+            </m:rPr>
+            <m:t>=</m:t>
+          </m:r>
+          <m:r>
+            <m:t>1</m:t>
+          </m:r>
+          <m:r>
+            <m:rPr>
+              <m:sty m:val="p"/>
+            </m:rPr>
+            <m:t>|</m:t>
+          </m:r>
+          <m:r>
+            <m:t>A</m:t>
+          </m:r>
+          <m:r>
+            <m:rPr>
+              <m:sty m:val="p"/>
+            </m:rPr>
+            <m:t>=</m:t>
+          </m:r>
+          <m:r>
+            <m:t>1</m:t>
+          </m:r>
+          <m:r>
+            <m:rPr>
+              <m:sty m:val="p"/>
+            </m:rPr>
+            <m:t>]</m:t>
+          </m:r>
           <m:r>
             <m:rPr>
               <m:sty m:val="p"/>
@@ -3403,46 +3451,48 @@
           <m:r>
             <m:t>r</m:t>
           </m:r>
-          <m:d>
-            <m:dPr>
-              <m:begChr m:val="["/>
-              <m:sepChr m:val=""/>
-              <m:endChr m:val="]"/>
-              <m:grow/>
-            </m:dPr>
-            <m:e>
-              <m:r>
-                <m:t>Y</m:t>
-              </m:r>
-              <m:r>
-                <m:rPr>
-                  <m:sty m:val="p"/>
-                </m:rPr>
-                <m:t>=</m:t>
-              </m:r>
-              <m:r>
-                <m:t>1</m:t>
-              </m:r>
-              <m:r>
-                <m:rPr>
-                  <m:sty m:val="p"/>
-                </m:rPr>
-                <m:t>|</m:t>
-              </m:r>
-              <m:r>
-                <m:t>A</m:t>
-              </m:r>
-              <m:r>
-                <m:rPr>
-                  <m:sty m:val="p"/>
-                </m:rPr>
-                <m:t>=</m:t>
-              </m:r>
-              <m:r>
-                <m:t>0</m:t>
-              </m:r>
-            </m:e>
-          </m:d>
+          <m:r>
+            <m:rPr>
+              <m:sty m:val="p"/>
+            </m:rPr>
+            <m:t>[</m:t>
+          </m:r>
+          <m:r>
+            <m:t>Y</m:t>
+          </m:r>
+          <m:r>
+            <m:rPr>
+              <m:sty m:val="p"/>
+            </m:rPr>
+            <m:t>=</m:t>
+          </m:r>
+          <m:r>
+            <m:t>1</m:t>
+          </m:r>
+          <m:r>
+            <m:rPr>
+              <m:sty m:val="p"/>
+            </m:rPr>
+            <m:t>|</m:t>
+          </m:r>
+          <m:r>
+            <m:t>A</m:t>
+          </m:r>
+          <m:r>
+            <m:rPr>
+              <m:sty m:val="p"/>
+            </m:rPr>
+            <m:t>=</m:t>
+          </m:r>
+          <m:r>
+            <m:t>0</m:t>
+          </m:r>
+          <m:r>
+            <m:rPr>
+              <m:sty m:val="p"/>
+            </m:rPr>
+            <m:t>]</m:t>
+          </m:r>
         </m:oMath>
       </m:oMathPara>
     </w:p>
@@ -3460,37 +3510,24 @@
         <m:r>
           <m:t>E</m:t>
         </m:r>
-        <m:d>
-          <m:dPr>
-            <m:begChr m:val="["/>
-            <m:sepChr m:val=""/>
-            <m:endChr m:val="]"/>
-            <m:grow/>
-          </m:dPr>
-          <m:e>
-            <m:r>
-              <m:t>Y</m:t>
-            </m:r>
-            <m:r>
-              <m:rPr>
-                <m:sty m:val="p"/>
-              </m:rPr>
-              <m:t>|</m:t>
-            </m:r>
-            <m:r>
-              <m:t>A</m:t>
-            </m:r>
-            <m:r>
-              <m:rPr>
-                <m:sty m:val="p"/>
-              </m:rPr>
-              <m:t>=</m:t>
-            </m:r>
-            <m:r>
-              <m:t>1</m:t>
-            </m:r>
-          </m:e>
-        </m:d>
+        <m:r>
+          <m:rPr>
+            <m:sty m:val="p"/>
+          </m:rPr>
+          <m:t>[</m:t>
+        </m:r>
+        <m:r>
+          <m:t>Y</m:t>
+        </m:r>
+        <m:r>
+          <m:rPr>
+            <m:sty m:val="p"/>
+          </m:rPr>
+          <m:t>|</m:t>
+        </m:r>
+        <m:r>
+          <m:t>A</m:t>
+        </m:r>
         <m:r>
           <m:rPr>
             <m:sty m:val="p"/>
@@ -3498,39 +3535,56 @@
           <m:t>=</m:t>
         </m:r>
         <m:r>
+          <m:t>1</m:t>
+        </m:r>
+        <m:r>
+          <m:rPr>
+            <m:sty m:val="p"/>
+          </m:rPr>
+          <m:t>]</m:t>
+        </m:r>
+        <m:r>
+          <m:rPr>
+            <m:sty m:val="p"/>
+          </m:rPr>
+          <m:t>=</m:t>
+        </m:r>
+        <m:r>
           <m:t>E</m:t>
         </m:r>
-        <m:d>
-          <m:dPr>
-            <m:begChr m:val="["/>
-            <m:sepChr m:val=""/>
-            <m:endChr m:val="]"/>
-            <m:grow/>
-          </m:dPr>
-          <m:e>
-            <m:r>
-              <m:t>Y</m:t>
-            </m:r>
-            <m:r>
-              <m:rPr>
-                <m:sty m:val="p"/>
-              </m:rPr>
-              <m:t>|</m:t>
-            </m:r>
-            <m:r>
-              <m:t>A</m:t>
-            </m:r>
-            <m:r>
-              <m:rPr>
-                <m:sty m:val="p"/>
-              </m:rPr>
-              <m:t>=</m:t>
-            </m:r>
-            <m:r>
-              <m:t>0</m:t>
-            </m:r>
-          </m:e>
-        </m:d>
+        <m:r>
+          <m:rPr>
+            <m:sty m:val="p"/>
+          </m:rPr>
+          <m:t>[</m:t>
+        </m:r>
+        <m:r>
+          <m:t>Y</m:t>
+        </m:r>
+        <m:r>
+          <m:rPr>
+            <m:sty m:val="p"/>
+          </m:rPr>
+          <m:t>|</m:t>
+        </m:r>
+        <m:r>
+          <m:t>A</m:t>
+        </m:r>
+        <m:r>
+          <m:rPr>
+            <m:sty m:val="p"/>
+          </m:rPr>
+          <m:t>=</m:t>
+        </m:r>
+        <m:r>
+          <m:t>0</m:t>
+        </m:r>
+        <m:r>
+          <m:rPr>
+            <m:sty m:val="p"/>
+          </m:rPr>
+          <m:t>]</m:t>
+        </m:r>
       </m:oMath>
     </w:p>
     <w:p>
@@ -3669,46 +3723,48 @@
         <m:r>
           <m:t>r</m:t>
         </m:r>
-        <m:d>
-          <m:dPr>
-            <m:begChr m:val="["/>
-            <m:sepChr m:val=""/>
-            <m:endChr m:val="]"/>
-            <m:grow/>
-          </m:dPr>
-          <m:e>
-            <m:r>
-              <m:t>Y</m:t>
-            </m:r>
-            <m:r>
-              <m:rPr>
-                <m:sty m:val="p"/>
-              </m:rPr>
-              <m:t>=</m:t>
-            </m:r>
-            <m:r>
-              <m:t>1</m:t>
-            </m:r>
-            <m:r>
-              <m:rPr>
-                <m:sty m:val="p"/>
-              </m:rPr>
-              <m:t>|</m:t>
-            </m:r>
-            <m:r>
-              <m:t>A</m:t>
-            </m:r>
-            <m:r>
-              <m:rPr>
-                <m:sty m:val="p"/>
-              </m:rPr>
-              <m:t>=</m:t>
-            </m:r>
-            <m:r>
-              <m:t>1</m:t>
-            </m:r>
-          </m:e>
-        </m:d>
+        <m:r>
+          <m:rPr>
+            <m:sty m:val="p"/>
+          </m:rPr>
+          <m:t>[</m:t>
+        </m:r>
+        <m:r>
+          <m:t>Y</m:t>
+        </m:r>
+        <m:r>
+          <m:rPr>
+            <m:sty m:val="p"/>
+          </m:rPr>
+          <m:t>=</m:t>
+        </m:r>
+        <m:r>
+          <m:t>1</m:t>
+        </m:r>
+        <m:r>
+          <m:rPr>
+            <m:sty m:val="p"/>
+          </m:rPr>
+          <m:t>|</m:t>
+        </m:r>
+        <m:r>
+          <m:t>A</m:t>
+        </m:r>
+        <m:r>
+          <m:rPr>
+            <m:sty m:val="p"/>
+          </m:rPr>
+          <m:t>=</m:t>
+        </m:r>
+        <m:r>
+          <m:t>1</m:t>
+        </m:r>
+        <m:r>
+          <m:rPr>
+            <m:sty m:val="p"/>
+          </m:rPr>
+          <m:t>]</m:t>
+        </m:r>
         <m:r>
           <m:rPr>
             <m:sty m:val="p"/>
@@ -3721,46 +3777,48 @@
         <m:r>
           <m:t>r</m:t>
         </m:r>
-        <m:d>
-          <m:dPr>
-            <m:begChr m:val="["/>
-            <m:sepChr m:val=""/>
-            <m:endChr m:val="]"/>
-            <m:grow/>
-          </m:dPr>
-          <m:e>
-            <m:r>
-              <m:t>Y</m:t>
-            </m:r>
-            <m:r>
-              <m:rPr>
-                <m:sty m:val="p"/>
-              </m:rPr>
-              <m:t>=</m:t>
-            </m:r>
-            <m:r>
-              <m:t>1</m:t>
-            </m:r>
-            <m:r>
-              <m:rPr>
-                <m:sty m:val="p"/>
-              </m:rPr>
-              <m:t>|</m:t>
-            </m:r>
-            <m:r>
-              <m:t>A</m:t>
-            </m:r>
-            <m:r>
-              <m:rPr>
-                <m:sty m:val="p"/>
-              </m:rPr>
-              <m:t>=</m:t>
-            </m:r>
-            <m:r>
-              <m:t>0</m:t>
-            </m:r>
-          </m:e>
-        </m:d>
+        <m:r>
+          <m:rPr>
+            <m:sty m:val="p"/>
+          </m:rPr>
+          <m:t>[</m:t>
+        </m:r>
+        <m:r>
+          <m:t>Y</m:t>
+        </m:r>
+        <m:r>
+          <m:rPr>
+            <m:sty m:val="p"/>
+          </m:rPr>
+          <m:t>=</m:t>
+        </m:r>
+        <m:r>
+          <m:t>1</m:t>
+        </m:r>
+        <m:r>
+          <m:rPr>
+            <m:sty m:val="p"/>
+          </m:rPr>
+          <m:t>|</m:t>
+        </m:r>
+        <m:r>
+          <m:t>A</m:t>
+        </m:r>
+        <m:r>
+          <m:rPr>
+            <m:sty m:val="p"/>
+          </m:rPr>
+          <m:t>=</m:t>
+        </m:r>
+        <m:r>
+          <m:t>0</m:t>
+        </m:r>
+        <m:r>
+          <m:rPr>
+            <m:sty m:val="p"/>
+          </m:rPr>
+          <m:t>]</m:t>
+        </m:r>
       </m:oMath>
     </w:p>
     <w:p>
@@ -3791,46 +3849,48 @@
         <m:r>
           <m:t>r</m:t>
         </m:r>
-        <m:d>
-          <m:dPr>
-            <m:begChr m:val="["/>
-            <m:sepChr m:val=""/>
-            <m:endChr m:val="]"/>
-            <m:grow/>
-          </m:dPr>
-          <m:e>
-            <m:r>
-              <m:t>Y</m:t>
-            </m:r>
-            <m:r>
-              <m:rPr>
-                <m:sty m:val="p"/>
-              </m:rPr>
-              <m:t>=</m:t>
-            </m:r>
-            <m:r>
-              <m:t>1</m:t>
-            </m:r>
-            <m:r>
-              <m:rPr>
-                <m:sty m:val="p"/>
-              </m:rPr>
-              <m:t>|</m:t>
-            </m:r>
-            <m:r>
-              <m:t>A</m:t>
-            </m:r>
-            <m:r>
-              <m:rPr>
-                <m:sty m:val="p"/>
-              </m:rPr>
-              <m:t>=</m:t>
-            </m:r>
-            <m:r>
-              <m:t>1</m:t>
-            </m:r>
-          </m:e>
-        </m:d>
+        <m:r>
+          <m:rPr>
+            <m:sty m:val="p"/>
+          </m:rPr>
+          <m:t>[</m:t>
+        </m:r>
+        <m:r>
+          <m:t>Y</m:t>
+        </m:r>
+        <m:r>
+          <m:rPr>
+            <m:sty m:val="p"/>
+          </m:rPr>
+          <m:t>=</m:t>
+        </m:r>
+        <m:r>
+          <m:t>1</m:t>
+        </m:r>
+        <m:r>
+          <m:rPr>
+            <m:sty m:val="p"/>
+          </m:rPr>
+          <m:t>|</m:t>
+        </m:r>
+        <m:r>
+          <m:t>A</m:t>
+        </m:r>
+        <m:r>
+          <m:rPr>
+            <m:sty m:val="p"/>
+          </m:rPr>
+          <m:t>=</m:t>
+        </m:r>
+        <m:r>
+          <m:t>1</m:t>
+        </m:r>
+        <m:r>
+          <m:rPr>
+            <m:sty m:val="p"/>
+          </m:rPr>
+          <m:t>]</m:t>
+        </m:r>
         <m:r>
           <m:rPr>
             <m:sty m:val="p"/>
@@ -3843,46 +3903,48 @@
         <m:r>
           <m:t>r</m:t>
         </m:r>
-        <m:d>
-          <m:dPr>
-            <m:begChr m:val="["/>
-            <m:sepChr m:val=""/>
-            <m:endChr m:val="]"/>
-            <m:grow/>
-          </m:dPr>
-          <m:e>
-            <m:r>
-              <m:t>Y</m:t>
-            </m:r>
-            <m:r>
-              <m:rPr>
-                <m:sty m:val="p"/>
-              </m:rPr>
-              <m:t>=</m:t>
-            </m:r>
-            <m:r>
-              <m:t>1</m:t>
-            </m:r>
-            <m:r>
-              <m:rPr>
-                <m:sty m:val="p"/>
-              </m:rPr>
-              <m:t>|</m:t>
-            </m:r>
-            <m:r>
-              <m:t>A</m:t>
-            </m:r>
-            <m:r>
-              <m:rPr>
-                <m:sty m:val="p"/>
-              </m:rPr>
-              <m:t>=</m:t>
-            </m:r>
-            <m:r>
-              <m:t>0</m:t>
-            </m:r>
-          </m:e>
-        </m:d>
+        <m:r>
+          <m:rPr>
+            <m:sty m:val="p"/>
+          </m:rPr>
+          <m:t>[</m:t>
+        </m:r>
+        <m:r>
+          <m:t>Y</m:t>
+        </m:r>
+        <m:r>
+          <m:rPr>
+            <m:sty m:val="p"/>
+          </m:rPr>
+          <m:t>=</m:t>
+        </m:r>
+        <m:r>
+          <m:t>1</m:t>
+        </m:r>
+        <m:r>
+          <m:rPr>
+            <m:sty m:val="p"/>
+          </m:rPr>
+          <m:t>|</m:t>
+        </m:r>
+        <m:r>
+          <m:t>A</m:t>
+        </m:r>
+        <m:r>
+          <m:rPr>
+            <m:sty m:val="p"/>
+          </m:rPr>
+          <m:t>=</m:t>
+        </m:r>
+        <m:r>
+          <m:t>0</m:t>
+        </m:r>
+        <m:r>
+          <m:rPr>
+            <m:sty m:val="p"/>
+          </m:rPr>
+          <m:t>]</m:t>
+        </m:r>
       </m:oMath>
       <w:r>
         <w:br/>
@@ -3921,46 +3983,48 @@
             <m:r>
               <m:t>r</m:t>
             </m:r>
-            <m:d>
-              <m:dPr>
-                <m:begChr m:val="["/>
-                <m:sepChr m:val=""/>
-                <m:endChr m:val="]"/>
-                <m:grow/>
-              </m:dPr>
-              <m:e>
-                <m:r>
-                  <m:t>Y</m:t>
-                </m:r>
-                <m:r>
-                  <m:rPr>
-                    <m:sty m:val="p"/>
-                  </m:rPr>
-                  <m:t>=</m:t>
-                </m:r>
-                <m:r>
-                  <m:t>1</m:t>
-                </m:r>
-                <m:r>
-                  <m:rPr>
-                    <m:sty m:val="p"/>
-                  </m:rPr>
-                  <m:t>|</m:t>
-                </m:r>
-                <m:r>
-                  <m:t>A</m:t>
-                </m:r>
-                <m:r>
-                  <m:rPr>
-                    <m:sty m:val="p"/>
-                  </m:rPr>
-                  <m:t>=</m:t>
-                </m:r>
-                <m:r>
-                  <m:t>1</m:t>
-                </m:r>
-              </m:e>
-            </m:d>
+            <m:r>
+              <m:rPr>
+                <m:sty m:val="p"/>
+              </m:rPr>
+              <m:t>[</m:t>
+            </m:r>
+            <m:r>
+              <m:t>Y</m:t>
+            </m:r>
+            <m:r>
+              <m:rPr>
+                <m:sty m:val="p"/>
+              </m:rPr>
+              <m:t>=</m:t>
+            </m:r>
+            <m:r>
+              <m:t>1</m:t>
+            </m:r>
+            <m:r>
+              <m:rPr>
+                <m:sty m:val="p"/>
+              </m:rPr>
+              <m:t>|</m:t>
+            </m:r>
+            <m:r>
+              <m:t>A</m:t>
+            </m:r>
+            <m:r>
+              <m:rPr>
+                <m:sty m:val="p"/>
+              </m:rPr>
+              <m:t>=</m:t>
+            </m:r>
+            <m:r>
+              <m:t>1</m:t>
+            </m:r>
+            <m:r>
+              <m:rPr>
+                <m:sty m:val="p"/>
+              </m:rPr>
+              <m:t>]</m:t>
+            </m:r>
             <m:r>
               <m:rPr>
                 <m:sty m:val="p"/>
@@ -3973,46 +4037,48 @@
             <m:r>
               <m:t>r</m:t>
             </m:r>
-            <m:d>
-              <m:dPr>
-                <m:begChr m:val="["/>
-                <m:sepChr m:val=""/>
-                <m:endChr m:val="]"/>
-                <m:grow/>
-              </m:dPr>
-              <m:e>
-                <m:r>
-                  <m:t>Y</m:t>
-                </m:r>
-                <m:r>
-                  <m:rPr>
-                    <m:sty m:val="p"/>
-                  </m:rPr>
-                  <m:t>=</m:t>
-                </m:r>
-                <m:r>
-                  <m:t>0</m:t>
-                </m:r>
-                <m:r>
-                  <m:rPr>
-                    <m:sty m:val="p"/>
-                  </m:rPr>
-                  <m:t>|</m:t>
-                </m:r>
-                <m:r>
-                  <m:t>A</m:t>
-                </m:r>
-                <m:r>
-                  <m:rPr>
-                    <m:sty m:val="p"/>
-                  </m:rPr>
-                  <m:t>=</m:t>
-                </m:r>
-                <m:r>
-                  <m:t>1</m:t>
-                </m:r>
-              </m:e>
-            </m:d>
+            <m:r>
+              <m:rPr>
+                <m:sty m:val="p"/>
+              </m:rPr>
+              <m:t>[</m:t>
+            </m:r>
+            <m:r>
+              <m:t>Y</m:t>
+            </m:r>
+            <m:r>
+              <m:rPr>
+                <m:sty m:val="p"/>
+              </m:rPr>
+              <m:t>=</m:t>
+            </m:r>
+            <m:r>
+              <m:t>0</m:t>
+            </m:r>
+            <m:r>
+              <m:rPr>
+                <m:sty m:val="p"/>
+              </m:rPr>
+              <m:t>|</m:t>
+            </m:r>
+            <m:r>
+              <m:t>A</m:t>
+            </m:r>
+            <m:r>
+              <m:rPr>
+                <m:sty m:val="p"/>
+              </m:rPr>
+              <m:t>=</m:t>
+            </m:r>
+            <m:r>
+              <m:t>1</m:t>
+            </m:r>
+            <m:r>
+              <m:rPr>
+                <m:sty m:val="p"/>
+              </m:rPr>
+              <m:t>]</m:t>
+            </m:r>
           </m:num>
           <m:den>
             <m:r>
@@ -4021,46 +4087,48 @@
             <m:r>
               <m:t>r</m:t>
             </m:r>
-            <m:d>
-              <m:dPr>
-                <m:begChr m:val="["/>
-                <m:sepChr m:val=""/>
-                <m:endChr m:val="]"/>
-                <m:grow/>
-              </m:dPr>
-              <m:e>
-                <m:r>
-                  <m:t>Y</m:t>
-                </m:r>
-                <m:r>
-                  <m:rPr>
-                    <m:sty m:val="p"/>
-                  </m:rPr>
-                  <m:t>=</m:t>
-                </m:r>
-                <m:r>
-                  <m:t>1</m:t>
-                </m:r>
-                <m:r>
-                  <m:rPr>
-                    <m:sty m:val="p"/>
-                  </m:rPr>
-                  <m:t>|</m:t>
-                </m:r>
-                <m:r>
-                  <m:t>A</m:t>
-                </m:r>
-                <m:r>
-                  <m:rPr>
-                    <m:sty m:val="p"/>
-                  </m:rPr>
-                  <m:t>=</m:t>
-                </m:r>
-                <m:r>
-                  <m:t>0</m:t>
-                </m:r>
-              </m:e>
-            </m:d>
+            <m:r>
+              <m:rPr>
+                <m:sty m:val="p"/>
+              </m:rPr>
+              <m:t>[</m:t>
+            </m:r>
+            <m:r>
+              <m:t>Y</m:t>
+            </m:r>
+            <m:r>
+              <m:rPr>
+                <m:sty m:val="p"/>
+              </m:rPr>
+              <m:t>=</m:t>
+            </m:r>
+            <m:r>
+              <m:t>1</m:t>
+            </m:r>
+            <m:r>
+              <m:rPr>
+                <m:sty m:val="p"/>
+              </m:rPr>
+              <m:t>|</m:t>
+            </m:r>
+            <m:r>
+              <m:t>A</m:t>
+            </m:r>
+            <m:r>
+              <m:rPr>
+                <m:sty m:val="p"/>
+              </m:rPr>
+              <m:t>=</m:t>
+            </m:r>
+            <m:r>
+              <m:t>0</m:t>
+            </m:r>
+            <m:r>
+              <m:rPr>
+                <m:sty m:val="p"/>
+              </m:rPr>
+              <m:t>]</m:t>
+            </m:r>
             <m:r>
               <m:rPr>
                 <m:sty m:val="p"/>
@@ -4073,52 +4141,54 @@
             <m:r>
               <m:t>r</m:t>
             </m:r>
-            <m:d>
-              <m:dPr>
-                <m:begChr m:val="["/>
-                <m:sepChr m:val=""/>
-                <m:endChr m:val="]"/>
-                <m:grow/>
-              </m:dPr>
-              <m:e>
-                <m:r>
-                  <m:t>Y</m:t>
-                </m:r>
-                <m:r>
-                  <m:rPr>
-                    <m:sty m:val="p"/>
-                  </m:rPr>
-                  <m:t>=</m:t>
-                </m:r>
-                <m:r>
-                  <m:t>0</m:t>
-                </m:r>
-                <m:r>
-                  <m:rPr>
-                    <m:sty m:val="p"/>
-                  </m:rPr>
-                  <m:t>|</m:t>
-                </m:r>
-                <m:r>
-                  <m:t>A</m:t>
-                </m:r>
-                <m:r>
-                  <m:rPr>
-                    <m:sty m:val="p"/>
-                  </m:rPr>
-                  <m:t>=</m:t>
-                </m:r>
-                <m:r>
-                  <m:t>0</m:t>
-                </m:r>
-              </m:e>
-            </m:d>
+            <m:r>
+              <m:rPr>
+                <m:sty m:val="p"/>
+              </m:rPr>
+              <m:t>[</m:t>
+            </m:r>
+            <m:r>
+              <m:t>Y</m:t>
+            </m:r>
+            <m:r>
+              <m:rPr>
+                <m:sty m:val="p"/>
+              </m:rPr>
+              <m:t>=</m:t>
+            </m:r>
+            <m:r>
+              <m:t>0</m:t>
+            </m:r>
+            <m:r>
+              <m:rPr>
+                <m:sty m:val="p"/>
+              </m:rPr>
+              <m:t>|</m:t>
+            </m:r>
+            <m:r>
+              <m:t>A</m:t>
+            </m:r>
+            <m:r>
+              <m:rPr>
+                <m:sty m:val="p"/>
+              </m:rPr>
+              <m:t>=</m:t>
+            </m:r>
+            <m:r>
+              <m:t>0</m:t>
+            </m:r>
+            <m:r>
+              <m:rPr>
+                <m:sty m:val="p"/>
+              </m:rPr>
+              <m:t>]</m:t>
+            </m:r>
           </m:den>
         </m:f>
       </m:oMath>
     </w:p>
-    <w:bookmarkEnd w:id="32"/>
-    <w:bookmarkStart w:id="33" w:name="causation-vs.-association"/>
+    <w:bookmarkEnd w:id="21"/>
+    <w:bookmarkStart w:id="22" w:name="causation-vs.-association"/>
     <w:p>
       <w:pPr>
         <w:pStyle w:val="Heading3"/>
@@ -4163,35 +4233,22 @@
         <m:r>
           <m:t>r</m:t>
         </m:r>
-        <m:d>
-          <m:dPr>
-            <m:begChr m:val="["/>
-            <m:sepChr m:val=""/>
-            <m:endChr m:val="]"/>
-            <m:grow/>
-          </m:dPr>
+        <m:r>
+          <m:rPr>
+            <m:sty m:val="p"/>
+          </m:rPr>
+          <m:t>[</m:t>
+        </m:r>
+        <m:sSup>
           <m:e>
-            <m:sSup>
-              <m:e>
-                <m:r>
-                  <m:t>Y</m:t>
-                </m:r>
-              </m:e>
-              <m:sup>
-                <m:r>
-                  <m:t>a</m:t>
-                </m:r>
-                <m:r>
-                  <m:rPr>
-                    <m:sty m:val="p"/>
-                  </m:rPr>
-                  <m:t>=</m:t>
-                </m:r>
-                <m:r>
-                  <m:t>1</m:t>
-                </m:r>
-              </m:sup>
-            </m:sSup>
+            <m:r>
+              <m:t>Y</m:t>
+            </m:r>
+          </m:e>
+          <m:sup>
+            <m:r>
+              <m:t>a</m:t>
+            </m:r>
             <m:r>
               <m:rPr>
                 <m:sty m:val="p"/>
@@ -4201,49 +4258,51 @@
             <m:r>
               <m:t>1</m:t>
             </m:r>
+          </m:sup>
+        </m:sSup>
+        <m:r>
+          <m:rPr>
+            <m:sty m:val="p"/>
+          </m:rPr>
+          <m:t>=</m:t>
+        </m:r>
+        <m:r>
+          <m:t>1</m:t>
+        </m:r>
+        <m:r>
+          <m:rPr>
+            <m:sty m:val="p"/>
+          </m:rPr>
+          <m:t>]</m:t>
+        </m:r>
+        <m:r>
+          <m:rPr>
+            <m:sty m:val="p"/>
+          </m:rPr>
+          <m:t>=</m:t>
+        </m:r>
+        <m:r>
+          <m:t>P</m:t>
+        </m:r>
+        <m:r>
+          <m:t>r</m:t>
+        </m:r>
+        <m:r>
+          <m:rPr>
+            <m:sty m:val="p"/>
+          </m:rPr>
+          <m:t>[</m:t>
+        </m:r>
+        <m:sSup>
+          <m:e>
+            <m:r>
+              <m:t>Y</m:t>
+            </m:r>
           </m:e>
-        </m:d>
-        <m:r>
-          <m:rPr>
-            <m:sty m:val="p"/>
-          </m:rPr>
-          <m:t>=</m:t>
-        </m:r>
-        <m:r>
-          <m:t>P</m:t>
-        </m:r>
-        <m:r>
-          <m:t>r</m:t>
-        </m:r>
-        <m:d>
-          <m:dPr>
-            <m:begChr m:val="["/>
-            <m:sepChr m:val=""/>
-            <m:endChr m:val="]"/>
-            <m:grow/>
-          </m:dPr>
-          <m:e>
-            <m:sSup>
-              <m:e>
-                <m:r>
-                  <m:t>Y</m:t>
-                </m:r>
-              </m:e>
-              <m:sup>
-                <m:r>
-                  <m:t>a</m:t>
-                </m:r>
-                <m:r>
-                  <m:rPr>
-                    <m:sty m:val="p"/>
-                  </m:rPr>
-                  <m:t>=</m:t>
-                </m:r>
-                <m:r>
-                  <m:t>0</m:t>
-                </m:r>
-              </m:sup>
-            </m:sSup>
+          <m:sup>
+            <m:r>
+              <m:t>a</m:t>
+            </m:r>
             <m:r>
               <m:rPr>
                 <m:sty m:val="p"/>
@@ -4251,10 +4310,25 @@
               <m:t>=</m:t>
             </m:r>
             <m:r>
-              <m:t>1</m:t>
-            </m:r>
-          </m:e>
-        </m:d>
+              <m:t>0</m:t>
+            </m:r>
+          </m:sup>
+        </m:sSup>
+        <m:r>
+          <m:rPr>
+            <m:sty m:val="p"/>
+          </m:rPr>
+          <m:t>=</m:t>
+        </m:r>
+        <m:r>
+          <m:t>1</m:t>
+        </m:r>
+        <m:r>
+          <m:rPr>
+            <m:sty m:val="p"/>
+          </m:rPr>
+          <m:t>]</m:t>
+        </m:r>
         <m:r>
           <m:rPr>
             <m:sty m:val="p"/>
@@ -4294,46 +4368,15 @@
         <m:r>
           <m:t>r</m:t>
         </m:r>
-        <m:d>
-          <m:dPr>
-            <m:begChr m:val="["/>
-            <m:sepChr m:val=""/>
-            <m:endChr m:val="]"/>
-            <m:grow/>
-          </m:dPr>
-          <m:e>
-            <m:r>
-              <m:t>Y</m:t>
-            </m:r>
-            <m:r>
-              <m:rPr>
-                <m:sty m:val="p"/>
-              </m:rPr>
-              <m:t>=</m:t>
-            </m:r>
-            <m:r>
-              <m:t>1</m:t>
-            </m:r>
-            <m:r>
-              <m:rPr>
-                <m:sty m:val="p"/>
-              </m:rPr>
-              <m:t>|</m:t>
-            </m:r>
-            <m:r>
-              <m:t>A</m:t>
-            </m:r>
-            <m:r>
-              <m:rPr>
-                <m:sty m:val="p"/>
-              </m:rPr>
-              <m:t>=</m:t>
-            </m:r>
-            <m:r>
-              <m:t>1</m:t>
-            </m:r>
-          </m:e>
-        </m:d>
+        <m:r>
+          <m:rPr>
+            <m:sty m:val="p"/>
+          </m:rPr>
+          <m:t>[</m:t>
+        </m:r>
+        <m:r>
+          <m:t>Y</m:t>
+        </m:r>
         <m:r>
           <m:rPr>
             <m:sty m:val="p"/>
@@ -4341,6 +4384,39 @@
           <m:t>=</m:t>
         </m:r>
         <m:r>
+          <m:t>1</m:t>
+        </m:r>
+        <m:r>
+          <m:rPr>
+            <m:sty m:val="p"/>
+          </m:rPr>
+          <m:t>|</m:t>
+        </m:r>
+        <m:r>
+          <m:t>A</m:t>
+        </m:r>
+        <m:r>
+          <m:rPr>
+            <m:sty m:val="p"/>
+          </m:rPr>
+          <m:t>=</m:t>
+        </m:r>
+        <m:r>
+          <m:t>1</m:t>
+        </m:r>
+        <m:r>
+          <m:rPr>
+            <m:sty m:val="p"/>
+          </m:rPr>
+          <m:t>]</m:t>
+        </m:r>
+        <m:r>
+          <m:rPr>
+            <m:sty m:val="p"/>
+          </m:rPr>
+          <m:t>=</m:t>
+        </m:r>
+        <m:r>
           <m:t>0.54</m:t>
         </m:r>
         <m:r>
@@ -4364,46 +4440,48 @@
         <m:r>
           <m:t>r</m:t>
         </m:r>
-        <m:d>
-          <m:dPr>
-            <m:begChr m:val="["/>
-            <m:sepChr m:val=""/>
-            <m:endChr m:val="]"/>
-            <m:grow/>
-          </m:dPr>
-          <m:e>
-            <m:r>
-              <m:t>Y</m:t>
-            </m:r>
-            <m:r>
-              <m:rPr>
-                <m:sty m:val="p"/>
-              </m:rPr>
-              <m:t>=</m:t>
-            </m:r>
-            <m:r>
-              <m:t>1</m:t>
-            </m:r>
-            <m:r>
-              <m:rPr>
-                <m:sty m:val="p"/>
-              </m:rPr>
-              <m:t>|</m:t>
-            </m:r>
-            <m:r>
-              <m:t>A</m:t>
-            </m:r>
-            <m:r>
-              <m:rPr>
-                <m:sty m:val="p"/>
-              </m:rPr>
-              <m:t>=</m:t>
-            </m:r>
-            <m:r>
-              <m:t>0</m:t>
-            </m:r>
-          </m:e>
-        </m:d>
+        <m:r>
+          <m:rPr>
+            <m:sty m:val="p"/>
+          </m:rPr>
+          <m:t>[</m:t>
+        </m:r>
+        <m:r>
+          <m:t>Y</m:t>
+        </m:r>
+        <m:r>
+          <m:rPr>
+            <m:sty m:val="p"/>
+          </m:rPr>
+          <m:t>=</m:t>
+        </m:r>
+        <m:r>
+          <m:t>1</m:t>
+        </m:r>
+        <m:r>
+          <m:rPr>
+            <m:sty m:val="p"/>
+          </m:rPr>
+          <m:t>|</m:t>
+        </m:r>
+        <m:r>
+          <m:t>A</m:t>
+        </m:r>
+        <m:r>
+          <m:rPr>
+            <m:sty m:val="p"/>
+          </m:rPr>
+          <m:t>=</m:t>
+        </m:r>
+        <m:r>
+          <m:t>0</m:t>
+        </m:r>
+        <m:r>
+          <m:rPr>
+            <m:sty m:val="p"/>
+          </m:rPr>
+          <m:t>]</m:t>
+        </m:r>
       </m:oMath>
     </w:p>
     <w:p>
@@ -4512,35 +4590,22 @@
         <m:r>
           <m:t>r</m:t>
         </m:r>
-        <m:d>
-          <m:dPr>
-            <m:begChr m:val="["/>
-            <m:sepChr m:val=""/>
-            <m:endChr m:val="]"/>
-            <m:grow/>
-          </m:dPr>
+        <m:r>
+          <m:rPr>
+            <m:sty m:val="p"/>
+          </m:rPr>
+          <m:t>[</m:t>
+        </m:r>
+        <m:sSup>
           <m:e>
-            <m:sSup>
-              <m:e>
-                <m:r>
-                  <m:t>Y</m:t>
-                </m:r>
-              </m:e>
-              <m:sup>
-                <m:r>
-                  <m:t>a</m:t>
-                </m:r>
-                <m:r>
-                  <m:rPr>
-                    <m:sty m:val="p"/>
-                  </m:rPr>
-                  <m:t>=</m:t>
-                </m:r>
-                <m:r>
-                  <m:t>1</m:t>
-                </m:r>
-              </m:sup>
-            </m:sSup>
+            <m:r>
+              <m:t>Y</m:t>
+            </m:r>
+          </m:e>
+          <m:sup>
+            <m:r>
+              <m:t>a</m:t>
+            </m:r>
             <m:r>
               <m:rPr>
                 <m:sty m:val="p"/>
@@ -4550,51 +4615,53 @@
             <m:r>
               <m:t>1</m:t>
             </m:r>
+          </m:sup>
+        </m:sSup>
+        <m:r>
+          <m:rPr>
+            <m:sty m:val="p"/>
+          </m:rPr>
+          <m:t>=</m:t>
+        </m:r>
+        <m:r>
+          <m:t>1</m:t>
+        </m:r>
+        <m:r>
+          <m:rPr>
+            <m:sty m:val="p"/>
+          </m:rPr>
+          <m:t>]</m:t>
+        </m:r>
+      </m:oMath>
+      <w:r>
+        <w:t xml:space="preserve"> </w:t>
+      </w:r>
+      <w:r>
+        <w:t xml:space="preserve">vs. </w:t>
+      </w:r>
+      <m:oMath>
+        <m:r>
+          <m:t>P</m:t>
+        </m:r>
+        <m:r>
+          <m:t>r</m:t>
+        </m:r>
+        <m:r>
+          <m:rPr>
+            <m:sty m:val="p"/>
+          </m:rPr>
+          <m:t>[</m:t>
+        </m:r>
+        <m:sSup>
+          <m:e>
+            <m:r>
+              <m:t>Y</m:t>
+            </m:r>
           </m:e>
-        </m:d>
-      </m:oMath>
-      <w:r>
-        <w:t xml:space="preserve"> </w:t>
-      </w:r>
-      <w:r>
-        <w:t xml:space="preserve">vs. </w:t>
-      </w:r>
-      <m:oMath>
-        <m:r>
-          <m:t>P</m:t>
-        </m:r>
-        <m:r>
-          <m:t>r</m:t>
-        </m:r>
-        <m:d>
-          <m:dPr>
-            <m:begChr m:val="["/>
-            <m:sepChr m:val=""/>
-            <m:endChr m:val="]"/>
-            <m:grow/>
-          </m:dPr>
-          <m:e>
-            <m:sSup>
-              <m:e>
-                <m:r>
-                  <m:t>Y</m:t>
-                </m:r>
-              </m:e>
-              <m:sup>
-                <m:r>
-                  <m:t>a</m:t>
-                </m:r>
-                <m:r>
-                  <m:rPr>
-                    <m:sty m:val="p"/>
-                  </m:rPr>
-                  <m:t>=</m:t>
-                </m:r>
-                <m:r>
-                  <m:t>0</m:t>
-                </m:r>
-              </m:sup>
-            </m:sSup>
+          <m:sup>
+            <m:r>
+              <m:t>a</m:t>
+            </m:r>
             <m:r>
               <m:rPr>
                 <m:sty m:val="p"/>
@@ -4602,10 +4669,25 @@
               <m:t>=</m:t>
             </m:r>
             <m:r>
-              <m:t>1</m:t>
-            </m:r>
-          </m:e>
-        </m:d>
+              <m:t>0</m:t>
+            </m:r>
+          </m:sup>
+        </m:sSup>
+        <m:r>
+          <m:rPr>
+            <m:sty m:val="p"/>
+          </m:rPr>
+          <m:t>=</m:t>
+        </m:r>
+        <m:r>
+          <m:t>1</m:t>
+        </m:r>
+        <m:r>
+          <m:rPr>
+            <m:sty m:val="p"/>
+          </m:rPr>
+          <m:t>]</m:t>
+        </m:r>
       </m:oMath>
     </w:p>
     <w:p>
@@ -4685,46 +4767,48 @@
         <m:r>
           <m:t>r</m:t>
         </m:r>
-        <m:d>
-          <m:dPr>
-            <m:begChr m:val="["/>
-            <m:sepChr m:val=""/>
-            <m:endChr m:val="]"/>
-            <m:grow/>
-          </m:dPr>
-          <m:e>
-            <m:r>
-              <m:t>Y</m:t>
-            </m:r>
-            <m:r>
-              <m:rPr>
-                <m:sty m:val="p"/>
-              </m:rPr>
-              <m:t>=</m:t>
-            </m:r>
-            <m:r>
-              <m:t>1</m:t>
-            </m:r>
-            <m:r>
-              <m:rPr>
-                <m:sty m:val="p"/>
-              </m:rPr>
-              <m:t>|</m:t>
-            </m:r>
-            <m:r>
-              <m:t>A</m:t>
-            </m:r>
-            <m:r>
-              <m:rPr>
-                <m:sty m:val="p"/>
-              </m:rPr>
-              <m:t>=</m:t>
-            </m:r>
-            <m:r>
-              <m:t>1</m:t>
-            </m:r>
-          </m:e>
-        </m:d>
+        <m:r>
+          <m:rPr>
+            <m:sty m:val="p"/>
+          </m:rPr>
+          <m:t>[</m:t>
+        </m:r>
+        <m:r>
+          <m:t>Y</m:t>
+        </m:r>
+        <m:r>
+          <m:rPr>
+            <m:sty m:val="p"/>
+          </m:rPr>
+          <m:t>=</m:t>
+        </m:r>
+        <m:r>
+          <m:t>1</m:t>
+        </m:r>
+        <m:r>
+          <m:rPr>
+            <m:sty m:val="p"/>
+          </m:rPr>
+          <m:t>|</m:t>
+        </m:r>
+        <m:r>
+          <m:t>A</m:t>
+        </m:r>
+        <m:r>
+          <m:rPr>
+            <m:sty m:val="p"/>
+          </m:rPr>
+          <m:t>=</m:t>
+        </m:r>
+        <m:r>
+          <m:t>1</m:t>
+        </m:r>
+        <m:r>
+          <m:rPr>
+            <m:sty m:val="p"/>
+          </m:rPr>
+          <m:t>]</m:t>
+        </m:r>
       </m:oMath>
       <w:r>
         <w:t xml:space="preserve"> </w:t>
@@ -4739,46 +4823,48 @@
         <m:r>
           <m:t>r</m:t>
         </m:r>
-        <m:d>
-          <m:dPr>
-            <m:begChr m:val="["/>
-            <m:sepChr m:val=""/>
-            <m:endChr m:val="]"/>
-            <m:grow/>
-          </m:dPr>
-          <m:e>
-            <m:r>
-              <m:t>Y</m:t>
-            </m:r>
-            <m:r>
-              <m:rPr>
-                <m:sty m:val="p"/>
-              </m:rPr>
-              <m:t>=</m:t>
-            </m:r>
-            <m:r>
-              <m:t>1</m:t>
-            </m:r>
-            <m:r>
-              <m:rPr>
-                <m:sty m:val="p"/>
-              </m:rPr>
-              <m:t>|</m:t>
-            </m:r>
-            <m:r>
-              <m:t>A</m:t>
-            </m:r>
-            <m:r>
-              <m:rPr>
-                <m:sty m:val="p"/>
-              </m:rPr>
-              <m:t>=</m:t>
-            </m:r>
-            <m:r>
-              <m:t>0</m:t>
-            </m:r>
-          </m:e>
-        </m:d>
+        <m:r>
+          <m:rPr>
+            <m:sty m:val="p"/>
+          </m:rPr>
+          <m:t>[</m:t>
+        </m:r>
+        <m:r>
+          <m:t>Y</m:t>
+        </m:r>
+        <m:r>
+          <m:rPr>
+            <m:sty m:val="p"/>
+          </m:rPr>
+          <m:t>=</m:t>
+        </m:r>
+        <m:r>
+          <m:t>1</m:t>
+        </m:r>
+        <m:r>
+          <m:rPr>
+            <m:sty m:val="p"/>
+          </m:rPr>
+          <m:t>|</m:t>
+        </m:r>
+        <m:r>
+          <m:t>A</m:t>
+        </m:r>
+        <m:r>
+          <m:rPr>
+            <m:sty m:val="p"/>
+          </m:rPr>
+          <m:t>=</m:t>
+        </m:r>
+        <m:r>
+          <m:t>0</m:t>
+        </m:r>
+        <m:r>
+          <m:rPr>
+            <m:sty m:val="p"/>
+          </m:rPr>
+          <m:t>]</m:t>
+        </m:r>
       </m:oMath>
     </w:p>
     <w:p>
@@ -4805,8 +4891,8 @@
         <w:t xml:space="preserve">(discussed in Chapter 7).</w:t>
       </w:r>
     </w:p>
-    <w:bookmarkEnd w:id="33"/>
-    <w:bookmarkStart w:id="34" w:name="the-challenge-of-causal-inference"/>
+    <w:bookmarkEnd w:id="22"/>
+    <w:bookmarkStart w:id="23" w:name="the-challenge-of-causal-inference"/>
     <w:p>
       <w:pPr>
         <w:pStyle w:val="Heading3"/>
@@ -4831,9 +4917,9 @@
         <w:t xml:space="preserve">Chapter 2 provides one answer: conduct a randomized experiment.</w:t>
       </w:r>
     </w:p>
-    <w:bookmarkEnd w:id="34"/>
-    <w:bookmarkEnd w:id="35"/>
-    <w:bookmarkStart w:id="36" w:name="summary"/>
+    <w:bookmarkEnd w:id="23"/>
+    <w:bookmarkEnd w:id="24"/>
+    <w:bookmarkStart w:id="25" w:name="summary"/>
     <w:p>
       <w:pPr>
         <w:pStyle w:val="Heading2"/>
@@ -4955,37 +5041,39 @@
         <m:r>
           <m:t>E</m:t>
         </m:r>
-        <m:d>
-          <m:dPr>
-            <m:begChr m:val="["/>
-            <m:sepChr m:val=""/>
-            <m:endChr m:val="]"/>
-            <m:grow/>
-          </m:dPr>
+        <m:r>
+          <m:rPr>
+            <m:sty m:val="p"/>
+          </m:rPr>
+          <m:t>[</m:t>
+        </m:r>
+        <m:sSup>
           <m:e>
-            <m:sSup>
-              <m:e>
-                <m:r>
-                  <m:t>Y</m:t>
-                </m:r>
-              </m:e>
-              <m:sup>
-                <m:r>
-                  <m:t>a</m:t>
-                </m:r>
-                <m:r>
-                  <m:rPr>
-                    <m:sty m:val="p"/>
-                  </m:rPr>
-                  <m:t>=</m:t>
-                </m:r>
-                <m:r>
-                  <m:t>1</m:t>
-                </m:r>
-              </m:sup>
-            </m:sSup>
+            <m:r>
+              <m:t>Y</m:t>
+            </m:r>
           </m:e>
-        </m:d>
+          <m:sup>
+            <m:r>
+              <m:t>a</m:t>
+            </m:r>
+            <m:r>
+              <m:rPr>
+                <m:sty m:val="p"/>
+              </m:rPr>
+              <m:t>=</m:t>
+            </m:r>
+            <m:r>
+              <m:t>1</m:t>
+            </m:r>
+          </m:sup>
+        </m:sSup>
+        <m:r>
+          <m:rPr>
+            <m:sty m:val="p"/>
+          </m:rPr>
+          <m:t>]</m:t>
+        </m:r>
         <m:r>
           <m:rPr>
             <m:sty m:val="p"/>
@@ -4995,37 +5083,39 @@
         <m:r>
           <m:t>E</m:t>
         </m:r>
-        <m:d>
-          <m:dPr>
-            <m:begChr m:val="["/>
-            <m:sepChr m:val=""/>
-            <m:endChr m:val="]"/>
-            <m:grow/>
-          </m:dPr>
+        <m:r>
+          <m:rPr>
+            <m:sty m:val="p"/>
+          </m:rPr>
+          <m:t>[</m:t>
+        </m:r>
+        <m:sSup>
           <m:e>
-            <m:sSup>
-              <m:e>
-                <m:r>
-                  <m:t>Y</m:t>
-                </m:r>
-              </m:e>
-              <m:sup>
-                <m:r>
-                  <m:t>a</m:t>
-                </m:r>
-                <m:r>
-                  <m:rPr>
-                    <m:sty m:val="p"/>
-                  </m:rPr>
-                  <m:t>=</m:t>
-                </m:r>
-                <m:r>
-                  <m:t>0</m:t>
-                </m:r>
-              </m:sup>
-            </m:sSup>
+            <m:r>
+              <m:t>Y</m:t>
+            </m:r>
           </m:e>
-        </m:d>
+          <m:sup>
+            <m:r>
+              <m:t>a</m:t>
+            </m:r>
+            <m:r>
+              <m:rPr>
+                <m:sty m:val="p"/>
+              </m:rPr>
+              <m:t>=</m:t>
+            </m:r>
+            <m:r>
+              <m:t>0</m:t>
+            </m:r>
+          </m:sup>
+        </m:sSup>
+        <m:r>
+          <m:rPr>
+            <m:sty m:val="p"/>
+          </m:rPr>
+          <m:t>]</m:t>
+        </m:r>
       </m:oMath>
       <w:r>
         <w:t xml:space="preserve">, can sometimes be identified from data</w:t>
@@ -5093,8 +5183,8 @@
         <w:t xml:space="preserve">The key insight: Association does not imply causation. The challenge is to use observed associations to make valid causal inferences.</w:t>
       </w:r>
     </w:p>
-    <w:bookmarkEnd w:id="36"/>
-    <w:bookmarkStart w:id="40" w:name="references"/>
+    <w:bookmarkEnd w:id="25"/>
+    <w:bookmarkStart w:id="29" w:name="references"/>
     <w:p>
       <w:pPr>
         <w:pStyle w:val="Heading2"/>
@@ -5110,8 +5200,8 @@
         </w:pict>
       </w:r>
     </w:p>
-    <w:bookmarkStart w:id="39" w:name="refs"/>
-    <w:bookmarkStart w:id="38" w:name="ref-hernan2020causal"/>
+    <w:bookmarkStart w:id="28" w:name="refs"/>
+    <w:bookmarkStart w:id="27" w:name="ref-hernan2020causal"/>
     <w:p>
       <w:pPr>
         <w:pStyle w:val="Bibliography"/>
@@ -5130,12 +5220,12 @@
         <w:t xml:space="preserve">Causal Inference: What If</w:t>
       </w:r>
       <w:r>
-        <w:t xml:space="preserve">. Boca Raton: Chapman &amp; Hall/CRC.</w:t>
-      </w:r>
-      <w:r>
-        <w:t xml:space="preserve"> </w:t>
-      </w:r>
-      <w:hyperlink r:id="rId37">
+        <w:t xml:space="preserve">. Chapman &amp; Hall/CRC.</w:t>
+      </w:r>
+      <w:r>
+        <w:t xml:space="preserve"> </w:t>
+      </w:r>
+      <w:hyperlink r:id="rId26">
         <w:r>
           <w:rPr>
             <w:rStyle w:val="Hyperlink"/>
@@ -5147,9 +5237,9 @@
         <w:t xml:space="preserve">.</w:t>
       </w:r>
     </w:p>
-    <w:bookmarkEnd w:id="38"/>
-    <w:bookmarkEnd w:id="39"/>
-    <w:bookmarkEnd w:id="40"/>
+    <w:bookmarkEnd w:id="27"/>
+    <w:bookmarkEnd w:id="28"/>
+    <w:bookmarkEnd w:id="29"/>
     <w:sectPr>
       <w:footnotePr>
         <w:numRestart w:val="eachSect"/>
@@ -5579,10 +5669,10 @@
   <w:docDefaults>
     <w:rPrDefault>
       <w:rPr>
-        <w:rFonts w:asciiTheme="minorHAnsi" w:cstheme="minorBidi" w:eastAsiaTheme="minorHAnsi" w:hAnsiTheme="minorHAnsi"/>
+        <w:rFonts w:asciiTheme="minorHAnsi" w:cstheme="minorBidi" w:eastAsiaTheme="minorEastAsia" w:hAnsiTheme="minorHAnsi"/>
         <w:sz w:val="24"/>
         <w:szCs w:val="24"/>
-        <w:lang w:bidi="ar-SA" w:eastAsia="en-US" w:val="en-US"/>
+        <w:lang w:bidi="ar-SA" w:eastAsia="zh-CN" w:val="en-US"/>
       </w:rPr>
     </w:rPrDefault>
     <w:pPrDefault>
@@ -6123,13 +6213,6 @@
       </w:tblCellMar>
     </w:tblPr>
     <w:tblStylePr w:type="firstRow">
-      <w:tblPr>
-        <w:jc w:val="left"/>
-        <w:tblInd w:type="dxa" w:w="0"/>
-      </w:tblPr>
-      <w:trPr>
-        <w:jc w:val="left"/>
-      </w:trPr>
       <w:tcPr>
         <w:tcBorders>
           <w:bottom w:val="single"/>

--- a/chapters/01-introduction.docx
+++ b/chapters/01-introduction.docx
@@ -918,10 +918,10 @@
       </w:r>
       <m:oMath>
         <m:r>
-          <m:t>P</m:t>
-        </m:r>
-        <m:r>
-          <m:t>r</m:t>
+          <m:rPr>
+            <m:sty m:val="p"/>
+          </m:rPr>
+          <m:t>Pr</m:t>
         </m:r>
         <m:r>
           <m:rPr>
@@ -1010,10 +1010,10 @@
       </w:r>
       <m:oMath>
         <m:r>
-          <m:t>P</m:t>
-        </m:r>
-        <m:r>
-          <m:t>r</m:t>
+          <m:rPr>
+            <m:sty m:val="p"/>
+          </m:rPr>
+          <m:t>Pr</m:t>
         </m:r>
         <m:r>
           <m:rPr>
@@ -1157,10 +1157,10 @@
         </m:oMathParaPr>
         <m:oMath>
           <m:r>
-            <m:t>P</m:t>
-          </m:r>
-          <m:r>
-            <m:t>r</m:t>
+            <m:rPr>
+              <m:sty m:val="p"/>
+            </m:rPr>
+            <m:t>Pr</m:t>
           </m:r>
           <m:r>
             <m:rPr>
@@ -1211,10 +1211,10 @@
             <m:t>≠</m:t>
           </m:r>
           <m:r>
-            <m:t>P</m:t>
-          </m:r>
-          <m:r>
-            <m:t>r</m:t>
+            <m:rPr>
+              <m:sty m:val="p"/>
+            </m:rPr>
+            <m:t>Pr</m:t>
           </m:r>
           <m:r>
             <m:rPr>
@@ -1279,41 +1279,43 @@
         </m:oMathParaPr>
         <m:oMath>
           <m:r>
+            <m:rPr>
+              <m:nor/>
+              <m:sty m:val="p"/>
+            </m:rPr>
             <m:t>E</m:t>
           </m:r>
-          <m:r>
-            <m:rPr>
-              <m:sty m:val="p"/>
-            </m:rPr>
-            <m:t>[</m:t>
-          </m:r>
-          <m:sSup>
+          <m:d>
+            <m:dPr>
+              <m:begChr m:val="["/>
+              <m:sepChr m:val=""/>
+              <m:endChr m:val="]"/>
+              <m:grow/>
+            </m:dPr>
             <m:e>
-              <m:r>
-                <m:t>Y</m:t>
-              </m:r>
+              <m:sSup>
+                <m:e>
+                  <m:r>
+                    <m:t>Y</m:t>
+                  </m:r>
+                </m:e>
+                <m:sup>
+                  <m:r>
+                    <m:t>a</m:t>
+                  </m:r>
+                  <m:r>
+                    <m:rPr>
+                      <m:sty m:val="p"/>
+                    </m:rPr>
+                    <m:t>=</m:t>
+                  </m:r>
+                  <m:r>
+                    <m:t>1</m:t>
+                  </m:r>
+                </m:sup>
+              </m:sSup>
             </m:e>
-            <m:sup>
-              <m:r>
-                <m:t>a</m:t>
-              </m:r>
-              <m:r>
-                <m:rPr>
-                  <m:sty m:val="p"/>
-                </m:rPr>
-                <m:t>=</m:t>
-              </m:r>
-              <m:r>
-                <m:t>1</m:t>
-              </m:r>
-            </m:sup>
-          </m:sSup>
-          <m:r>
-            <m:rPr>
-              <m:sty m:val="p"/>
-            </m:rPr>
-            <m:t>]</m:t>
-          </m:r>
+          </m:d>
           <m:r>
             <m:rPr>
               <m:sty m:val="p"/>
@@ -1321,41 +1323,43 @@
             <m:t>≠</m:t>
           </m:r>
           <m:r>
+            <m:rPr>
+              <m:nor/>
+              <m:sty m:val="p"/>
+            </m:rPr>
             <m:t>E</m:t>
           </m:r>
-          <m:r>
-            <m:rPr>
-              <m:sty m:val="p"/>
-            </m:rPr>
-            <m:t>[</m:t>
-          </m:r>
-          <m:sSup>
+          <m:d>
+            <m:dPr>
+              <m:begChr m:val="["/>
+              <m:sepChr m:val=""/>
+              <m:endChr m:val="]"/>
+              <m:grow/>
+            </m:dPr>
             <m:e>
-              <m:r>
-                <m:t>Y</m:t>
-              </m:r>
+              <m:sSup>
+                <m:e>
+                  <m:r>
+                    <m:t>Y</m:t>
+                  </m:r>
+                </m:e>
+                <m:sup>
+                  <m:r>
+                    <m:t>a</m:t>
+                  </m:r>
+                  <m:r>
+                    <m:rPr>
+                      <m:sty m:val="p"/>
+                    </m:rPr>
+                    <m:t>=</m:t>
+                  </m:r>
+                  <m:r>
+                    <m:t>0</m:t>
+                  </m:r>
+                </m:sup>
+              </m:sSup>
             </m:e>
-            <m:sup>
-              <m:r>
-                <m:t>a</m:t>
-              </m:r>
-              <m:r>
-                <m:rPr>
-                  <m:sty m:val="p"/>
-                </m:rPr>
-                <m:t>=</m:t>
-              </m:r>
-              <m:r>
-                <m:t>0</m:t>
-              </m:r>
-            </m:sup>
-          </m:sSup>
-          <m:r>
-            <m:rPr>
-              <m:sty m:val="p"/>
-            </m:rPr>
-            <m:t>]</m:t>
-          </m:r>
+          </m:d>
         </m:oMath>
       </m:oMathPara>
     </w:p>
@@ -1549,157 +1553,163 @@
       </w:r>
       <m:oMath>
         <m:r>
+          <m:rPr>
+            <m:nor/>
+            <m:sty m:val="p"/>
+          </m:rPr>
           <m:t>E</m:t>
         </m:r>
-        <m:r>
-          <m:rPr>
-            <m:sty m:val="p"/>
-          </m:rPr>
-          <m:t>[</m:t>
-        </m:r>
-        <m:sSup>
+        <m:d>
+          <m:dPr>
+            <m:begChr m:val="["/>
+            <m:sepChr m:val=""/>
+            <m:endChr m:val="]"/>
+            <m:grow/>
+          </m:dPr>
           <m:e>
-            <m:r>
-              <m:t>Y</m:t>
-            </m:r>
+            <m:sSup>
+              <m:e>
+                <m:r>
+                  <m:t>Y</m:t>
+                </m:r>
+              </m:e>
+              <m:sup>
+                <m:r>
+                  <m:t>a</m:t>
+                </m:r>
+                <m:r>
+                  <m:rPr>
+                    <m:sty m:val="p"/>
+                  </m:rPr>
+                  <m:t>=</m:t>
+                </m:r>
+                <m:r>
+                  <m:t>1</m:t>
+                </m:r>
+              </m:sup>
+            </m:sSup>
           </m:e>
-          <m:sup>
-            <m:r>
-              <m:t>a</m:t>
-            </m:r>
+        </m:d>
+        <m:r>
+          <m:rPr>
+            <m:sty m:val="p"/>
+          </m:rPr>
+          <m:t>−</m:t>
+        </m:r>
+        <m:r>
+          <m:rPr>
+            <m:nor/>
+            <m:sty m:val="p"/>
+          </m:rPr>
+          <m:t>E</m:t>
+        </m:r>
+        <m:d>
+          <m:dPr>
+            <m:begChr m:val="["/>
+            <m:sepChr m:val=""/>
+            <m:endChr m:val="]"/>
+            <m:grow/>
+          </m:dPr>
+          <m:e>
+            <m:sSup>
+              <m:e>
+                <m:r>
+                  <m:t>Y</m:t>
+                </m:r>
+              </m:e>
+              <m:sup>
+                <m:r>
+                  <m:t>a</m:t>
+                </m:r>
+                <m:r>
+                  <m:rPr>
+                    <m:sty m:val="p"/>
+                  </m:rPr>
+                  <m:t>=</m:t>
+                </m:r>
+                <m:r>
+                  <m:t>0</m:t>
+                </m:r>
+              </m:sup>
+            </m:sSup>
+          </m:e>
+        </m:d>
+      </m:oMath>
+      <w:r>
+        <w:t xml:space="preserve"> </w:t>
+      </w:r>
+      <w:r>
+        <w:t xml:space="preserve">always equals the average of individual causal effects</w:t>
+      </w:r>
+      <w:r>
+        <w:t xml:space="preserve"> </w:t>
+      </w:r>
+      <m:oMath>
+        <m:r>
+          <m:rPr>
+            <m:nor/>
+            <m:sty m:val="p"/>
+          </m:rPr>
+          <m:t>E</m:t>
+        </m:r>
+        <m:d>
+          <m:dPr>
+            <m:begChr m:val="["/>
+            <m:sepChr m:val=""/>
+            <m:endChr m:val="]"/>
+            <m:grow/>
+          </m:dPr>
+          <m:e>
+            <m:sSup>
+              <m:e>
+                <m:r>
+                  <m:t>Y</m:t>
+                </m:r>
+              </m:e>
+              <m:sup>
+                <m:r>
+                  <m:t>a</m:t>
+                </m:r>
+                <m:r>
+                  <m:rPr>
+                    <m:sty m:val="p"/>
+                  </m:rPr>
+                  <m:t>=</m:t>
+                </m:r>
+                <m:r>
+                  <m:t>1</m:t>
+                </m:r>
+              </m:sup>
+            </m:sSup>
             <m:r>
               <m:rPr>
                 <m:sty m:val="p"/>
               </m:rPr>
-              <m:t>=</m:t>
-            </m:r>
-            <m:r>
-              <m:t>1</m:t>
-            </m:r>
-          </m:sup>
-        </m:sSup>
-        <m:r>
-          <m:rPr>
-            <m:sty m:val="p"/>
-          </m:rPr>
-          <m:t>]</m:t>
-        </m:r>
-        <m:r>
-          <m:rPr>
-            <m:sty m:val="p"/>
-          </m:rPr>
-          <m:t>−</m:t>
-        </m:r>
-        <m:r>
-          <m:t>E</m:t>
-        </m:r>
-        <m:r>
-          <m:rPr>
-            <m:sty m:val="p"/>
-          </m:rPr>
-          <m:t>[</m:t>
-        </m:r>
-        <m:sSup>
-          <m:e>
-            <m:r>
-              <m:t>Y</m:t>
-            </m:r>
+              <m:t>−</m:t>
+            </m:r>
+            <m:sSup>
+              <m:e>
+                <m:r>
+                  <m:t>Y</m:t>
+                </m:r>
+              </m:e>
+              <m:sup>
+                <m:r>
+                  <m:t>a</m:t>
+                </m:r>
+                <m:r>
+                  <m:rPr>
+                    <m:sty m:val="p"/>
+                  </m:rPr>
+                  <m:t>=</m:t>
+                </m:r>
+                <m:r>
+                  <m:t>0</m:t>
+                </m:r>
+              </m:sup>
+            </m:sSup>
           </m:e>
-          <m:sup>
-            <m:r>
-              <m:t>a</m:t>
-            </m:r>
-            <m:r>
-              <m:rPr>
-                <m:sty m:val="p"/>
-              </m:rPr>
-              <m:t>=</m:t>
-            </m:r>
-            <m:r>
-              <m:t>0</m:t>
-            </m:r>
-          </m:sup>
-        </m:sSup>
-        <m:r>
-          <m:rPr>
-            <m:sty m:val="p"/>
-          </m:rPr>
-          <m:t>]</m:t>
-        </m:r>
-      </m:oMath>
-      <w:r>
-        <w:t xml:space="preserve"> </w:t>
-      </w:r>
-      <w:r>
-        <w:t xml:space="preserve">always equals the average of individual causal effects</w:t>
-      </w:r>
-      <w:r>
-        <w:t xml:space="preserve"> </w:t>
-      </w:r>
-      <m:oMath>
-        <m:r>
-          <m:t>E</m:t>
-        </m:r>
-        <m:r>
-          <m:rPr>
-            <m:sty m:val="p"/>
-          </m:rPr>
-          <m:t>[</m:t>
-        </m:r>
-        <m:sSup>
-          <m:e>
-            <m:r>
-              <m:t>Y</m:t>
-            </m:r>
-          </m:e>
-          <m:sup>
-            <m:r>
-              <m:t>a</m:t>
-            </m:r>
-            <m:r>
-              <m:rPr>
-                <m:sty m:val="p"/>
-              </m:rPr>
-              <m:t>=</m:t>
-            </m:r>
-            <m:r>
-              <m:t>1</m:t>
-            </m:r>
-          </m:sup>
-        </m:sSup>
-        <m:r>
-          <m:rPr>
-            <m:sty m:val="p"/>
-          </m:rPr>
-          <m:t>−</m:t>
-        </m:r>
-        <m:sSup>
-          <m:e>
-            <m:r>
-              <m:t>Y</m:t>
-            </m:r>
-          </m:e>
-          <m:sup>
-            <m:r>
-              <m:t>a</m:t>
-            </m:r>
-            <m:r>
-              <m:rPr>
-                <m:sty m:val="p"/>
-              </m:rPr>
-              <m:t>=</m:t>
-            </m:r>
-            <m:r>
-              <m:t>0</m:t>
-            </m:r>
-          </m:sup>
-        </m:sSup>
-        <m:r>
-          <m:rPr>
-            <m:sty m:val="p"/>
-          </m:rPr>
-          <m:t>]</m:t>
-        </m:r>
+        </m:d>
       </m:oMath>
       <w:r>
         <w:t xml:space="preserve">, because a difference of averages equals the average of the differences.</w:t>
@@ -1862,10 +1872,10 @@
         </m:oMathParaPr>
         <m:oMath>
           <m:r>
-            <m:t>P</m:t>
-          </m:r>
-          <m:r>
-            <m:t>r</m:t>
+            <m:rPr>
+              <m:sty m:val="p"/>
+            </m:rPr>
+            <m:t>Pr</m:t>
           </m:r>
           <m:r>
             <m:rPr>
@@ -1916,10 +1926,10 @@
             <m:t>−</m:t>
           </m:r>
           <m:r>
-            <m:t>P</m:t>
-          </m:r>
-          <m:r>
-            <m:t>r</m:t>
+            <m:rPr>
+              <m:sty m:val="p"/>
+            </m:rPr>
+            <m:t>Pr</m:t>
           </m:r>
           <m:r>
             <m:rPr>
@@ -1999,10 +2009,10 @@
             </m:fPr>
             <m:num>
               <m:r>
-                <m:t>P</m:t>
-              </m:r>
-              <m:r>
-                <m:t>r</m:t>
+                <m:rPr>
+                  <m:sty m:val="p"/>
+                </m:rPr>
+                <m:t>Pr</m:t>
               </m:r>
               <m:r>
                 <m:rPr>
@@ -2049,10 +2059,10 @@
             </m:num>
             <m:den>
               <m:r>
-                <m:t>P</m:t>
-              </m:r>
-              <m:r>
-                <m:t>r</m:t>
+                <m:rPr>
+                  <m:sty m:val="p"/>
+                </m:rPr>
+                <m:t>Pr</m:t>
               </m:r>
               <m:r>
                 <m:rPr>
@@ -2134,10 +2144,10 @@
             </m:fPr>
             <m:num>
               <m:r>
-                <m:t>P</m:t>
-              </m:r>
-              <m:r>
-                <m:t>r</m:t>
+                <m:rPr>
+                  <m:sty m:val="p"/>
+                </m:rPr>
+                <m:t>Pr</m:t>
               </m:r>
               <m:r>
                 <m:rPr>
@@ -2188,10 +2198,10 @@
                 <m:t>/</m:t>
               </m:r>
               <m:r>
-                <m:t>P</m:t>
-              </m:r>
-              <m:r>
-                <m:t>r</m:t>
+                <m:rPr>
+                  <m:sty m:val="p"/>
+                </m:rPr>
+                <m:t>Pr</m:t>
               </m:r>
               <m:r>
                 <m:rPr>
@@ -2238,10 +2248,10 @@
             </m:num>
             <m:den>
               <m:r>
-                <m:t>P</m:t>
-              </m:r>
-              <m:r>
-                <m:t>r</m:t>
+                <m:rPr>
+                  <m:sty m:val="p"/>
+                </m:rPr>
+                <m:t>Pr</m:t>
               </m:r>
               <m:r>
                 <m:rPr>
@@ -2292,10 +2302,10 @@
                 <m:t>/</m:t>
               </m:r>
               <m:r>
-                <m:t>P</m:t>
-              </m:r>
-              <m:r>
-                <m:t>r</m:t>
+                <m:rPr>
+                  <m:sty m:val="p"/>
+                </m:rPr>
+                <m:t>Pr</m:t>
               </m:r>
               <m:r>
                 <m:rPr>
@@ -2667,41 +2677,43 @@
       </w:r>
       <m:oMath>
         <m:r>
+          <m:rPr>
+            <m:nor/>
+            <m:sty m:val="p"/>
+          </m:rPr>
           <m:t>E</m:t>
         </m:r>
-        <m:r>
-          <m:rPr>
-            <m:sty m:val="p"/>
-          </m:rPr>
-          <m:t>[</m:t>
-        </m:r>
-        <m:sSup>
+        <m:d>
+          <m:dPr>
+            <m:begChr m:val="["/>
+            <m:sepChr m:val=""/>
+            <m:endChr m:val="]"/>
+            <m:grow/>
+          </m:dPr>
           <m:e>
-            <m:r>
-              <m:t>Y</m:t>
-            </m:r>
+            <m:sSup>
+              <m:e>
+                <m:r>
+                  <m:t>Y</m:t>
+                </m:r>
+              </m:e>
+              <m:sup>
+                <m:r>
+                  <m:t>a</m:t>
+                </m:r>
+                <m:r>
+                  <m:rPr>
+                    <m:sty m:val="p"/>
+                  </m:rPr>
+                  <m:t>=</m:t>
+                </m:r>
+                <m:r>
+                  <m:t>1</m:t>
+                </m:r>
+              </m:sup>
+            </m:sSup>
           </m:e>
-          <m:sup>
-            <m:r>
-              <m:t>a</m:t>
-            </m:r>
-            <m:r>
-              <m:rPr>
-                <m:sty m:val="p"/>
-              </m:rPr>
-              <m:t>=</m:t>
-            </m:r>
-            <m:r>
-              <m:t>1</m:t>
-            </m:r>
-          </m:sup>
-        </m:sSup>
-        <m:r>
-          <m:rPr>
-            <m:sty m:val="p"/>
-          </m:rPr>
-          <m:t>]</m:t>
-        </m:r>
+        </m:d>
         <m:r>
           <m:rPr>
             <m:sty m:val="p"/>
@@ -2709,41 +2721,43 @@
           <m:t>=</m:t>
         </m:r>
         <m:r>
+          <m:rPr>
+            <m:nor/>
+            <m:sty m:val="p"/>
+          </m:rPr>
           <m:t>E</m:t>
         </m:r>
-        <m:r>
-          <m:rPr>
-            <m:sty m:val="p"/>
-          </m:rPr>
-          <m:t>[</m:t>
-        </m:r>
-        <m:sSup>
+        <m:d>
+          <m:dPr>
+            <m:begChr m:val="["/>
+            <m:sepChr m:val=""/>
+            <m:endChr m:val="]"/>
+            <m:grow/>
+          </m:dPr>
           <m:e>
-            <m:r>
-              <m:t>Y</m:t>
-            </m:r>
+            <m:sSup>
+              <m:e>
+                <m:r>
+                  <m:t>Y</m:t>
+                </m:r>
+              </m:e>
+              <m:sup>
+                <m:r>
+                  <m:t>a</m:t>
+                </m:r>
+                <m:r>
+                  <m:rPr>
+                    <m:sty m:val="p"/>
+                  </m:rPr>
+                  <m:t>=</m:t>
+                </m:r>
+                <m:r>
+                  <m:t>0</m:t>
+                </m:r>
+              </m:sup>
+            </m:sSup>
           </m:e>
-          <m:sup>
-            <m:r>
-              <m:t>a</m:t>
-            </m:r>
-            <m:r>
-              <m:rPr>
-                <m:sty m:val="p"/>
-              </m:rPr>
-              <m:t>=</m:t>
-            </m:r>
-            <m:r>
-              <m:t>0</m:t>
-            </m:r>
-          </m:sup>
-        </m:sSup>
-        <m:r>
-          <m:rPr>
-            <m:sty m:val="p"/>
-          </m:rPr>
-          <m:t>]</m:t>
-        </m:r>
+        </m:d>
         <m:r>
           <m:rPr>
             <m:sty m:val="p"/>
@@ -2770,43 +2784,45 @@
           </m:accPr>
           <m:e>
             <m:r>
+              <m:rPr>
+                <m:nor/>
+                <m:sty m:val="p"/>
+              </m:rPr>
               <m:t>E</m:t>
             </m:r>
           </m:e>
         </m:acc>
-        <m:r>
-          <m:rPr>
-            <m:sty m:val="p"/>
-          </m:rPr>
-          <m:t>[</m:t>
-        </m:r>
-        <m:sSup>
+        <m:d>
+          <m:dPr>
+            <m:begChr m:val="["/>
+            <m:sepChr m:val=""/>
+            <m:endChr m:val="]"/>
+            <m:grow/>
+          </m:dPr>
           <m:e>
-            <m:r>
-              <m:t>Y</m:t>
-            </m:r>
+            <m:sSup>
+              <m:e>
+                <m:r>
+                  <m:t>Y</m:t>
+                </m:r>
+              </m:e>
+              <m:sup>
+                <m:r>
+                  <m:t>a</m:t>
+                </m:r>
+                <m:r>
+                  <m:rPr>
+                    <m:sty m:val="p"/>
+                  </m:rPr>
+                  <m:t>=</m:t>
+                </m:r>
+                <m:r>
+                  <m:t>1</m:t>
+                </m:r>
+              </m:sup>
+            </m:sSup>
           </m:e>
-          <m:sup>
-            <m:r>
-              <m:t>a</m:t>
-            </m:r>
-            <m:r>
-              <m:rPr>
-                <m:sty m:val="p"/>
-              </m:rPr>
-              <m:t>=</m:t>
-            </m:r>
-            <m:r>
-              <m:t>1</m:t>
-            </m:r>
-          </m:sup>
-        </m:sSup>
-        <m:r>
-          <m:rPr>
-            <m:sty m:val="p"/>
-          </m:rPr>
-          <m:t>]</m:t>
-        </m:r>
+        </m:d>
         <m:r>
           <m:rPr>
             <m:sty m:val="p"/>
@@ -2833,43 +2849,45 @@
           </m:accPr>
           <m:e>
             <m:r>
+              <m:rPr>
+                <m:nor/>
+                <m:sty m:val="p"/>
+              </m:rPr>
               <m:t>E</m:t>
             </m:r>
           </m:e>
         </m:acc>
-        <m:r>
-          <m:rPr>
-            <m:sty m:val="p"/>
-          </m:rPr>
-          <m:t>[</m:t>
-        </m:r>
-        <m:sSup>
+        <m:d>
+          <m:dPr>
+            <m:begChr m:val="["/>
+            <m:sepChr m:val=""/>
+            <m:endChr m:val="]"/>
+            <m:grow/>
+          </m:dPr>
           <m:e>
-            <m:r>
-              <m:t>Y</m:t>
-            </m:r>
+            <m:sSup>
+              <m:e>
+                <m:r>
+                  <m:t>Y</m:t>
+                </m:r>
+              </m:e>
+              <m:sup>
+                <m:r>
+                  <m:t>a</m:t>
+                </m:r>
+                <m:r>
+                  <m:rPr>
+                    <m:sty m:val="p"/>
+                  </m:rPr>
+                  <m:t>=</m:t>
+                </m:r>
+                <m:r>
+                  <m:t>0</m:t>
+                </m:r>
+              </m:sup>
+            </m:sSup>
           </m:e>
-          <m:sup>
-            <m:r>
-              <m:t>a</m:t>
-            </m:r>
-            <m:r>
-              <m:rPr>
-                <m:sty m:val="p"/>
-              </m:rPr>
-              <m:t>=</m:t>
-            </m:r>
-            <m:r>
-              <m:t>0</m:t>
-            </m:r>
-          </m:sup>
-        </m:sSup>
-        <m:r>
-          <m:rPr>
-            <m:sty m:val="p"/>
-          </m:rPr>
-          <m:t>]</m:t>
-        </m:r>
+        </m:d>
         <m:r>
           <m:rPr>
             <m:sty m:val="p"/>
@@ -3158,10 +3176,10 @@
       </w:r>
       <m:oMath>
         <m:r>
-          <m:t>P</m:t>
-        </m:r>
-        <m:r>
-          <m:t>r</m:t>
+          <m:rPr>
+            <m:sty m:val="p"/>
+          </m:rPr>
+          <m:t>Pr</m:t>
         </m:r>
         <m:r>
           <m:rPr>
@@ -3253,10 +3271,10 @@
       </w:r>
       <m:oMath>
         <m:r>
-          <m:t>P</m:t>
-        </m:r>
-        <m:r>
-          <m:t>r</m:t>
+          <m:rPr>
+            <m:sty m:val="p"/>
+          </m:rPr>
+          <m:t>Pr</m:t>
         </m:r>
         <m:r>
           <m:rPr>
@@ -3392,10 +3410,10 @@
         </m:oMathParaPr>
         <m:oMath>
           <m:r>
-            <m:t>P</m:t>
-          </m:r>
-          <m:r>
-            <m:t>r</m:t>
+            <m:rPr>
+              <m:sty m:val="p"/>
+            </m:rPr>
+            <m:t>Pr</m:t>
           </m:r>
           <m:r>
             <m:rPr>
@@ -3446,10 +3464,10 @@
             <m:t>=</m:t>
           </m:r>
           <m:r>
-            <m:t>P</m:t>
-          </m:r>
-          <m:r>
-            <m:t>r</m:t>
+            <m:rPr>
+              <m:sty m:val="p"/>
+            </m:rPr>
+            <m:t>Pr</m:t>
           </m:r>
           <m:r>
             <m:rPr>
@@ -3508,26 +3526,43 @@
       </w:r>
       <m:oMath>
         <m:r>
+          <m:rPr>
+            <m:nor/>
+            <m:sty m:val="p"/>
+          </m:rPr>
           <m:t>E</m:t>
         </m:r>
-        <m:r>
-          <m:rPr>
-            <m:sty m:val="p"/>
-          </m:rPr>
-          <m:t>[</m:t>
-        </m:r>
-        <m:r>
-          <m:t>Y</m:t>
-        </m:r>
-        <m:r>
-          <m:rPr>
-            <m:sty m:val="p"/>
-          </m:rPr>
-          <m:t>|</m:t>
-        </m:r>
-        <m:r>
-          <m:t>A</m:t>
-        </m:r>
+        <m:d>
+          <m:dPr>
+            <m:begChr m:val="["/>
+            <m:sepChr m:val=""/>
+            <m:endChr m:val="]"/>
+            <m:grow/>
+          </m:dPr>
+          <m:e>
+            <m:r>
+              <m:t>Y</m:t>
+            </m:r>
+            <m:r>
+              <m:rPr>
+                <m:sty m:val="p"/>
+              </m:rPr>
+              <m:t>|</m:t>
+            </m:r>
+            <m:r>
+              <m:t>A</m:t>
+            </m:r>
+            <m:r>
+              <m:rPr>
+                <m:sty m:val="p"/>
+              </m:rPr>
+              <m:t>=</m:t>
+            </m:r>
+            <m:r>
+              <m:t>1</m:t>
+            </m:r>
+          </m:e>
+        </m:d>
         <m:r>
           <m:rPr>
             <m:sty m:val="p"/>
@@ -3535,56 +3570,43 @@
           <m:t>=</m:t>
         </m:r>
         <m:r>
-          <m:t>1</m:t>
-        </m:r>
-        <m:r>
-          <m:rPr>
-            <m:sty m:val="p"/>
-          </m:rPr>
-          <m:t>]</m:t>
-        </m:r>
-        <m:r>
-          <m:rPr>
-            <m:sty m:val="p"/>
-          </m:rPr>
-          <m:t>=</m:t>
-        </m:r>
-        <m:r>
+          <m:rPr>
+            <m:nor/>
+            <m:sty m:val="p"/>
+          </m:rPr>
           <m:t>E</m:t>
         </m:r>
-        <m:r>
-          <m:rPr>
-            <m:sty m:val="p"/>
-          </m:rPr>
-          <m:t>[</m:t>
-        </m:r>
-        <m:r>
-          <m:t>Y</m:t>
-        </m:r>
-        <m:r>
-          <m:rPr>
-            <m:sty m:val="p"/>
-          </m:rPr>
-          <m:t>|</m:t>
-        </m:r>
-        <m:r>
-          <m:t>A</m:t>
-        </m:r>
-        <m:r>
-          <m:rPr>
-            <m:sty m:val="p"/>
-          </m:rPr>
-          <m:t>=</m:t>
-        </m:r>
-        <m:r>
-          <m:t>0</m:t>
-        </m:r>
-        <m:r>
-          <m:rPr>
-            <m:sty m:val="p"/>
-          </m:rPr>
-          <m:t>]</m:t>
-        </m:r>
+        <m:d>
+          <m:dPr>
+            <m:begChr m:val="["/>
+            <m:sepChr m:val=""/>
+            <m:endChr m:val="]"/>
+            <m:grow/>
+          </m:dPr>
+          <m:e>
+            <m:r>
+              <m:t>Y</m:t>
+            </m:r>
+            <m:r>
+              <m:rPr>
+                <m:sty m:val="p"/>
+              </m:rPr>
+              <m:t>|</m:t>
+            </m:r>
+            <m:r>
+              <m:t>A</m:t>
+            </m:r>
+            <m:r>
+              <m:rPr>
+                <m:sty m:val="p"/>
+              </m:rPr>
+              <m:t>=</m:t>
+            </m:r>
+            <m:r>
+              <m:t>0</m:t>
+            </m:r>
+          </m:e>
+        </m:d>
       </m:oMath>
     </w:p>
     <w:p>
@@ -3718,10 +3740,10 @@
       </w:r>
       <m:oMath>
         <m:r>
-          <m:t>P</m:t>
-        </m:r>
-        <m:r>
-          <m:t>r</m:t>
+          <m:rPr>
+            <m:sty m:val="p"/>
+          </m:rPr>
+          <m:t>Pr</m:t>
         </m:r>
         <m:r>
           <m:rPr>
@@ -3772,10 +3794,10 @@
           <m:t>−</m:t>
         </m:r>
         <m:r>
-          <m:t>P</m:t>
-        </m:r>
-        <m:r>
-          <m:t>r</m:t>
+          <m:rPr>
+            <m:sty m:val="p"/>
+          </m:rPr>
+          <m:t>Pr</m:t>
         </m:r>
         <m:r>
           <m:rPr>
@@ -3844,10 +3866,10 @@
       </w:r>
       <m:oMath>
         <m:r>
-          <m:t>P</m:t>
-        </m:r>
-        <m:r>
-          <m:t>r</m:t>
+          <m:rPr>
+            <m:sty m:val="p"/>
+          </m:rPr>
+          <m:t>Pr</m:t>
         </m:r>
         <m:r>
           <m:rPr>
@@ -3898,10 +3920,10 @@
           <m:t>/</m:t>
         </m:r>
         <m:r>
-          <m:t>P</m:t>
-        </m:r>
-        <m:r>
-          <m:t>r</m:t>
+          <m:rPr>
+            <m:sty m:val="p"/>
+          </m:rPr>
+          <m:t>Pr</m:t>
         </m:r>
         <m:r>
           <m:rPr>
@@ -3978,10 +4000,10 @@
           </m:fPr>
           <m:num>
             <m:r>
-              <m:t>P</m:t>
-            </m:r>
-            <m:r>
-              <m:t>r</m:t>
+              <m:rPr>
+                <m:sty m:val="p"/>
+              </m:rPr>
+              <m:t>Pr</m:t>
             </m:r>
             <m:r>
               <m:rPr>
@@ -4032,10 +4054,10 @@
               <m:t>/</m:t>
             </m:r>
             <m:r>
-              <m:t>P</m:t>
-            </m:r>
-            <m:r>
-              <m:t>r</m:t>
+              <m:rPr>
+                <m:sty m:val="p"/>
+              </m:rPr>
+              <m:t>Pr</m:t>
             </m:r>
             <m:r>
               <m:rPr>
@@ -4082,10 +4104,10 @@
           </m:num>
           <m:den>
             <m:r>
-              <m:t>P</m:t>
-            </m:r>
-            <m:r>
-              <m:t>r</m:t>
+              <m:rPr>
+                <m:sty m:val="p"/>
+              </m:rPr>
+              <m:t>Pr</m:t>
             </m:r>
             <m:r>
               <m:rPr>
@@ -4136,10 +4158,10 @@
               <m:t>/</m:t>
             </m:r>
             <m:r>
-              <m:t>P</m:t>
-            </m:r>
-            <m:r>
-              <m:t>r</m:t>
+              <m:rPr>
+                <m:sty m:val="p"/>
+              </m:rPr>
+              <m:t>Pr</m:t>
             </m:r>
             <m:r>
               <m:rPr>
@@ -4228,10 +4250,10 @@
       </w:r>
       <m:oMath>
         <m:r>
-          <m:t>P</m:t>
-        </m:r>
-        <m:r>
-          <m:t>r</m:t>
+          <m:rPr>
+            <m:sty m:val="p"/>
+          </m:rPr>
+          <m:t>Pr</m:t>
         </m:r>
         <m:r>
           <m:rPr>
@@ -4282,10 +4304,10 @@
           <m:t>=</m:t>
         </m:r>
         <m:r>
-          <m:t>P</m:t>
-        </m:r>
-        <m:r>
-          <m:t>r</m:t>
+          <m:rPr>
+            <m:sty m:val="p"/>
+          </m:rPr>
+          <m:t>Pr</m:t>
         </m:r>
         <m:r>
           <m:rPr>
@@ -4363,10 +4385,10 @@
       </w:r>
       <m:oMath>
         <m:r>
-          <m:t>P</m:t>
-        </m:r>
-        <m:r>
-          <m:t>r</m:t>
+          <m:rPr>
+            <m:sty m:val="p"/>
+          </m:rPr>
+          <m:t>Pr</m:t>
         </m:r>
         <m:r>
           <m:rPr>
@@ -4435,10 +4457,10 @@
           <m:t>=</m:t>
         </m:r>
         <m:r>
-          <m:t>P</m:t>
-        </m:r>
-        <m:r>
-          <m:t>r</m:t>
+          <m:rPr>
+            <m:sty m:val="p"/>
+          </m:rPr>
+          <m:t>Pr</m:t>
         </m:r>
         <m:r>
           <m:rPr>
@@ -4585,10 +4607,10 @@
       </w:r>
       <m:oMath>
         <m:r>
-          <m:t>P</m:t>
-        </m:r>
-        <m:r>
-          <m:t>r</m:t>
+          <m:rPr>
+            <m:sty m:val="p"/>
+          </m:rPr>
+          <m:t>Pr</m:t>
         </m:r>
         <m:r>
           <m:rPr>
@@ -4641,10 +4663,10 @@
       </w:r>
       <m:oMath>
         <m:r>
-          <m:t>P</m:t>
-        </m:r>
-        <m:r>
-          <m:t>r</m:t>
+          <m:rPr>
+            <m:sty m:val="p"/>
+          </m:rPr>
+          <m:t>Pr</m:t>
         </m:r>
         <m:r>
           <m:rPr>
@@ -4762,10 +4784,10 @@
       </w:r>
       <m:oMath>
         <m:r>
-          <m:t>P</m:t>
-        </m:r>
-        <m:r>
-          <m:t>r</m:t>
+          <m:rPr>
+            <m:sty m:val="p"/>
+          </m:rPr>
+          <m:t>Pr</m:t>
         </m:r>
         <m:r>
           <m:rPr>
@@ -4818,10 +4840,10 @@
       </w:r>
       <m:oMath>
         <m:r>
-          <m:t>P</m:t>
-        </m:r>
-        <m:r>
-          <m:t>r</m:t>
+          <m:rPr>
+            <m:sty m:val="p"/>
+          </m:rPr>
+          <m:t>Pr</m:t>
         </m:r>
         <m:r>
           <m:rPr>
@@ -5039,41 +5061,43 @@
       </w:r>
       <m:oMath>
         <m:r>
+          <m:rPr>
+            <m:nor/>
+            <m:sty m:val="p"/>
+          </m:rPr>
           <m:t>E</m:t>
         </m:r>
-        <m:r>
-          <m:rPr>
-            <m:sty m:val="p"/>
-          </m:rPr>
-          <m:t>[</m:t>
-        </m:r>
-        <m:sSup>
+        <m:d>
+          <m:dPr>
+            <m:begChr m:val="["/>
+            <m:sepChr m:val=""/>
+            <m:endChr m:val="]"/>
+            <m:grow/>
+          </m:dPr>
           <m:e>
-            <m:r>
-              <m:t>Y</m:t>
-            </m:r>
+            <m:sSup>
+              <m:e>
+                <m:r>
+                  <m:t>Y</m:t>
+                </m:r>
+              </m:e>
+              <m:sup>
+                <m:r>
+                  <m:t>a</m:t>
+                </m:r>
+                <m:r>
+                  <m:rPr>
+                    <m:sty m:val="p"/>
+                  </m:rPr>
+                  <m:t>=</m:t>
+                </m:r>
+                <m:r>
+                  <m:t>1</m:t>
+                </m:r>
+              </m:sup>
+            </m:sSup>
           </m:e>
-          <m:sup>
-            <m:r>
-              <m:t>a</m:t>
-            </m:r>
-            <m:r>
-              <m:rPr>
-                <m:sty m:val="p"/>
-              </m:rPr>
-              <m:t>=</m:t>
-            </m:r>
-            <m:r>
-              <m:t>1</m:t>
-            </m:r>
-          </m:sup>
-        </m:sSup>
-        <m:r>
-          <m:rPr>
-            <m:sty m:val="p"/>
-          </m:rPr>
-          <m:t>]</m:t>
-        </m:r>
+        </m:d>
         <m:r>
           <m:rPr>
             <m:sty m:val="p"/>
@@ -5081,41 +5105,43 @@
           <m:t>≠</m:t>
         </m:r>
         <m:r>
+          <m:rPr>
+            <m:nor/>
+            <m:sty m:val="p"/>
+          </m:rPr>
           <m:t>E</m:t>
         </m:r>
-        <m:r>
-          <m:rPr>
-            <m:sty m:val="p"/>
-          </m:rPr>
-          <m:t>[</m:t>
-        </m:r>
-        <m:sSup>
+        <m:d>
+          <m:dPr>
+            <m:begChr m:val="["/>
+            <m:sepChr m:val=""/>
+            <m:endChr m:val="]"/>
+            <m:grow/>
+          </m:dPr>
           <m:e>
-            <m:r>
-              <m:t>Y</m:t>
-            </m:r>
+            <m:sSup>
+              <m:e>
+                <m:r>
+                  <m:t>Y</m:t>
+                </m:r>
+              </m:e>
+              <m:sup>
+                <m:r>
+                  <m:t>a</m:t>
+                </m:r>
+                <m:r>
+                  <m:rPr>
+                    <m:sty m:val="p"/>
+                  </m:rPr>
+                  <m:t>=</m:t>
+                </m:r>
+                <m:r>
+                  <m:t>0</m:t>
+                </m:r>
+              </m:sup>
+            </m:sSup>
           </m:e>
-          <m:sup>
-            <m:r>
-              <m:t>a</m:t>
-            </m:r>
-            <m:r>
-              <m:rPr>
-                <m:sty m:val="p"/>
-              </m:rPr>
-              <m:t>=</m:t>
-            </m:r>
-            <m:r>
-              <m:t>0</m:t>
-            </m:r>
-          </m:sup>
-        </m:sSup>
-        <m:r>
-          <m:rPr>
-            <m:sty m:val="p"/>
-          </m:rPr>
-          <m:t>]</m:t>
-        </m:r>
+        </m:d>
       </m:oMath>
       <w:r>
         <w:t xml:space="preserve">, can sometimes be identified from data</w:t>
